--- a/rapports/2026-06-06/EQ25/EQ25_sup_v2/DR_032202050007/07-22-10-15.docx
+++ b/rapports/2026-06-06/EQ25/EQ25_sup_v2/DR_032202050007/07-22-10-15.docx
@@ -297,7 +297,7 @@
           <w:color w:val="1F6FEB"/>
           <w:sz w:val="22"/>
         </w:rPr>
-        <w:t>⚠ INCOHÉRENCES À CORRIGER (230)</w:t>
+        <w:t>⚠ INCOHÉRENCES À CORRIGER (214)</w:t>
       </w:r>
     </w:p>
     <w:tbl>
@@ -454,7 +454,7 @@
                 <w:color w:val="16A34A"/>
                 <w:sz w:val="16"/>
               </w:rPr>
-              <w:t>s01q32, s01q37, s04q23, s01q00b, s01q37_decode, s04q23_decode</w:t>
+              <w:t>—</w:t>
             </w:r>
           </w:p>
         </w:tc>
@@ -485,7 +485,7 @@
                 <w:i w:val="0"/>
                 <w:sz w:val="17"/>
               </w:rPr>
-              <w:t>Incoherence! ABDOU FAYE a declaré que la catégorie socioprofessionnelle de sa mère est Travailleur pour compte propre alors que la mère elle-même declare comme catégorie socioprofessionnelle Ouvrier ou employé qualifié au niveau de la section 4b.</w:t>
+              <w:t>Incoherence! MANE FAYE a declaré que le secteur institutionnel de son père est Administration publique alors que le père lui-même declare comme secteur institutionnel Entreprise publique/ parapublique au niveau de la section 4b.</w:t>
             </w:r>
           </w:p>
         </w:tc>
@@ -544,7 +544,7 @@
                 <w:color w:val="16A34A"/>
                 <w:sz w:val="16"/>
               </w:rPr>
-              <w:t>—</w:t>
+              <w:t>s01q32, s01q37, s04q23, s01q00b, s01q37_decode, s04q23_decode</w:t>
             </w:r>
           </w:p>
         </w:tc>
@@ -575,7 +575,7 @@
                 <w:i w:val="0"/>
                 <w:sz w:val="17"/>
               </w:rPr>
-              <w:t>Incoherence! AISSATA FAYE a declaré que le secteur institutionnel de son père est Administration publique alors que le père lui-même declare comme secteur institutionnel Entreprise publique/ parapublique au niveau de la section 4b.</w:t>
+              <w:t>Incoherence! ABDOU FAYE a declaré que la catégorie socioprofessionnelle de sa mère est Travailleur pour compte propre alors que la mère elle-même declare comme catégorie socioprofessionnelle Ouvrier ou employé qualifié au niveau de la section 4b.</w:t>
             </w:r>
           </w:p>
         </w:tc>
@@ -665,7 +665,7 @@
                 <w:i w:val="0"/>
                 <w:sz w:val="17"/>
               </w:rPr>
-              <w:t>Incoherence! AISSATA FAYE a dit que sa mère a un niveau Primaire alors que la mère elle-même dit qu'elle a un niveau Secondaire 1 (Moyen) Général au niveau de la section 2.</w:t>
+              <w:t>Incoherence! ADAM FAYE a declaré que le secteur institutionnel de son père est Administration publique alors que le père lui-même declare comme secteur institutionnel Entreprise publique/ parapublique au niveau de la section 4b.</w:t>
             </w:r>
           </w:p>
         </w:tc>
@@ -724,7 +724,7 @@
                 <w:color w:val="16A34A"/>
                 <w:sz w:val="16"/>
               </w:rPr>
-              <w:t>s01q25, s01q30, s04q23, s01q00b, s01q30_decode, s04q23_decode</w:t>
+              <w:t>—</w:t>
             </w:r>
           </w:p>
         </w:tc>
@@ -755,7 +755,7 @@
                 <w:i w:val="0"/>
                 <w:sz w:val="17"/>
               </w:rPr>
-              <w:t>Incoherence! ASTOU FAYE a declaré que la catégorie socioprofessionnelle de son père est Ouvrier ou employé qualifié alors que le père lui-même declare comme catégorie socioprofessionnelle Cadre supérieur au niveau de la section 4b.</w:t>
+              <w:t>Incoherence! ADAMA FAYE a declaré que le secteur institutionnel de son père est Administration publique alors que le père lui-même declare comme secteur institutionnel Entreprise publique/ parapublique au niveau de la section 4b.</w:t>
             </w:r>
           </w:p>
         </w:tc>
@@ -845,7 +845,7 @@
                 <w:i w:val="0"/>
                 <w:sz w:val="17"/>
               </w:rPr>
-              <w:t>Incoherence! ASTOU FAYE a declaré que le secteur institutionnel de son père est Entreprise individuelle alors que le père lui-même declare comme secteur institutionnel Entreprise publique/ parapublique au niveau de la section 4b.</w:t>
+              <w:t>Incoherence! ADAMA FAYE a dit que sa mère a un niveau Primaire alors que la mère elle-même dit qu'elle a un niveau Secondaire 1 (Moyen) Général au niveau de la section 2.</w:t>
             </w:r>
           </w:p>
         </w:tc>
@@ -904,7 +904,7 @@
                 <w:color w:val="16A34A"/>
                 <w:sz w:val="16"/>
               </w:rPr>
-              <w:t>s01q32, s01q37, s04q23, s01q00b, s01q37_decode, s04q23_decode</w:t>
+              <w:t>—</w:t>
             </w:r>
           </w:p>
         </w:tc>
@@ -935,7 +935,7 @@
                 <w:i w:val="0"/>
                 <w:sz w:val="17"/>
               </w:rPr>
-              <w:t>Incoherence! ASTOU FAYE a declaré que la catégorie socioprofessionnelle de sa mère est Travailleur familial contribuant à une entreprise familiale alors que la mère elle-même declare comme catégorie socioprofessionnelle Ouvrier ou employé qualifié au niveau de la section 4b.</w:t>
+              <w:t>Incoherence! AISSATA FAYE a declaré que le secteur institutionnel de son père est Administration publique alors que le père lui-même declare comme secteur institutionnel Entreprise publique/ parapublique au niveau de la section 4b.</w:t>
             </w:r>
           </w:p>
         </w:tc>
@@ -1025,7 +1025,7 @@
                 <w:i w:val="0"/>
                 <w:sz w:val="17"/>
               </w:rPr>
-              <w:t>Incoherence! FALLOU FAYE a declaré que le secteur institutionnel de son père est Administration publique alors que le père lui-même declare comme secteur institutionnel Entreprise publique/ parapublique au niveau de la section 4b.</w:t>
+              <w:t>Incoherence! AISSATA FAYE a dit que sa mère a un niveau Primaire alors que la mère elle-même dit qu'elle a un niveau Secondaire 1 (Moyen) Général au niveau de la section 2.</w:t>
             </w:r>
           </w:p>
         </w:tc>
@@ -1084,7 +1084,7 @@
                 <w:color w:val="16A34A"/>
                 <w:sz w:val="16"/>
               </w:rPr>
-              <w:t>—</w:t>
+              <w:t>s01q25, s01q30, s04q23, s01q00b, s01q30_decode, s04q23_decode</w:t>
             </w:r>
           </w:p>
         </w:tc>
@@ -1115,7 +1115,7 @@
                 <w:i w:val="0"/>
                 <w:sz w:val="17"/>
               </w:rPr>
-              <w:t>Incoherence! FALLOU FAYE2 a declaré que le secteur institutionnel de son père est Administration publique alors que le père lui-même declare comme secteur institutionnel Entreprise publique/ parapublique au niveau de la section 4b.</w:t>
+              <w:t>Incoherence! ASTOU FAYE a declaré que la catégorie socioprofessionnelle de son père est Ouvrier ou employé qualifié alors que le père lui-même declare comme catégorie socioprofessionnelle Cadre supérieur au niveau de la section 4b.</w:t>
             </w:r>
           </w:p>
         </w:tc>
@@ -1205,7 +1205,7 @@
                 <w:i w:val="0"/>
                 <w:sz w:val="17"/>
               </w:rPr>
-              <w:t>Incoherence! FALLOU FAYE2 a dit que sa mère a un niveau Primaire alors que la mère elle-même dit qu'elle a un niveau Secondaire 1 (Moyen) Général au niveau de la section 2.</w:t>
+              <w:t>Incoherence! ASTOU FAYE a declaré que le secteur institutionnel de son père est Entreprise individuelle alors que le père lui-même declare comme secteur institutionnel Entreprise publique/ parapublique au niveau de la section 4b.</w:t>
             </w:r>
           </w:p>
         </w:tc>
@@ -1264,7 +1264,7 @@
                 <w:color w:val="16A34A"/>
                 <w:sz w:val="16"/>
               </w:rPr>
-              <w:t>s01q39</w:t>
+              <w:t>s01q32, s01q37, s04q23, s01q00b, s01q37_decode, s04q23_decode</w:t>
             </w:r>
           </w:p>
         </w:tc>
@@ -1295,7 +1295,7 @@
                 <w:i w:val="0"/>
                 <w:sz w:val="17"/>
               </w:rPr>
-              <w:t>Incoherence! NAR FAYE dispose d'un téléphone portable à s01q39, donc la raison évoquée ne peut pas être (ne dispose pas d'appareil).</w:t>
+              <w:t>Incoherence! ASTOU FAYE a declaré que la catégorie socioprofessionnelle de sa mère est Travailleur familial contribuant à une entreprise familiale alors que la mère elle-même declare comme catégorie socioprofessionnelle Ouvrier ou employé qualifié au niveau de la section 4b.</w:t>
             </w:r>
           </w:p>
         </w:tc>
@@ -1385,7 +1385,7 @@
                 <w:i w:val="0"/>
                 <w:sz w:val="17"/>
               </w:rPr>
-              <w:t>Incoherence! NDANTY FAYE a declaré que le secteur institutionnel de son père est Administration publique alors que le père lui-même declare comme secteur institutionnel Entreprise publique/ parapublique au niveau de la section 4b.</w:t>
+              <w:t>Incoherence! FALLOU FAYE a declaré que le secteur institutionnel de son père est Administration publique alors que le père lui-même declare comme secteur institutionnel Entreprise publique/ parapublique au niveau de la section 4b.</w:t>
             </w:r>
           </w:p>
         </w:tc>
@@ -1475,7 +1475,7 @@
                 <w:i w:val="0"/>
                 <w:sz w:val="17"/>
               </w:rPr>
-              <w:t>Incoherence! NDANTY FAYE a dit que sa mère a un niveau Primaire alors que la mère elle-même dit qu'elle a un niveau Secondaire 1 (Moyen) Général au niveau de la section 2.</w:t>
+              <w:t>Incoherence! FALLOU FAYE2 a declaré que le secteur institutionnel de son père est Administration publique alors que le père lui-même declare comme secteur institutionnel Entreprise publique/ parapublique au niveau de la section 4b.</w:t>
             </w:r>
           </w:p>
         </w:tc>
@@ -1534,7 +1534,7 @@
                 <w:color w:val="16A34A"/>
                 <w:sz w:val="16"/>
               </w:rPr>
-              <w:t>s01q32, s01q37, s04q23, s01q00b, s01q37_decode, s04q23_decode</w:t>
+              <w:t>—</w:t>
             </w:r>
           </w:p>
         </w:tc>
@@ -1565,7 +1565,7 @@
                 <w:i w:val="0"/>
                 <w:sz w:val="17"/>
               </w:rPr>
-              <w:t>Incoherence! NDIANE FAYE a declaré que la catégorie socioprofessionnelle de sa mère est Travailleur pour compte propre alors que la mère elle-même declare comme catégorie socioprofessionnelle Ouvrier ou employé qualifié au niveau de la section 4b.</w:t>
+              <w:t>Incoherence! FALLOU FAYE2 a dit que sa mère a un niveau Primaire alors que la mère elle-même dit qu'elle a un niveau Secondaire 1 (Moyen) Général au niveau de la section 2.</w:t>
             </w:r>
           </w:p>
         </w:tc>
@@ -1624,7 +1624,7 @@
                 <w:color w:val="16A34A"/>
                 <w:sz w:val="16"/>
               </w:rPr>
-              <w:t>s01q25, s01q30, s04q23, s01q00b, s01q30_decode, s04q23_decode</w:t>
+              <w:t>—</w:t>
             </w:r>
           </w:p>
         </w:tc>
@@ -1655,7 +1655,7 @@
                 <w:i w:val="0"/>
                 <w:sz w:val="17"/>
               </w:rPr>
-              <w:t>Incoherence! TENING FAYE a declaré que la catégorie socioprofessionnelle de son père est Cadre moyen/agent de maîtrise alors que le père lui-même declare comme catégorie socioprofessionnelle Cadre supérieur au niveau de la section 4b.</w:t>
+              <w:t>Incoherence! LAMP FAYE a dit que son père a un niveau Aucun alors que le père lui-même dit qu'il a un niveau Primaire au niveau de la section 2.</w:t>
             </w:r>
           </w:p>
         </w:tc>
@@ -1714,7 +1714,7 @@
                 <w:color w:val="16A34A"/>
                 <w:sz w:val="16"/>
               </w:rPr>
-              <w:t>—</w:t>
+              <w:t>s01q32, s01q37, s04q23, s01q00b, s01q37_decode, s04q23_decode</w:t>
             </w:r>
           </w:p>
         </w:tc>
@@ -1745,7 +1745,7 @@
                 <w:i w:val="0"/>
                 <w:sz w:val="17"/>
               </w:rPr>
-              <w:t>Incoherence! TENING FAYE a declaré que le secteur institutionnel de son père est Administration publique alors que le père lui-même declare comme secteur institutionnel Entreprise publique/ parapublique au niveau de la section 4b.</w:t>
+              <w:t>Incoherence! MBERY FAYE a declaré que la catégorie socioprofessionnelle de sa mère est Travailleur pour compte propre alors que la mère elle-même declare comme catégorie socioprofessionnelle Ouvrier ou employé qualifié au niveau de la section 4b.</w:t>
             </w:r>
           </w:p>
         </w:tc>
@@ -1804,7 +1804,7 @@
                 <w:color w:val="16A34A"/>
                 <w:sz w:val="16"/>
               </w:rPr>
-              <w:t>—</w:t>
+              <w:t>s01q39</w:t>
             </w:r>
           </w:p>
         </w:tc>
@@ -1835,7 +1835,7 @@
                 <w:i w:val="0"/>
                 <w:sz w:val="17"/>
               </w:rPr>
-              <w:t>Incoherence! THIABOU FAYE a declaré que le secteur institutionnel de son père est Administration publique alors que le père lui-même declare comme secteur institutionnel Entreprise publique/ parapublique au niveau de la section 4b.</w:t>
+              <w:t>Incoherence! NAR FAYE dispose d'un téléphone portable à s01q39, donc la raison évoquée ne peut pas être (ne dispose pas d'appareil).</w:t>
             </w:r>
           </w:p>
         </w:tc>
@@ -1925,7 +1925,7 @@
                 <w:i w:val="0"/>
                 <w:sz w:val="17"/>
               </w:rPr>
-              <w:t>Incoherence! THIABOU FAYE a dit que sa mère a un niveau Primaire alors que la mère elle-même dit qu'elle a un niveau Secondaire 1 (Moyen) Général au niveau de la section 2.</w:t>
+              <w:t>Incoherence! NDANTY FAYE a declaré que le secteur institutionnel de son père est Administration publique alors que le père lui-même declare comme secteur institutionnel Entreprise publique/ parapublique au niveau de la section 4b.</w:t>
             </w:r>
           </w:p>
         </w:tc>
@@ -2015,7 +2015,7 @@
                 <w:i w:val="0"/>
                 <w:sz w:val="17"/>
               </w:rPr>
-              <w:t>Incoherence! ADAM FAYE a declaré que le secteur institutionnel de son père est Administration publique alors que le père lui-même declare comme secteur institutionnel Entreprise publique/ parapublique au niveau de la section 4b.</w:t>
+              <w:t>Incoherence! NDANTY FAYE a dit que sa mère a un niveau Primaire alors que la mère elle-même dit qu'elle a un niveau Secondaire 1 (Moyen) Général au niveau de la section 2.</w:t>
             </w:r>
           </w:p>
         </w:tc>
@@ -2074,7 +2074,7 @@
                 <w:color w:val="16A34A"/>
                 <w:sz w:val="16"/>
               </w:rPr>
-              <w:t>—</w:t>
+              <w:t>s01q32, s01q37, s04q23, s01q00b, s01q37_decode, s04q23_decode</w:t>
             </w:r>
           </w:p>
         </w:tc>
@@ -2105,7 +2105,7 @@
                 <w:i w:val="0"/>
                 <w:sz w:val="17"/>
               </w:rPr>
-              <w:t>Incoherence! ADAMA FAYE a declaré que le secteur institutionnel de son père est Administration publique alors que le père lui-même declare comme secteur institutionnel Entreprise publique/ parapublique au niveau de la section 4b.</w:t>
+              <w:t>Incoherence! NDIANE FAYE a declaré que la catégorie socioprofessionnelle de sa mère est Travailleur pour compte propre alors que la mère elle-même declare comme catégorie socioprofessionnelle Ouvrier ou employé qualifié au niveau de la section 4b.</w:t>
             </w:r>
           </w:p>
         </w:tc>
@@ -2164,7 +2164,7 @@
                 <w:color w:val="16A34A"/>
                 <w:sz w:val="16"/>
               </w:rPr>
-              <w:t>—</w:t>
+              <w:t>s01q25, s01q30, s04q23, s01q00b, s01q30_decode, s04q23_decode</w:t>
             </w:r>
           </w:p>
         </w:tc>
@@ -2195,7 +2195,7 @@
                 <w:i w:val="0"/>
                 <w:sz w:val="17"/>
               </w:rPr>
-              <w:t>Incoherence! ADAMA FAYE a dit que sa mère a un niveau Primaire alors que la mère elle-même dit qu'elle a un niveau Secondaire 1 (Moyen) Général au niveau de la section 2.</w:t>
+              <w:t>Incoherence! TENING FAYE a declaré que la catégorie socioprofessionnelle de son père est Cadre moyen/agent de maîtrise alors que le père lui-même declare comme catégorie socioprofessionnelle Cadre supérieur au niveau de la section 4b.</w:t>
             </w:r>
           </w:p>
         </w:tc>
@@ -2285,7 +2285,7 @@
                 <w:i w:val="0"/>
                 <w:sz w:val="17"/>
               </w:rPr>
-              <w:t>Incoherence! LAMP FAYE a dit que son père a un niveau Aucun alors que le père lui-même dit qu'il a un niveau Primaire au niveau de la section 2.</w:t>
+              <w:t>Incoherence! TENING FAYE a declaré que le secteur institutionnel de son père est Administration publique alors que le père lui-même declare comme secteur institutionnel Entreprise publique/ parapublique au niveau de la section 4b.</w:t>
             </w:r>
           </w:p>
         </w:tc>
@@ -2375,7 +2375,7 @@
                 <w:i w:val="0"/>
                 <w:sz w:val="17"/>
               </w:rPr>
-              <w:t>Incoherence! MANE FAYE a declaré que le secteur institutionnel de son père est Administration publique alors que le père lui-même declare comme secteur institutionnel Entreprise publique/ parapublique au niveau de la section 4b.</w:t>
+              <w:t>Incoherence! THIABOU FAYE a declaré que le secteur institutionnel de son père est Administration publique alors que le père lui-même declare comme secteur institutionnel Entreprise publique/ parapublique au niveau de la section 4b.</w:t>
             </w:r>
           </w:p>
         </w:tc>
@@ -2434,7 +2434,7 @@
                 <w:color w:val="16A34A"/>
                 <w:sz w:val="16"/>
               </w:rPr>
-              <w:t>s01q32, s01q37, s04q23, s01q00b, s01q37_decode, s04q23_decode</w:t>
+              <w:t>—</w:t>
             </w:r>
           </w:p>
         </w:tc>
@@ -2465,7 +2465,7 @@
                 <w:i w:val="0"/>
                 <w:sz w:val="17"/>
               </w:rPr>
-              <w:t>Incoherence! MBERY FAYE a declaré que la catégorie socioprofessionnelle de sa mère est Travailleur pour compte propre alors que la mère elle-même declare comme catégorie socioprofessionnelle Ouvrier ou employé qualifié au niveau de la section 4b.</w:t>
+              <w:t>Incoherence! THIABOU FAYE a dit que sa mère a un niveau Primaire alors que la mère elle-même dit qu'elle a un niveau Secondaire 1 (Moyen) Général au niveau de la section 2.</w:t>
             </w:r>
           </w:p>
         </w:tc>
@@ -2645,7 +2645,7 @@
                 <w:i w:val="0"/>
                 <w:sz w:val="17"/>
               </w:rPr>
-              <w:t>Incohérence!!! seulement les écoles gouvermentales paient les cotisations (Gouvernement, communauté, ONG ou organisation humanitaire).</w:t>
+              <w:t>Incohérent!! Le niveau d'instruction déclaré par l'un des enfants (Secondaire 2e cycle) au niveau de la section 1 de DIASSE FAYE diffère de celui donné par DIASSE FAYE lui-même qui affirme ne pas avoir frequenté l'école formelle.</w:t>
             </w:r>
           </w:p>
         </w:tc>
@@ -2735,7 +2735,7 @@
                 <w:i w:val="0"/>
                 <w:sz w:val="17"/>
               </w:rPr>
-              <w:t>Incohérence!!! seulement les écoles privées paient les frais de scolarité (y compris les frais d'inscription).</w:t>
+              <w:t>Incoherent!!! ADAM FAYE n'a pas fréquenté l'école au cours de l'année scolaire 2024/2025 mais a déclaré 2025 comme dernière année à laquelle il/elle a fréquenté l'école.</w:t>
             </w:r>
           </w:p>
         </w:tc>
@@ -2768,6 +2768,2886 @@
                 <w:i w:val="0"/>
                 <w:sz w:val="16"/>
               </w:rPr>
+              <w:t>S04</w:t>
+              <w:br/>
+            </w:r>
+            <w:r>
+              <w:rPr>
+                <w:b w:val="0"/>
+                <w:i w:val="0"/>
+                <w:color w:val="64748B"/>
+                <w:sz w:val="14"/>
+              </w:rPr>
+              <w:t>Emploi</w:t>
+            </w:r>
+          </w:p>
+        </w:tc>
+        <w:tc>
+          <w:tcPr>
+            <w:tcW w:type="dxa" w:w="1531"/>
+          </w:tcPr>
+          <w:p>
+            <w:r>
+              <w:rPr>
+                <w:b/>
+                <w:i w:val="0"/>
+                <w:color w:val="16A34A"/>
+                <w:sz w:val="16"/>
+              </w:rPr>
+              <w:t>—</w:t>
+            </w:r>
+          </w:p>
+        </w:tc>
+        <w:tc>
+          <w:tcPr>
+            <w:tcW w:type="dxa" w:w="1191"/>
+          </w:tcPr>
+          <w:p>
+            <w:r>
+              <w:rPr>
+                <w:b w:val="0"/>
+                <w:i w:val="0"/>
+                <w:color w:val="64748B"/>
+                <w:sz w:val="16"/>
+              </w:rPr>
+              <w:t>GT-CQ</w:t>
+            </w:r>
+          </w:p>
+        </w:tc>
+        <w:tc>
+          <w:tcPr>
+            <w:tcW w:type="dxa" w:w="4706"/>
+          </w:tcPr>
+          <w:p>
+            <w:r>
+              <w:rPr>
+                <w:b w:val="0"/>
+                <w:i w:val="0"/>
+                <w:sz w:val="17"/>
+              </w:rPr>
+              <w:t>Incohérence détectée ! Il semble peu probable que DIASSE FAYE occupe un emploi pour l'ETAT/collectivités locales ou dans une entreprise publique/parapublique tout en travaillant moins de 20 jours par mois.</w:t>
+            </w:r>
+          </w:p>
+        </w:tc>
+      </w:tr>
+      <w:tr>
+        <w:tc>
+          <w:tcPr>
+            <w:tcW w:type="dxa" w:w="964"/>
+          </w:tcPr>
+          <w:p>
+            <w:r>
+              <w:rPr>
+                <w:b/>
+                <w:i w:val="0"/>
+                <w:color w:val="DC2626"/>
+                <w:sz w:val="16"/>
+              </w:rPr>
+              <w:t>Haute</w:t>
+            </w:r>
+          </w:p>
+        </w:tc>
+        <w:tc>
+          <w:tcPr>
+            <w:tcW w:type="dxa" w:w="1247"/>
+          </w:tcPr>
+          <w:p>
+            <w:r>
+              <w:rPr>
+                <w:b/>
+                <w:i w:val="0"/>
+                <w:sz w:val="16"/>
+              </w:rPr>
+              <w:t>S04</w:t>
+              <w:br/>
+            </w:r>
+            <w:r>
+              <w:rPr>
+                <w:b w:val="0"/>
+                <w:i w:val="0"/>
+                <w:color w:val="64748B"/>
+                <w:sz w:val="14"/>
+              </w:rPr>
+              <w:t>Emploi</w:t>
+            </w:r>
+          </w:p>
+        </w:tc>
+        <w:tc>
+          <w:tcPr>
+            <w:tcW w:type="dxa" w:w="1531"/>
+          </w:tcPr>
+          <w:p>
+            <w:r>
+              <w:rPr>
+                <w:b/>
+                <w:i w:val="0"/>
+                <w:color w:val="16A34A"/>
+                <w:sz w:val="16"/>
+              </w:rPr>
+              <w:t>s04q46</w:t>
+            </w:r>
+          </w:p>
+        </w:tc>
+        <w:tc>
+          <w:tcPr>
+            <w:tcW w:type="dxa" w:w="1191"/>
+          </w:tcPr>
+          <w:p>
+            <w:r>
+              <w:rPr>
+                <w:b w:val="0"/>
+                <w:i w:val="0"/>
+                <w:color w:val="64748B"/>
+                <w:sz w:val="16"/>
+              </w:rPr>
+              <w:t>GT-CQ</w:t>
+            </w:r>
+          </w:p>
+        </w:tc>
+        <w:tc>
+          <w:tcPr>
+            <w:tcW w:type="dxa" w:w="4706"/>
+          </w:tcPr>
+          <w:p>
+            <w:r>
+              <w:rPr>
+                <w:b w:val="0"/>
+                <w:i w:val="0"/>
+                <w:sz w:val="17"/>
+              </w:rPr>
+              <w:t>Incohérence! DIAY FAYE  evolue dans l'agriculture mais est  considéré comme salarié ou stagiaire/apprenti non renuméré, prière de revoir la question s04q46 et corriger.</w:t>
+            </w:r>
+          </w:p>
+        </w:tc>
+      </w:tr>
+      <w:tr>
+        <w:tc>
+          <w:tcPr>
+            <w:tcW w:type="dxa" w:w="964"/>
+          </w:tcPr>
+          <w:p>
+            <w:r>
+              <w:rPr>
+                <w:b/>
+                <w:i w:val="0"/>
+                <w:color w:val="DC2626"/>
+                <w:sz w:val="16"/>
+              </w:rPr>
+              <w:t>Haute</w:t>
+            </w:r>
+          </w:p>
+        </w:tc>
+        <w:tc>
+          <w:tcPr>
+            <w:tcW w:type="dxa" w:w="1247"/>
+          </w:tcPr>
+          <w:p>
+            <w:r>
+              <w:rPr>
+                <w:b/>
+                <w:i w:val="0"/>
+                <w:sz w:val="16"/>
+              </w:rPr>
+              <w:t>S04</w:t>
+              <w:br/>
+            </w:r>
+            <w:r>
+              <w:rPr>
+                <w:b w:val="0"/>
+                <w:i w:val="0"/>
+                <w:color w:val="64748B"/>
+                <w:sz w:val="14"/>
+              </w:rPr>
+              <w:t>Emploi</w:t>
+            </w:r>
+          </w:p>
+        </w:tc>
+        <w:tc>
+          <w:tcPr>
+            <w:tcW w:type="dxa" w:w="1531"/>
+          </w:tcPr>
+          <w:p>
+            <w:r>
+              <w:rPr>
+                <w:b/>
+                <w:i w:val="0"/>
+                <w:color w:val="16A34A"/>
+                <w:sz w:val="16"/>
+              </w:rPr>
+              <w:t>s04q46</w:t>
+            </w:r>
+          </w:p>
+        </w:tc>
+        <w:tc>
+          <w:tcPr>
+            <w:tcW w:type="dxa" w:w="1191"/>
+          </w:tcPr>
+          <w:p>
+            <w:r>
+              <w:rPr>
+                <w:b w:val="0"/>
+                <w:i w:val="0"/>
+                <w:color w:val="64748B"/>
+                <w:sz w:val="16"/>
+              </w:rPr>
+              <w:t>GT-CQ</w:t>
+            </w:r>
+          </w:p>
+        </w:tc>
+        <w:tc>
+          <w:tcPr>
+            <w:tcW w:type="dxa" w:w="4706"/>
+          </w:tcPr>
+          <w:p>
+            <w:r>
+              <w:rPr>
+                <w:b w:val="0"/>
+                <w:i w:val="0"/>
+                <w:sz w:val="17"/>
+              </w:rPr>
+              <w:t>Incohérence! FATOU SENE  evolue dans l'agriculture mais est  considéré comme salarié ou stagiaire/apprenti non renuméré, prière de revoir la question s04q46 et corriger.</w:t>
+            </w:r>
+          </w:p>
+        </w:tc>
+      </w:tr>
+      <w:tr>
+        <w:tc>
+          <w:tcPr>
+            <w:tcW w:type="dxa" w:w="964"/>
+          </w:tcPr>
+          <w:p>
+            <w:r>
+              <w:rPr>
+                <w:b/>
+                <w:i w:val="0"/>
+                <w:color w:val="DC2626"/>
+                <w:sz w:val="16"/>
+              </w:rPr>
+              <w:t>Haute</w:t>
+            </w:r>
+          </w:p>
+        </w:tc>
+        <w:tc>
+          <w:tcPr>
+            <w:tcW w:type="dxa" w:w="1247"/>
+          </w:tcPr>
+          <w:p>
+            <w:r>
+              <w:rPr>
+                <w:b/>
+                <w:i w:val="0"/>
+                <w:sz w:val="16"/>
+              </w:rPr>
+              <w:t>S04</w:t>
+              <w:br/>
+            </w:r>
+            <w:r>
+              <w:rPr>
+                <w:b w:val="0"/>
+                <w:i w:val="0"/>
+                <w:color w:val="64748B"/>
+                <w:sz w:val="14"/>
+              </w:rPr>
+              <w:t>Emploi</w:t>
+            </w:r>
+          </w:p>
+        </w:tc>
+        <w:tc>
+          <w:tcPr>
+            <w:tcW w:type="dxa" w:w="1531"/>
+          </w:tcPr>
+          <w:p>
+            <w:r>
+              <w:rPr>
+                <w:b/>
+                <w:i w:val="0"/>
+                <w:color w:val="16A34A"/>
+                <w:sz w:val="16"/>
+              </w:rPr>
+              <w:t>s04q46</w:t>
+            </w:r>
+          </w:p>
+        </w:tc>
+        <w:tc>
+          <w:tcPr>
+            <w:tcW w:type="dxa" w:w="1191"/>
+          </w:tcPr>
+          <w:p>
+            <w:r>
+              <w:rPr>
+                <w:b w:val="0"/>
+                <w:i w:val="0"/>
+                <w:color w:val="64748B"/>
+                <w:sz w:val="16"/>
+              </w:rPr>
+              <w:t>GT-CQ</w:t>
+            </w:r>
+          </w:p>
+        </w:tc>
+        <w:tc>
+          <w:tcPr>
+            <w:tcW w:type="dxa" w:w="4706"/>
+          </w:tcPr>
+          <w:p>
+            <w:r>
+              <w:rPr>
+                <w:b w:val="0"/>
+                <w:i w:val="0"/>
+                <w:sz w:val="17"/>
+              </w:rPr>
+              <w:t>Incohérence! KARFA FAYE  evolue dans l'agriculture mais est  considéré comme salarié ou stagiaire/apprenti non renuméré, prière de revoir la question s04q46 et corriger.</w:t>
+            </w:r>
+          </w:p>
+        </w:tc>
+      </w:tr>
+      <w:tr>
+        <w:tc>
+          <w:tcPr>
+            <w:tcW w:type="dxa" w:w="964"/>
+          </w:tcPr>
+          <w:p>
+            <w:r>
+              <w:rPr>
+                <w:b/>
+                <w:i w:val="0"/>
+                <w:color w:val="DC2626"/>
+                <w:sz w:val="16"/>
+              </w:rPr>
+              <w:t>Haute</w:t>
+            </w:r>
+          </w:p>
+        </w:tc>
+        <w:tc>
+          <w:tcPr>
+            <w:tcW w:type="dxa" w:w="1247"/>
+          </w:tcPr>
+          <w:p>
+            <w:r>
+              <w:rPr>
+                <w:b/>
+                <w:i w:val="0"/>
+                <w:sz w:val="16"/>
+              </w:rPr>
+              <w:t>S04</w:t>
+              <w:br/>
+            </w:r>
+            <w:r>
+              <w:rPr>
+                <w:b w:val="0"/>
+                <w:i w:val="0"/>
+                <w:color w:val="64748B"/>
+                <w:sz w:val="14"/>
+              </w:rPr>
+              <w:t>Emploi</w:t>
+            </w:r>
+          </w:p>
+        </w:tc>
+        <w:tc>
+          <w:tcPr>
+            <w:tcW w:type="dxa" w:w="1531"/>
+          </w:tcPr>
+          <w:p>
+            <w:r>
+              <w:rPr>
+                <w:b/>
+                <w:i w:val="0"/>
+                <w:color w:val="16A34A"/>
+                <w:sz w:val="16"/>
+              </w:rPr>
+              <w:t>s04q46</w:t>
+            </w:r>
+          </w:p>
+        </w:tc>
+        <w:tc>
+          <w:tcPr>
+            <w:tcW w:type="dxa" w:w="1191"/>
+          </w:tcPr>
+          <w:p>
+            <w:r>
+              <w:rPr>
+                <w:b w:val="0"/>
+                <w:i w:val="0"/>
+                <w:color w:val="64748B"/>
+                <w:sz w:val="16"/>
+              </w:rPr>
+              <w:t>GT-CQ</w:t>
+            </w:r>
+          </w:p>
+        </w:tc>
+        <w:tc>
+          <w:tcPr>
+            <w:tcW w:type="dxa" w:w="4706"/>
+          </w:tcPr>
+          <w:p>
+            <w:r>
+              <w:rPr>
+                <w:b w:val="0"/>
+                <w:i w:val="0"/>
+                <w:sz w:val="17"/>
+              </w:rPr>
+              <w:t>Incohérence! LAMP FAYE  evolue dans l'agriculture mais est  considéré comme salarié ou stagiaire/apprenti non renuméré, prière de revoir la question s04q46 et corriger.</w:t>
+            </w:r>
+          </w:p>
+        </w:tc>
+      </w:tr>
+      <w:tr>
+        <w:tc>
+          <w:tcPr>
+            <w:tcW w:type="dxa" w:w="964"/>
+          </w:tcPr>
+          <w:p>
+            <w:r>
+              <w:rPr>
+                <w:b/>
+                <w:i w:val="0"/>
+                <w:color w:val="DC2626"/>
+                <w:sz w:val="16"/>
+              </w:rPr>
+              <w:t>Haute</w:t>
+            </w:r>
+          </w:p>
+        </w:tc>
+        <w:tc>
+          <w:tcPr>
+            <w:tcW w:type="dxa" w:w="1247"/>
+          </w:tcPr>
+          <w:p>
+            <w:r>
+              <w:rPr>
+                <w:b/>
+                <w:i w:val="0"/>
+                <w:sz w:val="16"/>
+              </w:rPr>
+              <w:t>S04</w:t>
+              <w:br/>
+            </w:r>
+            <w:r>
+              <w:rPr>
+                <w:b w:val="0"/>
+                <w:i w:val="0"/>
+                <w:color w:val="64748B"/>
+                <w:sz w:val="14"/>
+              </w:rPr>
+              <w:t>Emploi</w:t>
+            </w:r>
+          </w:p>
+        </w:tc>
+        <w:tc>
+          <w:tcPr>
+            <w:tcW w:type="dxa" w:w="1531"/>
+          </w:tcPr>
+          <w:p>
+            <w:r>
+              <w:rPr>
+                <w:b/>
+                <w:i w:val="0"/>
+                <w:color w:val="16A34A"/>
+                <w:sz w:val="16"/>
+              </w:rPr>
+              <w:t>s04q46</w:t>
+            </w:r>
+          </w:p>
+        </w:tc>
+        <w:tc>
+          <w:tcPr>
+            <w:tcW w:type="dxa" w:w="1191"/>
+          </w:tcPr>
+          <w:p>
+            <w:r>
+              <w:rPr>
+                <w:b w:val="0"/>
+                <w:i w:val="0"/>
+                <w:color w:val="64748B"/>
+                <w:sz w:val="16"/>
+              </w:rPr>
+              <w:t>GT-CQ</w:t>
+            </w:r>
+          </w:p>
+        </w:tc>
+        <w:tc>
+          <w:tcPr>
+            <w:tcW w:type="dxa" w:w="4706"/>
+          </w:tcPr>
+          <w:p>
+            <w:r>
+              <w:rPr>
+                <w:b w:val="0"/>
+                <w:i w:val="0"/>
+                <w:sz w:val="17"/>
+              </w:rPr>
+              <w:t>Incohérence! MAME DIARRA KONTEYE  evolue dans l'agriculture mais est  considéré comme salarié ou stagiaire/apprenti non renuméré, prière de revoir la question s04q46 et corriger.</w:t>
+            </w:r>
+          </w:p>
+        </w:tc>
+      </w:tr>
+      <w:tr>
+        <w:tc>
+          <w:tcPr>
+            <w:tcW w:type="dxa" w:w="964"/>
+          </w:tcPr>
+          <w:p>
+            <w:r>
+              <w:rPr>
+                <w:b/>
+                <w:i w:val="0"/>
+                <w:color w:val="DC2626"/>
+                <w:sz w:val="16"/>
+              </w:rPr>
+              <w:t>Haute</w:t>
+            </w:r>
+          </w:p>
+        </w:tc>
+        <w:tc>
+          <w:tcPr>
+            <w:tcW w:type="dxa" w:w="1247"/>
+          </w:tcPr>
+          <w:p>
+            <w:r>
+              <w:rPr>
+                <w:b/>
+                <w:i w:val="0"/>
+                <w:sz w:val="16"/>
+              </w:rPr>
+              <w:t>S04</w:t>
+              <w:br/>
+            </w:r>
+            <w:r>
+              <w:rPr>
+                <w:b w:val="0"/>
+                <w:i w:val="0"/>
+                <w:color w:val="64748B"/>
+                <w:sz w:val="14"/>
+              </w:rPr>
+              <w:t>Emploi</w:t>
+            </w:r>
+          </w:p>
+        </w:tc>
+        <w:tc>
+          <w:tcPr>
+            <w:tcW w:type="dxa" w:w="1531"/>
+          </w:tcPr>
+          <w:p>
+            <w:r>
+              <w:rPr>
+                <w:b/>
+                <w:i w:val="0"/>
+                <w:color w:val="16A34A"/>
+                <w:sz w:val="16"/>
+              </w:rPr>
+              <w:t>s04q46</w:t>
+            </w:r>
+          </w:p>
+        </w:tc>
+        <w:tc>
+          <w:tcPr>
+            <w:tcW w:type="dxa" w:w="1191"/>
+          </w:tcPr>
+          <w:p>
+            <w:r>
+              <w:rPr>
+                <w:b w:val="0"/>
+                <w:i w:val="0"/>
+                <w:color w:val="64748B"/>
+                <w:sz w:val="16"/>
+              </w:rPr>
+              <w:t>GT-CQ</w:t>
+            </w:r>
+          </w:p>
+        </w:tc>
+        <w:tc>
+          <w:tcPr>
+            <w:tcW w:type="dxa" w:w="4706"/>
+          </w:tcPr>
+          <w:p>
+            <w:r>
+              <w:rPr>
+                <w:b w:val="0"/>
+                <w:i w:val="0"/>
+                <w:sz w:val="17"/>
+              </w:rPr>
+              <w:t>Incohérence! MANE MBAYE  evolue dans l'agriculture mais est  considéré comme salarié ou stagiaire/apprenti non renuméré, prière de revoir la question s04q46 et corriger.</w:t>
+            </w:r>
+          </w:p>
+        </w:tc>
+      </w:tr>
+      <w:tr>
+        <w:tc>
+          <w:tcPr>
+            <w:tcW w:type="dxa" w:w="964"/>
+          </w:tcPr>
+          <w:p>
+            <w:r>
+              <w:rPr>
+                <w:b/>
+                <w:i w:val="0"/>
+                <w:color w:val="DC2626"/>
+                <w:sz w:val="16"/>
+              </w:rPr>
+              <w:t>Haute</w:t>
+            </w:r>
+          </w:p>
+        </w:tc>
+        <w:tc>
+          <w:tcPr>
+            <w:tcW w:type="dxa" w:w="1247"/>
+          </w:tcPr>
+          <w:p>
+            <w:r>
+              <w:rPr>
+                <w:b/>
+                <w:i w:val="0"/>
+                <w:sz w:val="16"/>
+              </w:rPr>
+              <w:t>S07</w:t>
+              <w:br/>
+            </w:r>
+            <w:r>
+              <w:rPr>
+                <w:b w:val="0"/>
+                <w:i w:val="0"/>
+                <w:color w:val="64748B"/>
+                <w:sz w:val="14"/>
+              </w:rPr>
+              <w:t>Consommation alimentaire</w:t>
+            </w:r>
+          </w:p>
+        </w:tc>
+        <w:tc>
+          <w:tcPr>
+            <w:tcW w:type="dxa" w:w="1531"/>
+          </w:tcPr>
+          <w:p>
+            <w:r>
+              <w:rPr>
+                <w:b/>
+                <w:i w:val="0"/>
+                <w:color w:val="16A34A"/>
+                <w:sz w:val="16"/>
+              </w:rPr>
+              <w:t>s00q27, s01q00a, s01q12, s01q13, s02q04, s03q11, s03q12, s01q01</w:t>
+            </w:r>
+          </w:p>
+        </w:tc>
+        <w:tc>
+          <w:tcPr>
+            <w:tcW w:type="dxa" w:w="1191"/>
+          </w:tcPr>
+          <w:p>
+            <w:r>
+              <w:rPr>
+                <w:b w:val="0"/>
+                <w:i w:val="0"/>
+                <w:color w:val="64748B"/>
+                <w:sz w:val="16"/>
+              </w:rPr>
+              <w:t>GT-CQ</w:t>
+            </w:r>
+          </w:p>
+        </w:tc>
+        <w:tc>
+          <w:tcPr>
+            <w:tcW w:type="dxa" w:w="4706"/>
+          </w:tcPr>
+          <w:p>
+            <w:r>
+              <w:rPr>
+                <w:b w:val="0"/>
+                <w:i w:val="0"/>
+                <w:sz w:val="17"/>
+              </w:rPr>
+              <w:t>Avertissement!!! Le ménage a consommé 56 miche de Moyen de Pain moderne  ce qui semble incoherent pour une consommation aucours des 7 derniers jours, prière de verifier et corriger.</w:t>
+            </w:r>
+          </w:p>
+        </w:tc>
+      </w:tr>
+      <w:tr>
+        <w:tc>
+          <w:tcPr>
+            <w:tcW w:type="dxa" w:w="964"/>
+          </w:tcPr>
+          <w:p>
+            <w:r>
+              <w:rPr>
+                <w:b/>
+                <w:i w:val="0"/>
+                <w:color w:val="DC2626"/>
+                <w:sz w:val="16"/>
+              </w:rPr>
+              <w:t>Haute</w:t>
+            </w:r>
+          </w:p>
+        </w:tc>
+        <w:tc>
+          <w:tcPr>
+            <w:tcW w:type="dxa" w:w="1247"/>
+          </w:tcPr>
+          <w:p>
+            <w:r>
+              <w:rPr>
+                <w:b/>
+                <w:i w:val="0"/>
+                <w:sz w:val="16"/>
+              </w:rPr>
+              <w:t>S16</w:t>
+              <w:br/>
+            </w:r>
+            <w:r>
+              <w:rPr>
+                <w:b w:val="0"/>
+                <w:i w:val="0"/>
+                <w:color w:val="64748B"/>
+                <w:sz w:val="14"/>
+              </w:rPr>
+              <w:t>Agriculture</w:t>
+            </w:r>
+          </w:p>
+        </w:tc>
+        <w:tc>
+          <w:tcPr>
+            <w:tcW w:type="dxa" w:w="1531"/>
+          </w:tcPr>
+          <w:p>
+            <w:r>
+              <w:rPr>
+                <w:b/>
+                <w:i w:val="0"/>
+                <w:color w:val="16A34A"/>
+                <w:sz w:val="16"/>
+              </w:rPr>
+              <w:t>s16dq05a, s16dq05c</w:t>
+            </w:r>
+          </w:p>
+        </w:tc>
+        <w:tc>
+          <w:tcPr>
+            <w:tcW w:type="dxa" w:w="1191"/>
+          </w:tcPr>
+          <w:p>
+            <w:r>
+              <w:rPr>
+                <w:b w:val="0"/>
+                <w:i w:val="0"/>
+                <w:color w:val="64748B"/>
+                <w:sz w:val="16"/>
+              </w:rPr>
+              <w:t>GT-CQ</w:t>
+            </w:r>
+          </w:p>
+        </w:tc>
+        <w:tc>
+          <w:tcPr>
+            <w:tcW w:type="dxa" w:w="4706"/>
+          </w:tcPr>
+          <w:p>
+            <w:r>
+              <w:rPr>
+                <w:b w:val="0"/>
+                <w:i w:val="0"/>
+                <w:sz w:val="17"/>
+              </w:rPr>
+              <w:t>La quantité de s16dq05a estimée en Kg est incohérente avec la prise dans la question s16dq05c, prière de bien estimer et mettre la valeur exacte.</w:t>
+            </w:r>
+          </w:p>
+        </w:tc>
+      </w:tr>
+      <w:tr>
+        <w:tc>
+          <w:tcPr>
+            <w:tcW w:type="dxa" w:w="964"/>
+          </w:tcPr>
+          <w:p>
+            <w:r>
+              <w:rPr>
+                <w:b/>
+                <w:i w:val="0"/>
+                <w:color w:val="DC2626"/>
+                <w:sz w:val="16"/>
+              </w:rPr>
+              <w:t>Haute</w:t>
+            </w:r>
+          </w:p>
+        </w:tc>
+        <w:tc>
+          <w:tcPr>
+            <w:tcW w:type="dxa" w:w="1247"/>
+          </w:tcPr>
+          <w:p>
+            <w:r>
+              <w:rPr>
+                <w:b/>
+                <w:i w:val="0"/>
+                <w:sz w:val="16"/>
+              </w:rPr>
+              <w:t>S16</w:t>
+              <w:br/>
+            </w:r>
+            <w:r>
+              <w:rPr>
+                <w:b w:val="0"/>
+                <w:i w:val="0"/>
+                <w:color w:val="64748B"/>
+                <w:sz w:val="14"/>
+              </w:rPr>
+              <w:t>Agriculture</w:t>
+            </w:r>
+          </w:p>
+        </w:tc>
+        <w:tc>
+          <w:tcPr>
+            <w:tcW w:type="dxa" w:w="1531"/>
+          </w:tcPr>
+          <w:p>
+            <w:r>
+              <w:rPr>
+                <w:b/>
+                <w:i w:val="0"/>
+                <w:color w:val="16A34A"/>
+                <w:sz w:val="16"/>
+              </w:rPr>
+              <w:t>s00q07a, s00q08, s00q10, s00q13_0, s00q15_0, s00q17_0, s00q23a, s00q23b</w:t>
+            </w:r>
+          </w:p>
+        </w:tc>
+        <w:tc>
+          <w:tcPr>
+            <w:tcW w:type="dxa" w:w="1191"/>
+          </w:tcPr>
+          <w:p>
+            <w:r>
+              <w:rPr>
+                <w:b w:val="0"/>
+                <w:i w:val="0"/>
+                <w:color w:val="64748B"/>
+                <w:sz w:val="16"/>
+              </w:rPr>
+              <w:t>GT-CQ</w:t>
+            </w:r>
+          </w:p>
+        </w:tc>
+        <w:tc>
+          <w:tcPr>
+            <w:tcW w:type="dxa" w:w="4706"/>
+          </w:tcPr>
+          <w:p>
+            <w:r>
+              <w:rPr>
+                <w:b w:val="0"/>
+                <w:i w:val="0"/>
+                <w:sz w:val="17"/>
+              </w:rPr>
+              <w:t>La somme des quantités consommées (400 kg), des quantités offertes (250 kg),  des quantités vendus (300 kg) et des quantités en stock (800 kg) depasse la quantité totale (2 kg) que le ménage a eu après la recolte de Mil , prière de corriger cette incoherence.</w:t>
+            </w:r>
+          </w:p>
+        </w:tc>
+      </w:tr>
+      <w:tr>
+        <w:tc>
+          <w:tcPr>
+            <w:tcW w:type="dxa" w:w="964"/>
+          </w:tcPr>
+          <w:p>
+            <w:r>
+              <w:rPr>
+                <w:b/>
+                <w:i w:val="0"/>
+                <w:color w:val="EA580C"/>
+                <w:sz w:val="16"/>
+              </w:rPr>
+              <w:t>Moyenne</w:t>
+            </w:r>
+          </w:p>
+        </w:tc>
+        <w:tc>
+          <w:tcPr>
+            <w:tcW w:type="dxa" w:w="1247"/>
+          </w:tcPr>
+          <w:p>
+            <w:r>
+              <w:rPr>
+                <w:b/>
+                <w:i w:val="0"/>
+                <w:sz w:val="16"/>
+              </w:rPr>
+              <w:t>S00</w:t>
+              <w:br/>
+            </w:r>
+            <w:r>
+              <w:rPr>
+                <w:b w:val="0"/>
+                <w:i w:val="0"/>
+                <w:color w:val="64748B"/>
+                <w:sz w:val="14"/>
+              </w:rPr>
+              <w:t>Identification</w:t>
+            </w:r>
+          </w:p>
+        </w:tc>
+        <w:tc>
+          <w:tcPr>
+            <w:tcW w:type="dxa" w:w="1531"/>
+          </w:tcPr>
+          <w:p>
+            <w:r>
+              <w:rPr>
+                <w:b/>
+                <w:i w:val="0"/>
+                <w:color w:val="16A34A"/>
+                <w:sz w:val="16"/>
+              </w:rPr>
+              <w:t>—</w:t>
+            </w:r>
+          </w:p>
+        </w:tc>
+        <w:tc>
+          <w:tcPr>
+            <w:tcW w:type="dxa" w:w="1191"/>
+          </w:tcPr>
+          <w:p>
+            <w:r>
+              <w:rPr>
+                <w:b w:val="0"/>
+                <w:i w:val="0"/>
+                <w:color w:val="64748B"/>
+                <w:sz w:val="16"/>
+              </w:rPr>
+              <w:t>GT-CQ</w:t>
+            </w:r>
+          </w:p>
+        </w:tc>
+        <w:tc>
+          <w:tcPr>
+            <w:tcW w:type="dxa" w:w="4706"/>
+          </w:tcPr>
+          <w:p>
+            <w:r>
+              <w:rPr>
+                <w:b w:val="0"/>
+                <w:i w:val="0"/>
+                <w:sz w:val="17"/>
+              </w:rPr>
+              <w:t>L'adresse ou la localisation du ménage doit être bien renseignée, ne doit pas contenir des numéros de téléphone et elle semble courte pour être une adresse.</w:t>
+            </w:r>
+          </w:p>
+        </w:tc>
+      </w:tr>
+      <w:tr>
+        <w:tc>
+          <w:tcPr>
+            <w:tcW w:type="dxa" w:w="964"/>
+          </w:tcPr>
+          <w:p>
+            <w:r>
+              <w:rPr>
+                <w:b/>
+                <w:i w:val="0"/>
+                <w:color w:val="EA580C"/>
+                <w:sz w:val="16"/>
+              </w:rPr>
+              <w:t>Moyenne</w:t>
+            </w:r>
+          </w:p>
+        </w:tc>
+        <w:tc>
+          <w:tcPr>
+            <w:tcW w:type="dxa" w:w="1247"/>
+          </w:tcPr>
+          <w:p>
+            <w:r>
+              <w:rPr>
+                <w:b/>
+                <w:i w:val="0"/>
+                <w:sz w:val="16"/>
+              </w:rPr>
+              <w:t>S00</w:t>
+              <w:br/>
+            </w:r>
+            <w:r>
+              <w:rPr>
+                <w:b w:val="0"/>
+                <w:i w:val="0"/>
+                <w:color w:val="64748B"/>
+                <w:sz w:val="14"/>
+              </w:rPr>
+              <w:t>Identification</w:t>
+            </w:r>
+          </w:p>
+        </w:tc>
+        <w:tc>
+          <w:tcPr>
+            <w:tcW w:type="dxa" w:w="1531"/>
+          </w:tcPr>
+          <w:p>
+            <w:r>
+              <w:rPr>
+                <w:b/>
+                <w:i w:val="0"/>
+                <w:color w:val="16A34A"/>
+                <w:sz w:val="16"/>
+              </w:rPr>
+              <w:t>—</w:t>
+            </w:r>
+          </w:p>
+        </w:tc>
+        <w:tc>
+          <w:tcPr>
+            <w:tcW w:type="dxa" w:w="1191"/>
+          </w:tcPr>
+          <w:p>
+            <w:r>
+              <w:rPr>
+                <w:b w:val="0"/>
+                <w:i w:val="0"/>
+                <w:color w:val="64748B"/>
+                <w:sz w:val="16"/>
+              </w:rPr>
+              <w:t>GT-CQ</w:t>
+            </w:r>
+          </w:p>
+        </w:tc>
+        <w:tc>
+          <w:tcPr>
+            <w:tcW w:type="dxa" w:w="4706"/>
+          </w:tcPr>
+          <w:p>
+            <w:r>
+              <w:rPr>
+                <w:b w:val="0"/>
+                <w:i w:val="0"/>
+                <w:sz w:val="17"/>
+              </w:rPr>
+              <w:t>Prière de renseigner la bonne adresse.</w:t>
+            </w:r>
+          </w:p>
+        </w:tc>
+      </w:tr>
+      <w:tr>
+        <w:tc>
+          <w:tcPr>
+            <w:tcW w:type="dxa" w:w="964"/>
+          </w:tcPr>
+          <w:p>
+            <w:r>
+              <w:rPr>
+                <w:b/>
+                <w:i w:val="0"/>
+                <w:color w:val="EA580C"/>
+                <w:sz w:val="16"/>
+              </w:rPr>
+              <w:t>Moyenne</w:t>
+            </w:r>
+          </w:p>
+        </w:tc>
+        <w:tc>
+          <w:tcPr>
+            <w:tcW w:type="dxa" w:w="1247"/>
+          </w:tcPr>
+          <w:p>
+            <w:r>
+              <w:rPr>
+                <w:b/>
+                <w:i w:val="0"/>
+                <w:sz w:val="16"/>
+              </w:rPr>
+              <w:t>S01</w:t>
+              <w:br/>
+            </w:r>
+            <w:r>
+              <w:rPr>
+                <w:b w:val="0"/>
+                <w:i w:val="0"/>
+                <w:color w:val="64748B"/>
+                <w:sz w:val="14"/>
+              </w:rPr>
+              <w:t>Démographie</w:t>
+            </w:r>
+          </w:p>
+        </w:tc>
+        <w:tc>
+          <w:tcPr>
+            <w:tcW w:type="dxa" w:w="1531"/>
+          </w:tcPr>
+          <w:p>
+            <w:r>
+              <w:rPr>
+                <w:b/>
+                <w:i w:val="0"/>
+                <w:color w:val="16A34A"/>
+                <w:sz w:val="16"/>
+              </w:rPr>
+              <w:t>s01q00</w:t>
+            </w:r>
+          </w:p>
+        </w:tc>
+        <w:tc>
+          <w:tcPr>
+            <w:tcW w:type="dxa" w:w="1191"/>
+          </w:tcPr>
+          <w:p>
+            <w:r>
+              <w:rPr>
+                <w:b w:val="0"/>
+                <w:i w:val="0"/>
+                <w:color w:val="64748B"/>
+                <w:sz w:val="16"/>
+              </w:rPr>
+              <w:t>GT-CQ</w:t>
+            </w:r>
+          </w:p>
+        </w:tc>
+        <w:tc>
+          <w:tcPr>
+            <w:tcW w:type="dxa" w:w="4706"/>
+          </w:tcPr>
+          <w:p>
+            <w:r>
+              <w:rPr>
+                <w:b w:val="0"/>
+                <w:i w:val="0"/>
+                <w:sz w:val="17"/>
+              </w:rPr>
+              <w:t>Attention ! Vous avez déclaré en s01q00 que le répondant est la personne elle-même, or KARFA FAYE est trop jeune (10 ans) pour fournir des informations correctes.</w:t>
+            </w:r>
+          </w:p>
+        </w:tc>
+      </w:tr>
+      <w:tr>
+        <w:tc>
+          <w:tcPr>
+            <w:tcW w:type="dxa" w:w="964"/>
+          </w:tcPr>
+          <w:p>
+            <w:r>
+              <w:rPr>
+                <w:b/>
+                <w:i w:val="0"/>
+                <w:color w:val="EA580C"/>
+                <w:sz w:val="16"/>
+              </w:rPr>
+              <w:t>Moyenne</w:t>
+            </w:r>
+          </w:p>
+        </w:tc>
+        <w:tc>
+          <w:tcPr>
+            <w:tcW w:type="dxa" w:w="1247"/>
+          </w:tcPr>
+          <w:p>
+            <w:r>
+              <w:rPr>
+                <w:b/>
+                <w:i w:val="0"/>
+                <w:sz w:val="16"/>
+              </w:rPr>
+              <w:t>S01</w:t>
+              <w:br/>
+            </w:r>
+            <w:r>
+              <w:rPr>
+                <w:b w:val="0"/>
+                <w:i w:val="0"/>
+                <w:color w:val="64748B"/>
+                <w:sz w:val="14"/>
+              </w:rPr>
+              <w:t>Démographie</w:t>
+            </w:r>
+          </w:p>
+        </w:tc>
+        <w:tc>
+          <w:tcPr>
+            <w:tcW w:type="dxa" w:w="1531"/>
+          </w:tcPr>
+          <w:p>
+            <w:r>
+              <w:rPr>
+                <w:b/>
+                <w:i w:val="0"/>
+                <w:color w:val="16A34A"/>
+                <w:sz w:val="16"/>
+              </w:rPr>
+              <w:t>—</w:t>
+            </w:r>
+          </w:p>
+        </w:tc>
+        <w:tc>
+          <w:tcPr>
+            <w:tcW w:type="dxa" w:w="1191"/>
+          </w:tcPr>
+          <w:p>
+            <w:r>
+              <w:rPr>
+                <w:b w:val="0"/>
+                <w:i w:val="0"/>
+                <w:color w:val="64748B"/>
+                <w:sz w:val="16"/>
+              </w:rPr>
+              <w:t>GT-CQ</w:t>
+            </w:r>
+          </w:p>
+        </w:tc>
+        <w:tc>
+          <w:tcPr>
+            <w:tcW w:type="dxa" w:w="4706"/>
+          </w:tcPr>
+          <w:p>
+            <w:r>
+              <w:rPr>
+                <w:b w:val="0"/>
+                <w:i w:val="0"/>
+                <w:sz w:val="17"/>
+              </w:rPr>
+              <w:t>Prière de refaire la section 1 pour KARFA FAYE en demandant à un adulte de répondre aux questions à sa place.</w:t>
+            </w:r>
+          </w:p>
+        </w:tc>
+      </w:tr>
+      <w:tr>
+        <w:tc>
+          <w:tcPr>
+            <w:tcW w:type="dxa" w:w="964"/>
+          </w:tcPr>
+          <w:p>
+            <w:r>
+              <w:rPr>
+                <w:b/>
+                <w:i w:val="0"/>
+                <w:color w:val="EA580C"/>
+                <w:sz w:val="16"/>
+              </w:rPr>
+              <w:t>Moyenne</w:t>
+            </w:r>
+          </w:p>
+        </w:tc>
+        <w:tc>
+          <w:tcPr>
+            <w:tcW w:type="dxa" w:w="1247"/>
+          </w:tcPr>
+          <w:p>
+            <w:r>
+              <w:rPr>
+                <w:b/>
+                <w:i w:val="0"/>
+                <w:sz w:val="16"/>
+              </w:rPr>
+              <w:t>S01</w:t>
+              <w:br/>
+            </w:r>
+            <w:r>
+              <w:rPr>
+                <w:b w:val="0"/>
+                <w:i w:val="0"/>
+                <w:color w:val="64748B"/>
+                <w:sz w:val="14"/>
+              </w:rPr>
+              <w:t>Démographie</w:t>
+            </w:r>
+          </w:p>
+        </w:tc>
+        <w:tc>
+          <w:tcPr>
+            <w:tcW w:type="dxa" w:w="1531"/>
+          </w:tcPr>
+          <w:p>
+            <w:r>
+              <w:rPr>
+                <w:b/>
+                <w:i w:val="0"/>
+                <w:color w:val="16A34A"/>
+                <w:sz w:val="16"/>
+              </w:rPr>
+              <w:t>s01q00</w:t>
+            </w:r>
+          </w:p>
+        </w:tc>
+        <w:tc>
+          <w:tcPr>
+            <w:tcW w:type="dxa" w:w="1191"/>
+          </w:tcPr>
+          <w:p>
+            <w:r>
+              <w:rPr>
+                <w:b w:val="0"/>
+                <w:i w:val="0"/>
+                <w:color w:val="64748B"/>
+                <w:sz w:val="16"/>
+              </w:rPr>
+              <w:t>GT-CQ</w:t>
+            </w:r>
+          </w:p>
+        </w:tc>
+        <w:tc>
+          <w:tcPr>
+            <w:tcW w:type="dxa" w:w="4706"/>
+          </w:tcPr>
+          <w:p>
+            <w:r>
+              <w:rPr>
+                <w:b w:val="0"/>
+                <w:i w:val="0"/>
+                <w:sz w:val="17"/>
+              </w:rPr>
+              <w:t>Attention ! Vous avez déclaré en s01q00 que le répondant est la personne elle-même, or MANE FAYE est trop jeune (5 ans) pour fournir des informations correctes.</w:t>
+            </w:r>
+          </w:p>
+        </w:tc>
+      </w:tr>
+      <w:tr>
+        <w:tc>
+          <w:tcPr>
+            <w:tcW w:type="dxa" w:w="964"/>
+          </w:tcPr>
+          <w:p>
+            <w:r>
+              <w:rPr>
+                <w:b/>
+                <w:i w:val="0"/>
+                <w:color w:val="EA580C"/>
+                <w:sz w:val="16"/>
+              </w:rPr>
+              <w:t>Moyenne</w:t>
+            </w:r>
+          </w:p>
+        </w:tc>
+        <w:tc>
+          <w:tcPr>
+            <w:tcW w:type="dxa" w:w="1247"/>
+          </w:tcPr>
+          <w:p>
+            <w:r>
+              <w:rPr>
+                <w:b/>
+                <w:i w:val="0"/>
+                <w:sz w:val="16"/>
+              </w:rPr>
+              <w:t>S01</w:t>
+              <w:br/>
+            </w:r>
+            <w:r>
+              <w:rPr>
+                <w:b w:val="0"/>
+                <w:i w:val="0"/>
+                <w:color w:val="64748B"/>
+                <w:sz w:val="14"/>
+              </w:rPr>
+              <w:t>Démographie</w:t>
+            </w:r>
+          </w:p>
+        </w:tc>
+        <w:tc>
+          <w:tcPr>
+            <w:tcW w:type="dxa" w:w="1531"/>
+          </w:tcPr>
+          <w:p>
+            <w:r>
+              <w:rPr>
+                <w:b/>
+                <w:i w:val="0"/>
+                <w:color w:val="16A34A"/>
+                <w:sz w:val="16"/>
+              </w:rPr>
+              <w:t>—</w:t>
+            </w:r>
+          </w:p>
+        </w:tc>
+        <w:tc>
+          <w:tcPr>
+            <w:tcW w:type="dxa" w:w="1191"/>
+          </w:tcPr>
+          <w:p>
+            <w:r>
+              <w:rPr>
+                <w:b w:val="0"/>
+                <w:i w:val="0"/>
+                <w:color w:val="64748B"/>
+                <w:sz w:val="16"/>
+              </w:rPr>
+              <w:t>GT-CQ</w:t>
+            </w:r>
+          </w:p>
+        </w:tc>
+        <w:tc>
+          <w:tcPr>
+            <w:tcW w:type="dxa" w:w="4706"/>
+          </w:tcPr>
+          <w:p>
+            <w:r>
+              <w:rPr>
+                <w:b w:val="0"/>
+                <w:i w:val="0"/>
+                <w:sz w:val="17"/>
+              </w:rPr>
+              <w:t>Prière de refaire la section 1 pour MANE FAYE en demandant à un adulte de répondre aux questions à sa place.</w:t>
+            </w:r>
+          </w:p>
+        </w:tc>
+      </w:tr>
+      <w:tr>
+        <w:tc>
+          <w:tcPr>
+            <w:tcW w:type="dxa" w:w="964"/>
+          </w:tcPr>
+          <w:p>
+            <w:r>
+              <w:rPr>
+                <w:b/>
+                <w:i w:val="0"/>
+                <w:color w:val="EA580C"/>
+                <w:sz w:val="16"/>
+              </w:rPr>
+              <w:t>Moyenne</w:t>
+            </w:r>
+          </w:p>
+        </w:tc>
+        <w:tc>
+          <w:tcPr>
+            <w:tcW w:type="dxa" w:w="1247"/>
+          </w:tcPr>
+          <w:p>
+            <w:r>
+              <w:rPr>
+                <w:b/>
+                <w:i w:val="0"/>
+                <w:sz w:val="16"/>
+              </w:rPr>
+              <w:t>S01</w:t>
+              <w:br/>
+            </w:r>
+            <w:r>
+              <w:rPr>
+                <w:b w:val="0"/>
+                <w:i w:val="0"/>
+                <w:color w:val="64748B"/>
+                <w:sz w:val="14"/>
+              </w:rPr>
+              <w:t>Démographie</w:t>
+            </w:r>
+          </w:p>
+        </w:tc>
+        <w:tc>
+          <w:tcPr>
+            <w:tcW w:type="dxa" w:w="1531"/>
+          </w:tcPr>
+          <w:p>
+            <w:r>
+              <w:rPr>
+                <w:b/>
+                <w:i w:val="0"/>
+                <w:color w:val="16A34A"/>
+                <w:sz w:val="16"/>
+              </w:rPr>
+              <w:t>—</w:t>
+            </w:r>
+          </w:p>
+        </w:tc>
+        <w:tc>
+          <w:tcPr>
+            <w:tcW w:type="dxa" w:w="1191"/>
+          </w:tcPr>
+          <w:p>
+            <w:r>
+              <w:rPr>
+                <w:b w:val="0"/>
+                <w:i w:val="0"/>
+                <w:color w:val="64748B"/>
+                <w:sz w:val="16"/>
+              </w:rPr>
+              <w:t>GT-CQ</w:t>
+            </w:r>
+          </w:p>
+        </w:tc>
+        <w:tc>
+          <w:tcPr>
+            <w:tcW w:type="dxa" w:w="4706"/>
+          </w:tcPr>
+          <w:p>
+            <w:r>
+              <w:rPr>
+                <w:b w:val="0"/>
+                <w:i w:val="0"/>
+                <w:sz w:val="17"/>
+              </w:rPr>
+              <w:t>Prière de verifier l'information donnée par MANE FAYE ou corriger au niveau de la section 1.</w:t>
+            </w:r>
+          </w:p>
+        </w:tc>
+      </w:tr>
+      <w:tr>
+        <w:tc>
+          <w:tcPr>
+            <w:tcW w:type="dxa" w:w="964"/>
+          </w:tcPr>
+          <w:p>
+            <w:r>
+              <w:rPr>
+                <w:b/>
+                <w:i w:val="0"/>
+                <w:color w:val="EA580C"/>
+                <w:sz w:val="16"/>
+              </w:rPr>
+              <w:t>Moyenne</w:t>
+            </w:r>
+          </w:p>
+        </w:tc>
+        <w:tc>
+          <w:tcPr>
+            <w:tcW w:type="dxa" w:w="1247"/>
+          </w:tcPr>
+          <w:p>
+            <w:r>
+              <w:rPr>
+                <w:b/>
+                <w:i w:val="0"/>
+                <w:sz w:val="16"/>
+              </w:rPr>
+              <w:t>S01</w:t>
+              <w:br/>
+            </w:r>
+            <w:r>
+              <w:rPr>
+                <w:b w:val="0"/>
+                <w:i w:val="0"/>
+                <w:color w:val="64748B"/>
+                <w:sz w:val="14"/>
+              </w:rPr>
+              <w:t>Démographie</w:t>
+            </w:r>
+          </w:p>
+        </w:tc>
+        <w:tc>
+          <w:tcPr>
+            <w:tcW w:type="dxa" w:w="1531"/>
+          </w:tcPr>
+          <w:p>
+            <w:r>
+              <w:rPr>
+                <w:b/>
+                <w:i w:val="0"/>
+                <w:color w:val="16A34A"/>
+                <w:sz w:val="16"/>
+              </w:rPr>
+              <w:t>—</w:t>
+            </w:r>
+          </w:p>
+        </w:tc>
+        <w:tc>
+          <w:tcPr>
+            <w:tcW w:type="dxa" w:w="1191"/>
+          </w:tcPr>
+          <w:p>
+            <w:r>
+              <w:rPr>
+                <w:b w:val="0"/>
+                <w:i w:val="0"/>
+                <w:color w:val="64748B"/>
+                <w:sz w:val="16"/>
+              </w:rPr>
+              <w:t>GT-CQ</w:t>
+            </w:r>
+          </w:p>
+        </w:tc>
+        <w:tc>
+          <w:tcPr>
+            <w:tcW w:type="dxa" w:w="4706"/>
+          </w:tcPr>
+          <w:p>
+            <w:r>
+              <w:rPr>
+                <w:b w:val="0"/>
+                <w:i w:val="0"/>
+                <w:sz w:val="17"/>
+              </w:rPr>
+              <w:t>Prière de verifier l'information donnée par ABDOU FAYE ou corriger au niveau de la section 1.</w:t>
+            </w:r>
+          </w:p>
+        </w:tc>
+      </w:tr>
+      <w:tr>
+        <w:tc>
+          <w:tcPr>
+            <w:tcW w:type="dxa" w:w="964"/>
+          </w:tcPr>
+          <w:p>
+            <w:r>
+              <w:rPr>
+                <w:b/>
+                <w:i w:val="0"/>
+                <w:color w:val="EA580C"/>
+                <w:sz w:val="16"/>
+              </w:rPr>
+              <w:t>Moyenne</w:t>
+            </w:r>
+          </w:p>
+        </w:tc>
+        <w:tc>
+          <w:tcPr>
+            <w:tcW w:type="dxa" w:w="1247"/>
+          </w:tcPr>
+          <w:p>
+            <w:r>
+              <w:rPr>
+                <w:b/>
+                <w:i w:val="0"/>
+                <w:sz w:val="16"/>
+              </w:rPr>
+              <w:t>S01</w:t>
+              <w:br/>
+            </w:r>
+            <w:r>
+              <w:rPr>
+                <w:b w:val="0"/>
+                <w:i w:val="0"/>
+                <w:color w:val="64748B"/>
+                <w:sz w:val="14"/>
+              </w:rPr>
+              <w:t>Démographie</w:t>
+            </w:r>
+          </w:p>
+        </w:tc>
+        <w:tc>
+          <w:tcPr>
+            <w:tcW w:type="dxa" w:w="1531"/>
+          </w:tcPr>
+          <w:p>
+            <w:r>
+              <w:rPr>
+                <w:b/>
+                <w:i w:val="0"/>
+                <w:color w:val="16A34A"/>
+                <w:sz w:val="16"/>
+              </w:rPr>
+              <w:t>—</w:t>
+            </w:r>
+          </w:p>
+        </w:tc>
+        <w:tc>
+          <w:tcPr>
+            <w:tcW w:type="dxa" w:w="1191"/>
+          </w:tcPr>
+          <w:p>
+            <w:r>
+              <w:rPr>
+                <w:b w:val="0"/>
+                <w:i w:val="0"/>
+                <w:color w:val="64748B"/>
+                <w:sz w:val="16"/>
+              </w:rPr>
+              <w:t>GT-CQ</w:t>
+            </w:r>
+          </w:p>
+        </w:tc>
+        <w:tc>
+          <w:tcPr>
+            <w:tcW w:type="dxa" w:w="4706"/>
+          </w:tcPr>
+          <w:p>
+            <w:r>
+              <w:rPr>
+                <w:b w:val="0"/>
+                <w:i w:val="0"/>
+                <w:sz w:val="17"/>
+              </w:rPr>
+              <w:t>Prière de verifier l'information donnée par ADAM FAYE ou corriger au niveau de la section 1.</w:t>
+            </w:r>
+          </w:p>
+        </w:tc>
+      </w:tr>
+      <w:tr>
+        <w:tc>
+          <w:tcPr>
+            <w:tcW w:type="dxa" w:w="964"/>
+          </w:tcPr>
+          <w:p>
+            <w:r>
+              <w:rPr>
+                <w:b/>
+                <w:i w:val="0"/>
+                <w:color w:val="EA580C"/>
+                <w:sz w:val="16"/>
+              </w:rPr>
+              <w:t>Moyenne</w:t>
+            </w:r>
+          </w:p>
+        </w:tc>
+        <w:tc>
+          <w:tcPr>
+            <w:tcW w:type="dxa" w:w="1247"/>
+          </w:tcPr>
+          <w:p>
+            <w:r>
+              <w:rPr>
+                <w:b/>
+                <w:i w:val="0"/>
+                <w:sz w:val="16"/>
+              </w:rPr>
+              <w:t>S01</w:t>
+              <w:br/>
+            </w:r>
+            <w:r>
+              <w:rPr>
+                <w:b w:val="0"/>
+                <w:i w:val="0"/>
+                <w:color w:val="64748B"/>
+                <w:sz w:val="14"/>
+              </w:rPr>
+              <w:t>Démographie</w:t>
+            </w:r>
+          </w:p>
+        </w:tc>
+        <w:tc>
+          <w:tcPr>
+            <w:tcW w:type="dxa" w:w="1531"/>
+          </w:tcPr>
+          <w:p>
+            <w:r>
+              <w:rPr>
+                <w:b/>
+                <w:i w:val="0"/>
+                <w:color w:val="16A34A"/>
+                <w:sz w:val="16"/>
+              </w:rPr>
+              <w:t>—</w:t>
+            </w:r>
+          </w:p>
+        </w:tc>
+        <w:tc>
+          <w:tcPr>
+            <w:tcW w:type="dxa" w:w="1191"/>
+          </w:tcPr>
+          <w:p>
+            <w:r>
+              <w:rPr>
+                <w:b w:val="0"/>
+                <w:i w:val="0"/>
+                <w:color w:val="64748B"/>
+                <w:sz w:val="16"/>
+              </w:rPr>
+              <w:t>GT-CQ</w:t>
+            </w:r>
+          </w:p>
+        </w:tc>
+        <w:tc>
+          <w:tcPr>
+            <w:tcW w:type="dxa" w:w="4706"/>
+          </w:tcPr>
+          <w:p>
+            <w:r>
+              <w:rPr>
+                <w:b w:val="0"/>
+                <w:i w:val="0"/>
+                <w:sz w:val="17"/>
+              </w:rPr>
+              <w:t>Prière de verifier l'information donnée par ADAMA FAYE ou corriger au niveau de la section 1.</w:t>
+            </w:r>
+          </w:p>
+        </w:tc>
+      </w:tr>
+      <w:tr>
+        <w:tc>
+          <w:tcPr>
+            <w:tcW w:type="dxa" w:w="964"/>
+          </w:tcPr>
+          <w:p>
+            <w:r>
+              <w:rPr>
+                <w:b/>
+                <w:i w:val="0"/>
+                <w:color w:val="EA580C"/>
+                <w:sz w:val="16"/>
+              </w:rPr>
+              <w:t>Moyenne</w:t>
+            </w:r>
+          </w:p>
+        </w:tc>
+        <w:tc>
+          <w:tcPr>
+            <w:tcW w:type="dxa" w:w="1247"/>
+          </w:tcPr>
+          <w:p>
+            <w:r>
+              <w:rPr>
+                <w:b/>
+                <w:i w:val="0"/>
+                <w:sz w:val="16"/>
+              </w:rPr>
+              <w:t>S01</w:t>
+              <w:br/>
+            </w:r>
+            <w:r>
+              <w:rPr>
+                <w:b w:val="0"/>
+                <w:i w:val="0"/>
+                <w:color w:val="64748B"/>
+                <w:sz w:val="14"/>
+              </w:rPr>
+              <w:t>Démographie</w:t>
+            </w:r>
+          </w:p>
+        </w:tc>
+        <w:tc>
+          <w:tcPr>
+            <w:tcW w:type="dxa" w:w="1531"/>
+          </w:tcPr>
+          <w:p>
+            <w:r>
+              <w:rPr>
+                <w:b/>
+                <w:i w:val="0"/>
+                <w:color w:val="16A34A"/>
+                <w:sz w:val="16"/>
+              </w:rPr>
+              <w:t>—</w:t>
+            </w:r>
+          </w:p>
+        </w:tc>
+        <w:tc>
+          <w:tcPr>
+            <w:tcW w:type="dxa" w:w="1191"/>
+          </w:tcPr>
+          <w:p>
+            <w:r>
+              <w:rPr>
+                <w:b w:val="0"/>
+                <w:i w:val="0"/>
+                <w:color w:val="64748B"/>
+                <w:sz w:val="16"/>
+              </w:rPr>
+              <w:t>GT-CQ</w:t>
+            </w:r>
+          </w:p>
+        </w:tc>
+        <w:tc>
+          <w:tcPr>
+            <w:tcW w:type="dxa" w:w="4706"/>
+          </w:tcPr>
+          <w:p>
+            <w:r>
+              <w:rPr>
+                <w:b w:val="0"/>
+                <w:i w:val="0"/>
+                <w:sz w:val="17"/>
+              </w:rPr>
+              <w:t>Prière de verifier l'information donnée par AISSATA FAYE ou corriger au niveau de la section 1.</w:t>
+            </w:r>
+          </w:p>
+        </w:tc>
+      </w:tr>
+      <w:tr>
+        <w:tc>
+          <w:tcPr>
+            <w:tcW w:type="dxa" w:w="964"/>
+          </w:tcPr>
+          <w:p>
+            <w:r>
+              <w:rPr>
+                <w:b/>
+                <w:i w:val="0"/>
+                <w:color w:val="EA580C"/>
+                <w:sz w:val="16"/>
+              </w:rPr>
+              <w:t>Moyenne</w:t>
+            </w:r>
+          </w:p>
+        </w:tc>
+        <w:tc>
+          <w:tcPr>
+            <w:tcW w:type="dxa" w:w="1247"/>
+          </w:tcPr>
+          <w:p>
+            <w:r>
+              <w:rPr>
+                <w:b/>
+                <w:i w:val="0"/>
+                <w:sz w:val="16"/>
+              </w:rPr>
+              <w:t>S01</w:t>
+              <w:br/>
+            </w:r>
+            <w:r>
+              <w:rPr>
+                <w:b w:val="0"/>
+                <w:i w:val="0"/>
+                <w:color w:val="64748B"/>
+                <w:sz w:val="14"/>
+              </w:rPr>
+              <w:t>Démographie</w:t>
+            </w:r>
+          </w:p>
+        </w:tc>
+        <w:tc>
+          <w:tcPr>
+            <w:tcW w:type="dxa" w:w="1531"/>
+          </w:tcPr>
+          <w:p>
+            <w:r>
+              <w:rPr>
+                <w:b/>
+                <w:i w:val="0"/>
+                <w:color w:val="16A34A"/>
+                <w:sz w:val="16"/>
+              </w:rPr>
+              <w:t>—</w:t>
+            </w:r>
+          </w:p>
+        </w:tc>
+        <w:tc>
+          <w:tcPr>
+            <w:tcW w:type="dxa" w:w="1191"/>
+          </w:tcPr>
+          <w:p>
+            <w:r>
+              <w:rPr>
+                <w:b w:val="0"/>
+                <w:i w:val="0"/>
+                <w:color w:val="64748B"/>
+                <w:sz w:val="16"/>
+              </w:rPr>
+              <w:t>GT-CQ</w:t>
+            </w:r>
+          </w:p>
+        </w:tc>
+        <w:tc>
+          <w:tcPr>
+            <w:tcW w:type="dxa" w:w="4706"/>
+          </w:tcPr>
+          <w:p>
+            <w:r>
+              <w:rPr>
+                <w:b w:val="0"/>
+                <w:i w:val="0"/>
+                <w:sz w:val="17"/>
+              </w:rPr>
+              <w:t>Prière de verifier l'information donnée par ASTOU FAYE ou corriger au niveau de la section 1.</w:t>
+            </w:r>
+          </w:p>
+        </w:tc>
+      </w:tr>
+      <w:tr>
+        <w:tc>
+          <w:tcPr>
+            <w:tcW w:type="dxa" w:w="964"/>
+          </w:tcPr>
+          <w:p>
+            <w:r>
+              <w:rPr>
+                <w:b/>
+                <w:i w:val="0"/>
+                <w:color w:val="EA580C"/>
+                <w:sz w:val="16"/>
+              </w:rPr>
+              <w:t>Moyenne</w:t>
+            </w:r>
+          </w:p>
+        </w:tc>
+        <w:tc>
+          <w:tcPr>
+            <w:tcW w:type="dxa" w:w="1247"/>
+          </w:tcPr>
+          <w:p>
+            <w:r>
+              <w:rPr>
+                <w:b/>
+                <w:i w:val="0"/>
+                <w:sz w:val="16"/>
+              </w:rPr>
+              <w:t>S01</w:t>
+              <w:br/>
+            </w:r>
+            <w:r>
+              <w:rPr>
+                <w:b w:val="0"/>
+                <w:i w:val="0"/>
+                <w:color w:val="64748B"/>
+                <w:sz w:val="14"/>
+              </w:rPr>
+              <w:t>Démographie</w:t>
+            </w:r>
+          </w:p>
+        </w:tc>
+        <w:tc>
+          <w:tcPr>
+            <w:tcW w:type="dxa" w:w="1531"/>
+          </w:tcPr>
+          <w:p>
+            <w:r>
+              <w:rPr>
+                <w:b/>
+                <w:i w:val="0"/>
+                <w:color w:val="16A34A"/>
+                <w:sz w:val="16"/>
+              </w:rPr>
+              <w:t>—</w:t>
+            </w:r>
+          </w:p>
+        </w:tc>
+        <w:tc>
+          <w:tcPr>
+            <w:tcW w:type="dxa" w:w="1191"/>
+          </w:tcPr>
+          <w:p>
+            <w:r>
+              <w:rPr>
+                <w:b w:val="0"/>
+                <w:i w:val="0"/>
+                <w:color w:val="64748B"/>
+                <w:sz w:val="16"/>
+              </w:rPr>
+              <w:t>GT-CQ</w:t>
+            </w:r>
+          </w:p>
+        </w:tc>
+        <w:tc>
+          <w:tcPr>
+            <w:tcW w:type="dxa" w:w="4706"/>
+          </w:tcPr>
+          <w:p>
+            <w:r>
+              <w:rPr>
+                <w:b w:val="0"/>
+                <w:i w:val="0"/>
+                <w:sz w:val="17"/>
+              </w:rPr>
+              <w:t>Prière de verifier l'information donnée par FALLOU FAYE ou corriger au niveau de la section 1.</w:t>
+            </w:r>
+          </w:p>
+        </w:tc>
+      </w:tr>
+      <w:tr>
+        <w:tc>
+          <w:tcPr>
+            <w:tcW w:type="dxa" w:w="964"/>
+          </w:tcPr>
+          <w:p>
+            <w:r>
+              <w:rPr>
+                <w:b/>
+                <w:i w:val="0"/>
+                <w:color w:val="EA580C"/>
+                <w:sz w:val="16"/>
+              </w:rPr>
+              <w:t>Moyenne</w:t>
+            </w:r>
+          </w:p>
+        </w:tc>
+        <w:tc>
+          <w:tcPr>
+            <w:tcW w:type="dxa" w:w="1247"/>
+          </w:tcPr>
+          <w:p>
+            <w:r>
+              <w:rPr>
+                <w:b/>
+                <w:i w:val="0"/>
+                <w:sz w:val="16"/>
+              </w:rPr>
+              <w:t>S01</w:t>
+              <w:br/>
+            </w:r>
+            <w:r>
+              <w:rPr>
+                <w:b w:val="0"/>
+                <w:i w:val="0"/>
+                <w:color w:val="64748B"/>
+                <w:sz w:val="14"/>
+              </w:rPr>
+              <w:t>Démographie</w:t>
+            </w:r>
+          </w:p>
+        </w:tc>
+        <w:tc>
+          <w:tcPr>
+            <w:tcW w:type="dxa" w:w="1531"/>
+          </w:tcPr>
+          <w:p>
+            <w:r>
+              <w:rPr>
+                <w:b/>
+                <w:i w:val="0"/>
+                <w:color w:val="16A34A"/>
+                <w:sz w:val="16"/>
+              </w:rPr>
+              <w:t>—</w:t>
+            </w:r>
+          </w:p>
+        </w:tc>
+        <w:tc>
+          <w:tcPr>
+            <w:tcW w:type="dxa" w:w="1191"/>
+          </w:tcPr>
+          <w:p>
+            <w:r>
+              <w:rPr>
+                <w:b w:val="0"/>
+                <w:i w:val="0"/>
+                <w:color w:val="64748B"/>
+                <w:sz w:val="16"/>
+              </w:rPr>
+              <w:t>GT-CQ</w:t>
+            </w:r>
+          </w:p>
+        </w:tc>
+        <w:tc>
+          <w:tcPr>
+            <w:tcW w:type="dxa" w:w="4706"/>
+          </w:tcPr>
+          <w:p>
+            <w:r>
+              <w:rPr>
+                <w:b w:val="0"/>
+                <w:i w:val="0"/>
+                <w:sz w:val="17"/>
+              </w:rPr>
+              <w:t>Prière de verifier l'information donnée par FALLOU FAYE2 ou corriger au niveau de la section 1.</w:t>
+            </w:r>
+          </w:p>
+        </w:tc>
+      </w:tr>
+      <w:tr>
+        <w:tc>
+          <w:tcPr>
+            <w:tcW w:type="dxa" w:w="964"/>
+          </w:tcPr>
+          <w:p>
+            <w:r>
+              <w:rPr>
+                <w:b/>
+                <w:i w:val="0"/>
+                <w:color w:val="EA580C"/>
+                <w:sz w:val="16"/>
+              </w:rPr>
+              <w:t>Moyenne</w:t>
+            </w:r>
+          </w:p>
+        </w:tc>
+        <w:tc>
+          <w:tcPr>
+            <w:tcW w:type="dxa" w:w="1247"/>
+          </w:tcPr>
+          <w:p>
+            <w:r>
+              <w:rPr>
+                <w:b/>
+                <w:i w:val="0"/>
+                <w:sz w:val="16"/>
+              </w:rPr>
+              <w:t>S01</w:t>
+              <w:br/>
+            </w:r>
+            <w:r>
+              <w:rPr>
+                <w:b w:val="0"/>
+                <w:i w:val="0"/>
+                <w:color w:val="64748B"/>
+                <w:sz w:val="14"/>
+              </w:rPr>
+              <w:t>Démographie</w:t>
+            </w:r>
+          </w:p>
+        </w:tc>
+        <w:tc>
+          <w:tcPr>
+            <w:tcW w:type="dxa" w:w="1531"/>
+          </w:tcPr>
+          <w:p>
+            <w:r>
+              <w:rPr>
+                <w:b/>
+                <w:i w:val="0"/>
+                <w:color w:val="16A34A"/>
+                <w:sz w:val="16"/>
+              </w:rPr>
+              <w:t>—</w:t>
+            </w:r>
+          </w:p>
+        </w:tc>
+        <w:tc>
+          <w:tcPr>
+            <w:tcW w:type="dxa" w:w="1191"/>
+          </w:tcPr>
+          <w:p>
+            <w:r>
+              <w:rPr>
+                <w:b w:val="0"/>
+                <w:i w:val="0"/>
+                <w:color w:val="64748B"/>
+                <w:sz w:val="16"/>
+              </w:rPr>
+              <w:t>GT-CQ</w:t>
+            </w:r>
+          </w:p>
+        </w:tc>
+        <w:tc>
+          <w:tcPr>
+            <w:tcW w:type="dxa" w:w="4706"/>
+          </w:tcPr>
+          <w:p>
+            <w:r>
+              <w:rPr>
+                <w:b w:val="0"/>
+                <w:i w:val="0"/>
+                <w:sz w:val="17"/>
+              </w:rPr>
+              <w:t>Prière de verifier l'information donnée par LAMP FAYE ou corriger au niveau de la section 1.</w:t>
+            </w:r>
+          </w:p>
+        </w:tc>
+      </w:tr>
+      <w:tr>
+        <w:tc>
+          <w:tcPr>
+            <w:tcW w:type="dxa" w:w="964"/>
+          </w:tcPr>
+          <w:p>
+            <w:r>
+              <w:rPr>
+                <w:b/>
+                <w:i w:val="0"/>
+                <w:color w:val="EA580C"/>
+                <w:sz w:val="16"/>
+              </w:rPr>
+              <w:t>Moyenne</w:t>
+            </w:r>
+          </w:p>
+        </w:tc>
+        <w:tc>
+          <w:tcPr>
+            <w:tcW w:type="dxa" w:w="1247"/>
+          </w:tcPr>
+          <w:p>
+            <w:r>
+              <w:rPr>
+                <w:b/>
+                <w:i w:val="0"/>
+                <w:sz w:val="16"/>
+              </w:rPr>
+              <w:t>S01</w:t>
+              <w:br/>
+            </w:r>
+            <w:r>
+              <w:rPr>
+                <w:b w:val="0"/>
+                <w:i w:val="0"/>
+                <w:color w:val="64748B"/>
+                <w:sz w:val="14"/>
+              </w:rPr>
+              <w:t>Démographie</w:t>
+            </w:r>
+          </w:p>
+        </w:tc>
+        <w:tc>
+          <w:tcPr>
+            <w:tcW w:type="dxa" w:w="1531"/>
+          </w:tcPr>
+          <w:p>
+            <w:r>
+              <w:rPr>
+                <w:b/>
+                <w:i w:val="0"/>
+                <w:color w:val="16A34A"/>
+                <w:sz w:val="16"/>
+              </w:rPr>
+              <w:t>—</w:t>
+            </w:r>
+          </w:p>
+        </w:tc>
+        <w:tc>
+          <w:tcPr>
+            <w:tcW w:type="dxa" w:w="1191"/>
+          </w:tcPr>
+          <w:p>
+            <w:r>
+              <w:rPr>
+                <w:b w:val="0"/>
+                <w:i w:val="0"/>
+                <w:color w:val="64748B"/>
+                <w:sz w:val="16"/>
+              </w:rPr>
+              <w:t>GT-CQ</w:t>
+            </w:r>
+          </w:p>
+        </w:tc>
+        <w:tc>
+          <w:tcPr>
+            <w:tcW w:type="dxa" w:w="4706"/>
+          </w:tcPr>
+          <w:p>
+            <w:r>
+              <w:rPr>
+                <w:b w:val="0"/>
+                <w:i w:val="0"/>
+                <w:sz w:val="17"/>
+              </w:rPr>
+              <w:t>Prière de verifier l'information donnée par MBERY FAYE ou corriger au niveau de la section 1.</w:t>
+            </w:r>
+          </w:p>
+        </w:tc>
+      </w:tr>
+      <w:tr>
+        <w:tc>
+          <w:tcPr>
+            <w:tcW w:type="dxa" w:w="964"/>
+          </w:tcPr>
+          <w:p>
+            <w:r>
+              <w:rPr>
+                <w:b/>
+                <w:i w:val="0"/>
+                <w:color w:val="EA580C"/>
+                <w:sz w:val="16"/>
+              </w:rPr>
+              <w:t>Moyenne</w:t>
+            </w:r>
+          </w:p>
+        </w:tc>
+        <w:tc>
+          <w:tcPr>
+            <w:tcW w:type="dxa" w:w="1247"/>
+          </w:tcPr>
+          <w:p>
+            <w:r>
+              <w:rPr>
+                <w:b/>
+                <w:i w:val="0"/>
+                <w:sz w:val="16"/>
+              </w:rPr>
+              <w:t>S01</w:t>
+              <w:br/>
+            </w:r>
+            <w:r>
+              <w:rPr>
+                <w:b w:val="0"/>
+                <w:i w:val="0"/>
+                <w:color w:val="64748B"/>
+                <w:sz w:val="14"/>
+              </w:rPr>
+              <w:t>Démographie</w:t>
+            </w:r>
+          </w:p>
+        </w:tc>
+        <w:tc>
+          <w:tcPr>
+            <w:tcW w:type="dxa" w:w="1531"/>
+          </w:tcPr>
+          <w:p>
+            <w:r>
+              <w:rPr>
+                <w:b/>
+                <w:i w:val="0"/>
+                <w:color w:val="16A34A"/>
+                <w:sz w:val="16"/>
+              </w:rPr>
+              <w:t>s01q23, s01q00b, s01q23_autre</w:t>
+            </w:r>
+          </w:p>
+        </w:tc>
+        <w:tc>
+          <w:tcPr>
+            <w:tcW w:type="dxa" w:w="1191"/>
+          </w:tcPr>
+          <w:p>
+            <w:r>
+              <w:rPr>
+                <w:b w:val="0"/>
+                <w:i w:val="0"/>
+                <w:color w:val="64748B"/>
+                <w:sz w:val="16"/>
+              </w:rPr>
+              <w:t>GT-CQ</w:t>
+            </w:r>
+          </w:p>
+        </w:tc>
+        <w:tc>
+          <w:tcPr>
+            <w:tcW w:type="dxa" w:w="4706"/>
+          </w:tcPr>
+          <w:p>
+            <w:r>
+              <w:rPr>
+                <w:b w:val="0"/>
+                <w:i w:val="0"/>
+                <w:sz w:val="17"/>
+              </w:rPr>
+              <w:t>La raison principale pour laquelle que NAR FAYE est venu vivre dans cette localité est formation religieuse et semble exister dans les modalités, prière de prendre attache avec le QG pour plus d'explication afin de la classer bien.</w:t>
+            </w:r>
+          </w:p>
+        </w:tc>
+      </w:tr>
+      <w:tr>
+        <w:tc>
+          <w:tcPr>
+            <w:tcW w:type="dxa" w:w="964"/>
+          </w:tcPr>
+          <w:p>
+            <w:r>
+              <w:rPr>
+                <w:b/>
+                <w:i w:val="0"/>
+                <w:color w:val="EA580C"/>
+                <w:sz w:val="16"/>
+              </w:rPr>
+              <w:t>Moyenne</w:t>
+            </w:r>
+          </w:p>
+        </w:tc>
+        <w:tc>
+          <w:tcPr>
+            <w:tcW w:type="dxa" w:w="1247"/>
+          </w:tcPr>
+          <w:p>
+            <w:r>
+              <w:rPr>
+                <w:b/>
+                <w:i w:val="0"/>
+                <w:sz w:val="16"/>
+              </w:rPr>
+              <w:t>S01</w:t>
+              <w:br/>
+            </w:r>
+            <w:r>
+              <w:rPr>
+                <w:b w:val="0"/>
+                <w:i w:val="0"/>
+                <w:color w:val="64748B"/>
+                <w:sz w:val="14"/>
+              </w:rPr>
+              <w:t>Démographie</w:t>
+            </w:r>
+          </w:p>
+        </w:tc>
+        <w:tc>
+          <w:tcPr>
+            <w:tcW w:type="dxa" w:w="1531"/>
+          </w:tcPr>
+          <w:p>
+            <w:r>
+              <w:rPr>
+                <w:b/>
+                <w:i w:val="0"/>
+                <w:color w:val="16A34A"/>
+                <w:sz w:val="16"/>
+              </w:rPr>
+              <w:t>—</w:t>
+            </w:r>
+          </w:p>
+        </w:tc>
+        <w:tc>
+          <w:tcPr>
+            <w:tcW w:type="dxa" w:w="1191"/>
+          </w:tcPr>
+          <w:p>
+            <w:r>
+              <w:rPr>
+                <w:b w:val="0"/>
+                <w:i w:val="0"/>
+                <w:color w:val="64748B"/>
+                <w:sz w:val="16"/>
+              </w:rPr>
+              <w:t>GT-CQ</w:t>
+            </w:r>
+          </w:p>
+        </w:tc>
+        <w:tc>
+          <w:tcPr>
+            <w:tcW w:type="dxa" w:w="4706"/>
+          </w:tcPr>
+          <w:p>
+            <w:r>
+              <w:rPr>
+                <w:b w:val="0"/>
+                <w:i w:val="0"/>
+                <w:sz w:val="17"/>
+              </w:rPr>
+              <w:t>Prière de verifier l'information donnée par NDANTY FAYE ou corriger au niveau de la section 1.</w:t>
+            </w:r>
+          </w:p>
+        </w:tc>
+      </w:tr>
+      <w:tr>
+        <w:tc>
+          <w:tcPr>
+            <w:tcW w:type="dxa" w:w="964"/>
+          </w:tcPr>
+          <w:p>
+            <w:r>
+              <w:rPr>
+                <w:b/>
+                <w:i w:val="0"/>
+                <w:color w:val="EA580C"/>
+                <w:sz w:val="16"/>
+              </w:rPr>
+              <w:t>Moyenne</w:t>
+            </w:r>
+          </w:p>
+        </w:tc>
+        <w:tc>
+          <w:tcPr>
+            <w:tcW w:type="dxa" w:w="1247"/>
+          </w:tcPr>
+          <w:p>
+            <w:r>
+              <w:rPr>
+                <w:b/>
+                <w:i w:val="0"/>
+                <w:sz w:val="16"/>
+              </w:rPr>
+              <w:t>S01</w:t>
+              <w:br/>
+            </w:r>
+            <w:r>
+              <w:rPr>
+                <w:b w:val="0"/>
+                <w:i w:val="0"/>
+                <w:color w:val="64748B"/>
+                <w:sz w:val="14"/>
+              </w:rPr>
+              <w:t>Démographie</w:t>
+            </w:r>
+          </w:p>
+        </w:tc>
+        <w:tc>
+          <w:tcPr>
+            <w:tcW w:type="dxa" w:w="1531"/>
+          </w:tcPr>
+          <w:p>
+            <w:r>
+              <w:rPr>
+                <w:b/>
+                <w:i w:val="0"/>
+                <w:color w:val="16A34A"/>
+                <w:sz w:val="16"/>
+              </w:rPr>
+              <w:t>—</w:t>
+            </w:r>
+          </w:p>
+        </w:tc>
+        <w:tc>
+          <w:tcPr>
+            <w:tcW w:type="dxa" w:w="1191"/>
+          </w:tcPr>
+          <w:p>
+            <w:r>
+              <w:rPr>
+                <w:b w:val="0"/>
+                <w:i w:val="0"/>
+                <w:color w:val="64748B"/>
+                <w:sz w:val="16"/>
+              </w:rPr>
+              <w:t>GT-CQ</w:t>
+            </w:r>
+          </w:p>
+        </w:tc>
+        <w:tc>
+          <w:tcPr>
+            <w:tcW w:type="dxa" w:w="4706"/>
+          </w:tcPr>
+          <w:p>
+            <w:r>
+              <w:rPr>
+                <w:b w:val="0"/>
+                <w:i w:val="0"/>
+                <w:sz w:val="17"/>
+              </w:rPr>
+              <w:t>Prière de verifier l'information donnée par NDIANE FAYE ou corriger au niveau de la section 1.</w:t>
+            </w:r>
+          </w:p>
+        </w:tc>
+      </w:tr>
+      <w:tr>
+        <w:tc>
+          <w:tcPr>
+            <w:tcW w:type="dxa" w:w="964"/>
+          </w:tcPr>
+          <w:p>
+            <w:r>
+              <w:rPr>
+                <w:b/>
+                <w:i w:val="0"/>
+                <w:color w:val="EA580C"/>
+                <w:sz w:val="16"/>
+              </w:rPr>
+              <w:t>Moyenne</w:t>
+            </w:r>
+          </w:p>
+        </w:tc>
+        <w:tc>
+          <w:tcPr>
+            <w:tcW w:type="dxa" w:w="1247"/>
+          </w:tcPr>
+          <w:p>
+            <w:r>
+              <w:rPr>
+                <w:b/>
+                <w:i w:val="0"/>
+                <w:sz w:val="16"/>
+              </w:rPr>
+              <w:t>S01</w:t>
+              <w:br/>
+            </w:r>
+            <w:r>
+              <w:rPr>
+                <w:b w:val="0"/>
+                <w:i w:val="0"/>
+                <w:color w:val="64748B"/>
+                <w:sz w:val="14"/>
+              </w:rPr>
+              <w:t>Démographie</w:t>
+            </w:r>
+          </w:p>
+        </w:tc>
+        <w:tc>
+          <w:tcPr>
+            <w:tcW w:type="dxa" w:w="1531"/>
+          </w:tcPr>
+          <w:p>
+            <w:r>
+              <w:rPr>
+                <w:b/>
+                <w:i w:val="0"/>
+                <w:color w:val="16A34A"/>
+                <w:sz w:val="16"/>
+              </w:rPr>
+              <w:t>—</w:t>
+            </w:r>
+          </w:p>
+        </w:tc>
+        <w:tc>
+          <w:tcPr>
+            <w:tcW w:type="dxa" w:w="1191"/>
+          </w:tcPr>
+          <w:p>
+            <w:r>
+              <w:rPr>
+                <w:b w:val="0"/>
+                <w:i w:val="0"/>
+                <w:color w:val="64748B"/>
+                <w:sz w:val="16"/>
+              </w:rPr>
+              <w:t>GT-CQ</w:t>
+            </w:r>
+          </w:p>
+        </w:tc>
+        <w:tc>
+          <w:tcPr>
+            <w:tcW w:type="dxa" w:w="4706"/>
+          </w:tcPr>
+          <w:p>
+            <w:r>
+              <w:rPr>
+                <w:b w:val="0"/>
+                <w:i w:val="0"/>
+                <w:sz w:val="17"/>
+              </w:rPr>
+              <w:t>Prière de verifier l'information donnée par TENING FAYE ou corriger au niveau de la section 1.</w:t>
+            </w:r>
+          </w:p>
+        </w:tc>
+      </w:tr>
+      <w:tr>
+        <w:tc>
+          <w:tcPr>
+            <w:tcW w:type="dxa" w:w="964"/>
+          </w:tcPr>
+          <w:p>
+            <w:r>
+              <w:rPr>
+                <w:b/>
+                <w:i w:val="0"/>
+                <w:color w:val="EA580C"/>
+                <w:sz w:val="16"/>
+              </w:rPr>
+              <w:t>Moyenne</w:t>
+            </w:r>
+          </w:p>
+        </w:tc>
+        <w:tc>
+          <w:tcPr>
+            <w:tcW w:type="dxa" w:w="1247"/>
+          </w:tcPr>
+          <w:p>
+            <w:r>
+              <w:rPr>
+                <w:b/>
+                <w:i w:val="0"/>
+                <w:sz w:val="16"/>
+              </w:rPr>
+              <w:t>S01</w:t>
+              <w:br/>
+            </w:r>
+            <w:r>
+              <w:rPr>
+                <w:b w:val="0"/>
+                <w:i w:val="0"/>
+                <w:color w:val="64748B"/>
+                <w:sz w:val="14"/>
+              </w:rPr>
+              <w:t>Démographie</w:t>
+            </w:r>
+          </w:p>
+        </w:tc>
+        <w:tc>
+          <w:tcPr>
+            <w:tcW w:type="dxa" w:w="1531"/>
+          </w:tcPr>
+          <w:p>
+            <w:r>
+              <w:rPr>
+                <w:b/>
+                <w:i w:val="0"/>
+                <w:color w:val="16A34A"/>
+                <w:sz w:val="16"/>
+              </w:rPr>
+              <w:t>—</w:t>
+            </w:r>
+          </w:p>
+        </w:tc>
+        <w:tc>
+          <w:tcPr>
+            <w:tcW w:type="dxa" w:w="1191"/>
+          </w:tcPr>
+          <w:p>
+            <w:r>
+              <w:rPr>
+                <w:b w:val="0"/>
+                <w:i w:val="0"/>
+                <w:color w:val="64748B"/>
+                <w:sz w:val="16"/>
+              </w:rPr>
+              <w:t>GT-CQ</w:t>
+            </w:r>
+          </w:p>
+        </w:tc>
+        <w:tc>
+          <w:tcPr>
+            <w:tcW w:type="dxa" w:w="4706"/>
+          </w:tcPr>
+          <w:p>
+            <w:r>
+              <w:rPr>
+                <w:b w:val="0"/>
+                <w:i w:val="0"/>
+                <w:sz w:val="17"/>
+              </w:rPr>
+              <w:t>Prière de verifier l'information donnée par THIABOU FAYE ou corriger au niveau de la section 1.</w:t>
+            </w:r>
+          </w:p>
+        </w:tc>
+      </w:tr>
+      <w:tr>
+        <w:tc>
+          <w:tcPr>
+            <w:tcW w:type="dxa" w:w="964"/>
+          </w:tcPr>
+          <w:p>
+            <w:r>
+              <w:rPr>
+                <w:b/>
+                <w:i w:val="0"/>
+                <w:color w:val="EA580C"/>
+                <w:sz w:val="16"/>
+              </w:rPr>
+              <w:t>Moyenne</w:t>
+            </w:r>
+          </w:p>
+        </w:tc>
+        <w:tc>
+          <w:tcPr>
+            <w:tcW w:type="dxa" w:w="1247"/>
+          </w:tcPr>
+          <w:p>
+            <w:r>
+              <w:rPr>
+                <w:b/>
+                <w:i w:val="0"/>
+                <w:sz w:val="16"/>
+              </w:rPr>
+              <w:t>S01</w:t>
+              <w:br/>
+            </w:r>
+            <w:r>
+              <w:rPr>
+                <w:b w:val="0"/>
+                <w:i w:val="0"/>
+                <w:color w:val="64748B"/>
+                <w:sz w:val="14"/>
+              </w:rPr>
+              <w:t>Démographie</w:t>
+            </w:r>
+          </w:p>
+        </w:tc>
+        <w:tc>
+          <w:tcPr>
+            <w:tcW w:type="dxa" w:w="1531"/>
+          </w:tcPr>
+          <w:p>
+            <w:r>
+              <w:rPr>
+                <w:b/>
+                <w:i w:val="0"/>
+                <w:color w:val="16A34A"/>
+                <w:sz w:val="16"/>
+              </w:rPr>
+              <w:t>s01q23, s01q00b, s01q23_autre</w:t>
+            </w:r>
+          </w:p>
+        </w:tc>
+        <w:tc>
+          <w:tcPr>
+            <w:tcW w:type="dxa" w:w="1191"/>
+          </w:tcPr>
+          <w:p>
+            <w:r>
+              <w:rPr>
+                <w:b w:val="0"/>
+                <w:i w:val="0"/>
+                <w:color w:val="64748B"/>
+                <w:sz w:val="16"/>
+              </w:rPr>
+              <w:t>GT-CQ</w:t>
+            </w:r>
+          </w:p>
+        </w:tc>
+        <w:tc>
+          <w:tcPr>
+            <w:tcW w:type="dxa" w:w="4706"/>
+          </w:tcPr>
+          <w:p>
+            <w:r>
+              <w:rPr>
+                <w:b w:val="0"/>
+                <w:i w:val="0"/>
+                <w:sz w:val="17"/>
+              </w:rPr>
+              <w:t>La raison principale pour laquelle que FATOU SENE est venu vivre dans cette localité est envoye par ses parent et semble exister dans les modalités, prière de prendre attache avec le QG pour plus d'explication afin de la classer bien.</w:t>
+            </w:r>
+          </w:p>
+        </w:tc>
+      </w:tr>
+      <w:tr>
+        <w:tc>
+          <w:tcPr>
+            <w:tcW w:type="dxa" w:w="964"/>
+          </w:tcPr>
+          <w:p>
+            <w:r>
+              <w:rPr>
+                <w:b/>
+                <w:i w:val="0"/>
+                <w:color w:val="EA580C"/>
+                <w:sz w:val="16"/>
+              </w:rPr>
+              <w:t>Moyenne</w:t>
+            </w:r>
+          </w:p>
+        </w:tc>
+        <w:tc>
+          <w:tcPr>
+            <w:tcW w:type="dxa" w:w="1247"/>
+          </w:tcPr>
+          <w:p>
+            <w:r>
+              <w:rPr>
+                <w:b/>
+                <w:i w:val="0"/>
+                <w:sz w:val="16"/>
+              </w:rPr>
               <w:t>S02</w:t>
               <w:br/>
             </w:r>
@@ -2825,7 +5705,7 @@
                 <w:i w:val="0"/>
                 <w:sz w:val="17"/>
               </w:rPr>
-              <w:t>Incohérent!! Le niveau d'instruction déclaré par l'un des enfants (Secondaire 2e cycle) au niveau de la section 1 de DIASSE FAYE diffère de celui donné par DIASSE FAYE lui-même qui affirme ne pas avoir frequenté l'école formelle.</w:t>
+              <w:t>Attention!!! le montant payé pour les frais de scolarité ( 1000 FCFA) de NDANTY FAYE  qui fréquente 2ème année de Primaire semble faible.</w:t>
             </w:r>
           </w:p>
         </w:tc>
@@ -2840,10 +5720,10 @@
               <w:rPr>
                 <w:b/>
                 <w:i w:val="0"/>
-                <w:color w:val="DC2626"/>
-                <w:sz w:val="16"/>
-              </w:rPr>
-              <w:t>Haute</w:t>
+                <w:color w:val="EA580C"/>
+                <w:sz w:val="16"/>
+              </w:rPr>
+              <w:t>Moyenne</w:t>
             </w:r>
           </w:p>
         </w:tc>
@@ -2915,7 +5795,7 @@
                 <w:i w:val="0"/>
                 <w:sz w:val="17"/>
               </w:rPr>
-              <w:t>Incoherent!!! ADAM FAYE n'a pas fréquenté l'école au cours de l'année scolaire 2024/2025 mais a déclaré 2025 comme dernière année à laquelle il/elle a fréquenté l'école.</w:t>
+              <w:t>Veuillez verifier cette information auprès de l'enquêté ou confirmer avec le QG.</w:t>
             </w:r>
           </w:p>
         </w:tc>
@@ -2930,10 +5810,10 @@
               <w:rPr>
                 <w:b/>
                 <w:i w:val="0"/>
-                <w:color w:val="DC2626"/>
-                <w:sz w:val="16"/>
-              </w:rPr>
-              <w:t>Haute</w:t>
+                <w:color w:val="EA580C"/>
+                <w:sz w:val="16"/>
+              </w:rPr>
+              <w:t>Moyenne</w:t>
             </w:r>
           </w:p>
         </w:tc>
@@ -2948,7 +5828,7 @@
                 <w:i w:val="0"/>
                 <w:sz w:val="16"/>
               </w:rPr>
-              <w:t>S04</w:t>
+              <w:t>S02</w:t>
               <w:br/>
             </w:r>
             <w:r>
@@ -2958,7 +5838,7 @@
                 <w:color w:val="64748B"/>
                 <w:sz w:val="14"/>
               </w:rPr>
-              <w:t>Emploi</w:t>
+              <w:t>Éducation</w:t>
             </w:r>
           </w:p>
         </w:tc>
@@ -2974,7 +5854,7 @@
                 <w:color w:val="16A34A"/>
                 <w:sz w:val="16"/>
               </w:rPr>
-              <w:t>—</w:t>
+              <w:t>s01q64, s00q04, s02q20, s02q25, s01q00b, s02q17_2, s02q15_2</w:t>
             </w:r>
           </w:p>
         </w:tc>
@@ -3005,7 +5885,7 @@
                 <w:i w:val="0"/>
                 <w:sz w:val="17"/>
               </w:rPr>
-              <w:t>Incohérence détectée ! Il semble peu probable que DIASSE FAYE occupe un emploi pour l'ETAT/collectivités locales ou dans une entreprise publique/parapublique tout en travaillant moins de 20 jours par mois.</w:t>
+              <w:t>Dans les milieux ruraux les frais d'uniformes de NDANTY FAYE qui fréquente 2ème année de Primaire sont peut-être obligatoire et sont payés aussi dans les écoles privés, prière de verifier pour corriger ou confirmer avec le QG.</w:t>
             </w:r>
           </w:p>
         </w:tc>
@@ -3020,10 +5900,10 @@
               <w:rPr>
                 <w:b/>
                 <w:i w:val="0"/>
-                <w:color w:val="DC2626"/>
-                <w:sz w:val="16"/>
-              </w:rPr>
-              <w:t>Haute</w:t>
+                <w:color w:val="EA580C"/>
+                <w:sz w:val="16"/>
+              </w:rPr>
+              <w:t>Moyenne</w:t>
             </w:r>
           </w:p>
         </w:tc>
@@ -3038,7 +5918,7 @@
                 <w:i w:val="0"/>
                 <w:sz w:val="16"/>
               </w:rPr>
-              <w:t>S04</w:t>
+              <w:t>S02</w:t>
               <w:br/>
             </w:r>
             <w:r>
@@ -3048,7 +5928,7 @@
                 <w:color w:val="64748B"/>
                 <w:sz w:val="14"/>
               </w:rPr>
-              <w:t>Emploi</w:t>
+              <w:t>Éducation</w:t>
             </w:r>
           </w:p>
         </w:tc>
@@ -3064,7 +5944,7 @@
                 <w:color w:val="16A34A"/>
                 <w:sz w:val="16"/>
               </w:rPr>
-              <w:t>s04q46</w:t>
+              <w:t>—</w:t>
             </w:r>
           </w:p>
         </w:tc>
@@ -3095,7 +5975,7 @@
                 <w:i w:val="0"/>
                 <w:sz w:val="17"/>
               </w:rPr>
-              <w:t>Incohérence! DIAY FAYE  evolue dans l'agriculture mais est  considéré comme salarié ou stagiaire/apprenti non renuméré, prière de revoir la question s04q46 et corriger.</w:t>
+              <w:t>Attention!!! le montant payé pour les frais de scolarité ( 1000 FCFA) de NDIANE FAYE  qui fréquente 4ème année de Primaire semble faible.</w:t>
             </w:r>
           </w:p>
         </w:tc>
@@ -3110,10 +5990,10 @@
               <w:rPr>
                 <w:b/>
                 <w:i w:val="0"/>
-                <w:color w:val="DC2626"/>
-                <w:sz w:val="16"/>
-              </w:rPr>
-              <w:t>Haute</w:t>
+                <w:color w:val="EA580C"/>
+                <w:sz w:val="16"/>
+              </w:rPr>
+              <w:t>Moyenne</w:t>
             </w:r>
           </w:p>
         </w:tc>
@@ -3128,7 +6008,7 @@
                 <w:i w:val="0"/>
                 <w:sz w:val="16"/>
               </w:rPr>
-              <w:t>S04</w:t>
+              <w:t>S02</w:t>
               <w:br/>
             </w:r>
             <w:r>
@@ -3138,7 +6018,7 @@
                 <w:color w:val="64748B"/>
                 <w:sz w:val="14"/>
               </w:rPr>
-              <w:t>Emploi</w:t>
+              <w:t>Éducation</w:t>
             </w:r>
           </w:p>
         </w:tc>
@@ -3154,7 +6034,7 @@
                 <w:color w:val="16A34A"/>
                 <w:sz w:val="16"/>
               </w:rPr>
-              <w:t>s04q46</w:t>
+              <w:t>s01q64, s00q04, s02q20, s02q25, s01q00b, s02q17_2, s02q15_2</w:t>
             </w:r>
           </w:p>
         </w:tc>
@@ -3185,7 +6065,7 @@
                 <w:i w:val="0"/>
                 <w:sz w:val="17"/>
               </w:rPr>
-              <w:t>Incohérence! FATOU SENE  evolue dans l'agriculture mais est  considéré comme salarié ou stagiaire/apprenti non renuméré, prière de revoir la question s04q46 et corriger.</w:t>
+              <w:t>Dans les milieux ruraux les frais d'uniformes de NDIANE FAYE qui fréquente 4ème année de Primaire sont peut-être obligatoire et sont payés aussi dans les écoles privés, prière de verifier pour corriger ou confirmer avec le QG.</w:t>
             </w:r>
           </w:p>
         </w:tc>
@@ -3200,10 +6080,10 @@
               <w:rPr>
                 <w:b/>
                 <w:i w:val="0"/>
-                <w:color w:val="DC2626"/>
-                <w:sz w:val="16"/>
-              </w:rPr>
-              <w:t>Haute</w:t>
+                <w:color w:val="EA580C"/>
+                <w:sz w:val="16"/>
+              </w:rPr>
+              <w:t>Moyenne</w:t>
             </w:r>
           </w:p>
         </w:tc>
@@ -3218,7 +6098,7 @@
                 <w:i w:val="0"/>
                 <w:sz w:val="16"/>
               </w:rPr>
-              <w:t>S04</w:t>
+              <w:t>S02</w:t>
               <w:br/>
             </w:r>
             <w:r>
@@ -3228,7 +6108,7 @@
                 <w:color w:val="64748B"/>
                 <w:sz w:val="14"/>
               </w:rPr>
-              <w:t>Emploi</w:t>
+              <w:t>Éducation</w:t>
             </w:r>
           </w:p>
         </w:tc>
@@ -3244,7 +6124,7 @@
                 <w:color w:val="16A34A"/>
                 <w:sz w:val="16"/>
               </w:rPr>
-              <w:t>s04q46</w:t>
+              <w:t>—</w:t>
             </w:r>
           </w:p>
         </w:tc>
@@ -3275,7 +6155,7 @@
                 <w:i w:val="0"/>
                 <w:sz w:val="17"/>
               </w:rPr>
-              <w:t>Incohérence! KARFA FAYE  evolue dans l'agriculture mais est  considéré comme salarié ou stagiaire/apprenti non renuméré, prière de revoir la question s04q46 et corriger.</w:t>
+              <w:t>Attention!!! le montant payé pour les frais de scolarité ( 6000 FCFA) de ASTOU FAYE  qui fréquente 1ére année de Secondaire 1 (Moyen) Général semble faible.</w:t>
             </w:r>
           </w:p>
         </w:tc>
@@ -3290,10 +6170,10 @@
               <w:rPr>
                 <w:b/>
                 <w:i w:val="0"/>
-                <w:color w:val="DC2626"/>
-                <w:sz w:val="16"/>
-              </w:rPr>
-              <w:t>Haute</w:t>
+                <w:color w:val="EA580C"/>
+                <w:sz w:val="16"/>
+              </w:rPr>
+              <w:t>Moyenne</w:t>
             </w:r>
           </w:p>
         </w:tc>
@@ -3308,7 +6188,7 @@
                 <w:i w:val="0"/>
                 <w:sz w:val="16"/>
               </w:rPr>
-              <w:t>S04</w:t>
+              <w:t>S02</w:t>
               <w:br/>
             </w:r>
             <w:r>
@@ -3318,7 +6198,7 @@
                 <w:color w:val="64748B"/>
                 <w:sz w:val="14"/>
               </w:rPr>
-              <w:t>Emploi</w:t>
+              <w:t>Éducation</w:t>
             </w:r>
           </w:p>
         </w:tc>
@@ -3334,7 +6214,7 @@
                 <w:color w:val="16A34A"/>
                 <w:sz w:val="16"/>
               </w:rPr>
-              <w:t>s04q46</w:t>
+              <w:t>s01q64, s00q04, s02q20, s02q25, s01q00b, s02q17_2, s02q15_2</w:t>
             </w:r>
           </w:p>
         </w:tc>
@@ -3365,7 +6245,7 @@
                 <w:i w:val="0"/>
                 <w:sz w:val="17"/>
               </w:rPr>
-              <w:t>Incohérence! LAMP FAYE  evolue dans l'agriculture mais est  considéré comme salarié ou stagiaire/apprenti non renuméré, prière de revoir la question s04q46 et corriger.</w:t>
+              <w:t>Dans les milieux ruraux les frais d'uniformes de ASTOU FAYE qui fréquente 1ére année de Secondaire 1 (Moyen) Général sont peut-être obligatoire et sont payés aussi dans les écoles privés, prière de verifier pour corriger ou confirmer avec le QG.</w:t>
             </w:r>
           </w:p>
         </w:tc>
@@ -3380,10 +6260,10 @@
               <w:rPr>
                 <w:b/>
                 <w:i w:val="0"/>
-                <w:color w:val="DC2626"/>
-                <w:sz w:val="16"/>
-              </w:rPr>
-              <w:t>Haute</w:t>
+                <w:color w:val="EA580C"/>
+                <w:sz w:val="16"/>
+              </w:rPr>
+              <w:t>Moyenne</w:t>
             </w:r>
           </w:p>
         </w:tc>
@@ -3398,7 +6278,7 @@
                 <w:i w:val="0"/>
                 <w:sz w:val="16"/>
               </w:rPr>
-              <w:t>S04</w:t>
+              <w:t>S02</w:t>
               <w:br/>
             </w:r>
             <w:r>
@@ -3408,7 +6288,7 @@
                 <w:color w:val="64748B"/>
                 <w:sz w:val="14"/>
               </w:rPr>
-              <w:t>Emploi</w:t>
+              <w:t>Éducation</w:t>
             </w:r>
           </w:p>
         </w:tc>
@@ -3424,7 +6304,7 @@
                 <w:color w:val="16A34A"/>
                 <w:sz w:val="16"/>
               </w:rPr>
-              <w:t>s04q46</w:t>
+              <w:t>—</w:t>
             </w:r>
           </w:p>
         </w:tc>
@@ -3455,7 +6335,7 @@
                 <w:i w:val="0"/>
                 <w:sz w:val="17"/>
               </w:rPr>
-              <w:t>Incohérence! MAME DIARRA KONTEYE  evolue dans l'agriculture mais est  considéré comme salarié ou stagiaire/apprenti non renuméré, prière de revoir la question s04q46 et corriger.</w:t>
+              <w:t>S'il s'agit d'achat de carburant, d'un abonnement ou dépense en &lt;teliman&gt;, d'une dépense en &lt;sotrama&gt; ou en &lt;taxi&gt; afin de se rendre à l'école, prière d'annuler ces dépenses dans cette section et de les renseignées au niveau de la section 9.</w:t>
             </w:r>
           </w:p>
         </w:tc>
@@ -3470,10 +6350,10 @@
               <w:rPr>
                 <w:b/>
                 <w:i w:val="0"/>
-                <w:color w:val="DC2626"/>
-                <w:sz w:val="16"/>
-              </w:rPr>
-              <w:t>Haute</w:t>
+                <w:color w:val="EA580C"/>
+                <w:sz w:val="16"/>
+              </w:rPr>
+              <w:t>Moyenne</w:t>
             </w:r>
           </w:p>
         </w:tc>
@@ -3488,7 +6368,7 @@
                 <w:i w:val="0"/>
                 <w:sz w:val="16"/>
               </w:rPr>
-              <w:t>S04</w:t>
+              <w:t>S02</w:t>
               <w:br/>
             </w:r>
             <w:r>
@@ -3498,7 +6378,7 @@
                 <w:color w:val="64748B"/>
                 <w:sz w:val="14"/>
               </w:rPr>
-              <w:t>Emploi</w:t>
+              <w:t>Éducation</w:t>
             </w:r>
           </w:p>
         </w:tc>
@@ -3514,7 +6394,7 @@
                 <w:color w:val="16A34A"/>
                 <w:sz w:val="16"/>
               </w:rPr>
-              <w:t>s04q46</w:t>
+              <w:t>—</w:t>
             </w:r>
           </w:p>
         </w:tc>
@@ -3545,7 +6425,7 @@
                 <w:i w:val="0"/>
                 <w:sz w:val="17"/>
               </w:rPr>
-              <w:t>Incohérence! MANE MBAYE  evolue dans l'agriculture mais est  considéré comme salarié ou stagiaire/apprenti non renuméré, prière de revoir la question s04q46 et corriger.</w:t>
+              <w:t>Attention ! Le frais de scolarité (6000 Fcfa) de ASTOU FAYE en 1ére année de Secondaire 1 (Moyen) Général est relativement élevé par rapport aux autres frais de scolarités observés dans cette zone.</w:t>
             </w:r>
           </w:p>
         </w:tc>
@@ -3560,10 +6440,10 @@
               <w:rPr>
                 <w:b/>
                 <w:i w:val="0"/>
-                <w:color w:val="DC2626"/>
-                <w:sz w:val="16"/>
-              </w:rPr>
-              <w:t>Haute</w:t>
+                <w:color w:val="EA580C"/>
+                <w:sz w:val="16"/>
+              </w:rPr>
+              <w:t>Moyenne</w:t>
             </w:r>
           </w:p>
         </w:tc>
@@ -3578,7 +6458,7 @@
                 <w:i w:val="0"/>
                 <w:sz w:val="16"/>
               </w:rPr>
-              <w:t>S07</w:t>
+              <w:t>S02</w:t>
               <w:br/>
             </w:r>
             <w:r>
@@ -3588,7 +6468,7 @@
                 <w:color w:val="64748B"/>
                 <w:sz w:val="14"/>
               </w:rPr>
-              <w:t>Consommation alimentaire</w:t>
+              <w:t>Éducation</w:t>
             </w:r>
           </w:p>
         </w:tc>
@@ -3604,7 +6484,7 @@
                 <w:color w:val="16A34A"/>
                 <w:sz w:val="16"/>
               </w:rPr>
-              <w:t>s00q27, s01q00a, s01q12, s01q13, s02q04, s03q11, s03q12, s01q01</w:t>
+              <w:t>—</w:t>
             </w:r>
           </w:p>
         </w:tc>
@@ -3635,7 +6515,7 @@
                 <w:i w:val="0"/>
                 <w:sz w:val="17"/>
               </w:rPr>
-              <w:t>Avertissement!!! Le ménage a consommé 56 miche de Moyen de Pain moderne  ce qui semble incoherent pour une consommation aucours des 7 derniers jours, prière de verifier et corriger.</w:t>
+              <w:t>Prière de corriger ou de confirmer avec le QG.</w:t>
             </w:r>
           </w:p>
         </w:tc>
@@ -3650,10 +6530,10 @@
               <w:rPr>
                 <w:b/>
                 <w:i w:val="0"/>
-                <w:color w:val="DC2626"/>
-                <w:sz w:val="16"/>
-              </w:rPr>
-              <w:t>Haute</w:t>
+                <w:color w:val="EA580C"/>
+                <w:sz w:val="16"/>
+              </w:rPr>
+              <w:t>Moyenne</w:t>
             </w:r>
           </w:p>
         </w:tc>
@@ -3668,7 +6548,7 @@
                 <w:i w:val="0"/>
                 <w:sz w:val="16"/>
               </w:rPr>
-              <w:t>S16</w:t>
+              <w:t>S02</w:t>
               <w:br/>
             </w:r>
             <w:r>
@@ -3678,7 +6558,7 @@
                 <w:color w:val="64748B"/>
                 <w:sz w:val="14"/>
               </w:rPr>
-              <w:t>Agriculture</w:t>
+              <w:t>Éducation</w:t>
             </w:r>
           </w:p>
         </w:tc>
@@ -3694,7 +6574,7 @@
                 <w:color w:val="16A34A"/>
                 <w:sz w:val="16"/>
               </w:rPr>
-              <w:t>s16dq05a, s16dq05c</w:t>
+              <w:t>—</w:t>
             </w:r>
           </w:p>
         </w:tc>
@@ -3725,7 +6605,7 @@
                 <w:i w:val="0"/>
                 <w:sz w:val="17"/>
               </w:rPr>
-              <w:t>La quantité de s16dq05a estimée en Kg est incohérente avec la prise dans la question s16dq05c, prière de bien estimer et mettre la valeur exacte.</w:t>
+              <w:t>Attention!!! le montant payé pour les frais de scolarité ( 6000 FCFA) de TENING FAYE  qui fréquente 1ére année de Secondaire 1 (Moyen) Général semble faible.</w:t>
             </w:r>
           </w:p>
         </w:tc>
@@ -3740,10 +6620,10 @@
               <w:rPr>
                 <w:b/>
                 <w:i w:val="0"/>
-                <w:color w:val="DC2626"/>
-                <w:sz w:val="16"/>
-              </w:rPr>
-              <w:t>Haute</w:t>
+                <w:color w:val="EA580C"/>
+                <w:sz w:val="16"/>
+              </w:rPr>
+              <w:t>Moyenne</w:t>
             </w:r>
           </w:p>
         </w:tc>
@@ -3758,7 +6638,7 @@
                 <w:i w:val="0"/>
                 <w:sz w:val="16"/>
               </w:rPr>
-              <w:t>S16</w:t>
+              <w:t>S02</w:t>
               <w:br/>
             </w:r>
             <w:r>
@@ -3768,7 +6648,7 @@
                 <w:color w:val="64748B"/>
                 <w:sz w:val="14"/>
               </w:rPr>
-              <w:t>Agriculture</w:t>
+              <w:t>Éducation</w:t>
             </w:r>
           </w:p>
         </w:tc>
@@ -3784,7 +6664,7 @@
                 <w:color w:val="16A34A"/>
                 <w:sz w:val="16"/>
               </w:rPr>
-              <w:t>s00q07a, s00q08, s00q10, s00q13_0, s00q15_0, s00q17_0, s00q23a, s00q23b</w:t>
+              <w:t>s01q64, s00q04, s02q20, s02q25, s01q00b, s02q17_2, s02q15_2</w:t>
             </w:r>
           </w:p>
         </w:tc>
@@ -3815,7 +6695,7 @@
                 <w:i w:val="0"/>
                 <w:sz w:val="17"/>
               </w:rPr>
-              <w:t>La somme des quantités consommées (400 kg), des quantités offertes (250 kg),  des quantités vendus (300 kg) et des quantités en stock (800 kg) depasse la quantité totale (2 kg) que le ménage a eu après la recolte de Mil , prière de corriger cette incoherence.</w:t>
+              <w:t>Dans les milieux ruraux les frais d'uniformes de TENING FAYE qui fréquente 1ére année de Secondaire 1 (Moyen) Général sont peut-être obligatoire et sont payés aussi dans les écoles privés, prière de verifier pour corriger ou confirmer avec le QG.</w:t>
             </w:r>
           </w:p>
         </w:tc>
@@ -3848,7 +6728,7 @@
                 <w:i w:val="0"/>
                 <w:sz w:val="16"/>
               </w:rPr>
-              <w:t>S00</w:t>
+              <w:t>S02</w:t>
               <w:br/>
             </w:r>
             <w:r>
@@ -3858,7 +6738,7 @@
                 <w:color w:val="64748B"/>
                 <w:sz w:val="14"/>
               </w:rPr>
-              <w:t>Identification</w:t>
+              <w:t>Éducation</w:t>
             </w:r>
           </w:p>
         </w:tc>
@@ -3905,7 +6785,7 @@
                 <w:i w:val="0"/>
                 <w:sz w:val="17"/>
               </w:rPr>
-              <w:t>L'adresse ou la localisation du ménage doit être bien renseignée, ne doit pas contenir des numéros de téléphone et elle semble courte pour être une adresse.</w:t>
+              <w:t>Attention ! Le frais de scolarité (6000 Fcfa) de TENING FAYE en 1ére année de Secondaire 1 (Moyen) Général est relativement élevé par rapport aux autres frais de scolarités observés dans cette zone.</w:t>
             </w:r>
           </w:p>
         </w:tc>
@@ -3938,7 +6818,7 @@
                 <w:i w:val="0"/>
                 <w:sz w:val="16"/>
               </w:rPr>
-              <w:t>S00</w:t>
+              <w:t>S02</w:t>
               <w:br/>
             </w:r>
             <w:r>
@@ -3948,7 +6828,7 @@
                 <w:color w:val="64748B"/>
                 <w:sz w:val="14"/>
               </w:rPr>
-              <w:t>Identification</w:t>
+              <w:t>Éducation</w:t>
             </w:r>
           </w:p>
         </w:tc>
@@ -3995,4327 +6875,7 @@
                 <w:i w:val="0"/>
                 <w:sz w:val="17"/>
               </w:rPr>
-              <w:t>Prière de renseigner la bonne adresse.</w:t>
-            </w:r>
-          </w:p>
-        </w:tc>
-      </w:tr>
-      <w:tr>
-        <w:tc>
-          <w:tcPr>
-            <w:tcW w:type="dxa" w:w="964"/>
-          </w:tcPr>
-          <w:p>
-            <w:r>
-              <w:rPr>
-                <w:b/>
-                <w:i w:val="0"/>
-                <w:color w:val="EA580C"/>
-                <w:sz w:val="16"/>
-              </w:rPr>
-              <w:t>Moyenne</w:t>
-            </w:r>
-          </w:p>
-        </w:tc>
-        <w:tc>
-          <w:tcPr>
-            <w:tcW w:type="dxa" w:w="1247"/>
-          </w:tcPr>
-          <w:p>
-            <w:r>
-              <w:rPr>
-                <w:b/>
-                <w:i w:val="0"/>
-                <w:sz w:val="16"/>
-              </w:rPr>
-              <w:t>S01</w:t>
-              <w:br/>
-            </w:r>
-            <w:r>
-              <w:rPr>
-                <w:b w:val="0"/>
-                <w:i w:val="0"/>
-                <w:color w:val="64748B"/>
-                <w:sz w:val="14"/>
-              </w:rPr>
-              <w:t>Démographie</w:t>
-            </w:r>
-          </w:p>
-        </w:tc>
-        <w:tc>
-          <w:tcPr>
-            <w:tcW w:type="dxa" w:w="1531"/>
-          </w:tcPr>
-          <w:p>
-            <w:r>
-              <w:rPr>
-                <w:b/>
-                <w:i w:val="0"/>
-                <w:color w:val="16A34A"/>
-                <w:sz w:val="16"/>
-              </w:rPr>
-              <w:t>s01q00</w:t>
-            </w:r>
-          </w:p>
-        </w:tc>
-        <w:tc>
-          <w:tcPr>
-            <w:tcW w:type="dxa" w:w="1191"/>
-          </w:tcPr>
-          <w:p>
-            <w:r>
-              <w:rPr>
-                <w:b w:val="0"/>
-                <w:i w:val="0"/>
-                <w:color w:val="64748B"/>
-                <w:sz w:val="16"/>
-              </w:rPr>
-              <w:t>GT-CQ</w:t>
-            </w:r>
-          </w:p>
-        </w:tc>
-        <w:tc>
-          <w:tcPr>
-            <w:tcW w:type="dxa" w:w="4706"/>
-          </w:tcPr>
-          <w:p>
-            <w:r>
-              <w:rPr>
-                <w:b w:val="0"/>
-                <w:i w:val="0"/>
-                <w:sz w:val="17"/>
-              </w:rPr>
-              <w:t>Attention ! Vous avez déclaré en s01q00 que le répondant est la personne elle-même, or KARFA FAYE est trop jeune (10 ans) pour fournir des informations correctes.</w:t>
-            </w:r>
-          </w:p>
-        </w:tc>
-      </w:tr>
-      <w:tr>
-        <w:tc>
-          <w:tcPr>
-            <w:tcW w:type="dxa" w:w="964"/>
-          </w:tcPr>
-          <w:p>
-            <w:r>
-              <w:rPr>
-                <w:b/>
-                <w:i w:val="0"/>
-                <w:color w:val="EA580C"/>
-                <w:sz w:val="16"/>
-              </w:rPr>
-              <w:t>Moyenne</w:t>
-            </w:r>
-          </w:p>
-        </w:tc>
-        <w:tc>
-          <w:tcPr>
-            <w:tcW w:type="dxa" w:w="1247"/>
-          </w:tcPr>
-          <w:p>
-            <w:r>
-              <w:rPr>
-                <w:b/>
-                <w:i w:val="0"/>
-                <w:sz w:val="16"/>
-              </w:rPr>
-              <w:t>S01</w:t>
-              <w:br/>
-            </w:r>
-            <w:r>
-              <w:rPr>
-                <w:b w:val="0"/>
-                <w:i w:val="0"/>
-                <w:color w:val="64748B"/>
-                <w:sz w:val="14"/>
-              </w:rPr>
-              <w:t>Démographie</w:t>
-            </w:r>
-          </w:p>
-        </w:tc>
-        <w:tc>
-          <w:tcPr>
-            <w:tcW w:type="dxa" w:w="1531"/>
-          </w:tcPr>
-          <w:p>
-            <w:r>
-              <w:rPr>
-                <w:b/>
-                <w:i w:val="0"/>
-                <w:color w:val="16A34A"/>
-                <w:sz w:val="16"/>
-              </w:rPr>
-              <w:t>—</w:t>
-            </w:r>
-          </w:p>
-        </w:tc>
-        <w:tc>
-          <w:tcPr>
-            <w:tcW w:type="dxa" w:w="1191"/>
-          </w:tcPr>
-          <w:p>
-            <w:r>
-              <w:rPr>
-                <w:b w:val="0"/>
-                <w:i w:val="0"/>
-                <w:color w:val="64748B"/>
-                <w:sz w:val="16"/>
-              </w:rPr>
-              <w:t>GT-CQ</w:t>
-            </w:r>
-          </w:p>
-        </w:tc>
-        <w:tc>
-          <w:tcPr>
-            <w:tcW w:type="dxa" w:w="4706"/>
-          </w:tcPr>
-          <w:p>
-            <w:r>
-              <w:rPr>
-                <w:b w:val="0"/>
-                <w:i w:val="0"/>
-                <w:sz w:val="17"/>
-              </w:rPr>
-              <w:t>Prière de refaire la section 1 pour KARFA FAYE en demandant à un adulte de répondre aux questions à sa place.</w:t>
-            </w:r>
-          </w:p>
-        </w:tc>
-      </w:tr>
-      <w:tr>
-        <w:tc>
-          <w:tcPr>
-            <w:tcW w:type="dxa" w:w="964"/>
-          </w:tcPr>
-          <w:p>
-            <w:r>
-              <w:rPr>
-                <w:b/>
-                <w:i w:val="0"/>
-                <w:color w:val="EA580C"/>
-                <w:sz w:val="16"/>
-              </w:rPr>
-              <w:t>Moyenne</w:t>
-            </w:r>
-          </w:p>
-        </w:tc>
-        <w:tc>
-          <w:tcPr>
-            <w:tcW w:type="dxa" w:w="1247"/>
-          </w:tcPr>
-          <w:p>
-            <w:r>
-              <w:rPr>
-                <w:b/>
-                <w:i w:val="0"/>
-                <w:sz w:val="16"/>
-              </w:rPr>
-              <w:t>S01</w:t>
-              <w:br/>
-            </w:r>
-            <w:r>
-              <w:rPr>
-                <w:b w:val="0"/>
-                <w:i w:val="0"/>
-                <w:color w:val="64748B"/>
-                <w:sz w:val="14"/>
-              </w:rPr>
-              <w:t>Démographie</w:t>
-            </w:r>
-          </w:p>
-        </w:tc>
-        <w:tc>
-          <w:tcPr>
-            <w:tcW w:type="dxa" w:w="1531"/>
-          </w:tcPr>
-          <w:p>
-            <w:r>
-              <w:rPr>
-                <w:b/>
-                <w:i w:val="0"/>
-                <w:color w:val="16A34A"/>
-                <w:sz w:val="16"/>
-              </w:rPr>
-              <w:t>—</w:t>
-            </w:r>
-          </w:p>
-        </w:tc>
-        <w:tc>
-          <w:tcPr>
-            <w:tcW w:type="dxa" w:w="1191"/>
-          </w:tcPr>
-          <w:p>
-            <w:r>
-              <w:rPr>
-                <w:b w:val="0"/>
-                <w:i w:val="0"/>
-                <w:color w:val="64748B"/>
-                <w:sz w:val="16"/>
-              </w:rPr>
-              <w:t>GT-CQ</w:t>
-            </w:r>
-          </w:p>
-        </w:tc>
-        <w:tc>
-          <w:tcPr>
-            <w:tcW w:type="dxa" w:w="4706"/>
-          </w:tcPr>
-          <w:p>
-            <w:r>
-              <w:rPr>
-                <w:b w:val="0"/>
-                <w:i w:val="0"/>
-                <w:sz w:val="17"/>
-              </w:rPr>
-              <w:t>Prière de verifier l'information donnée par ABDOU FAYE ou corriger au niveau de la section 1.</w:t>
-            </w:r>
-          </w:p>
-        </w:tc>
-      </w:tr>
-      <w:tr>
-        <w:tc>
-          <w:tcPr>
-            <w:tcW w:type="dxa" w:w="964"/>
-          </w:tcPr>
-          <w:p>
-            <w:r>
-              <w:rPr>
-                <w:b/>
-                <w:i w:val="0"/>
-                <w:color w:val="EA580C"/>
-                <w:sz w:val="16"/>
-              </w:rPr>
-              <w:t>Moyenne</w:t>
-            </w:r>
-          </w:p>
-        </w:tc>
-        <w:tc>
-          <w:tcPr>
-            <w:tcW w:type="dxa" w:w="1247"/>
-          </w:tcPr>
-          <w:p>
-            <w:r>
-              <w:rPr>
-                <w:b/>
-                <w:i w:val="0"/>
-                <w:sz w:val="16"/>
-              </w:rPr>
-              <w:t>S01</w:t>
-              <w:br/>
-            </w:r>
-            <w:r>
-              <w:rPr>
-                <w:b w:val="0"/>
-                <w:i w:val="0"/>
-                <w:color w:val="64748B"/>
-                <w:sz w:val="14"/>
-              </w:rPr>
-              <w:t>Démographie</w:t>
-            </w:r>
-          </w:p>
-        </w:tc>
-        <w:tc>
-          <w:tcPr>
-            <w:tcW w:type="dxa" w:w="1531"/>
-          </w:tcPr>
-          <w:p>
-            <w:r>
-              <w:rPr>
-                <w:b/>
-                <w:i w:val="0"/>
-                <w:color w:val="16A34A"/>
-                <w:sz w:val="16"/>
-              </w:rPr>
-              <w:t>—</w:t>
-            </w:r>
-          </w:p>
-        </w:tc>
-        <w:tc>
-          <w:tcPr>
-            <w:tcW w:type="dxa" w:w="1191"/>
-          </w:tcPr>
-          <w:p>
-            <w:r>
-              <w:rPr>
-                <w:b w:val="0"/>
-                <w:i w:val="0"/>
-                <w:color w:val="64748B"/>
-                <w:sz w:val="16"/>
-              </w:rPr>
-              <w:t>GT-CQ</w:t>
-            </w:r>
-          </w:p>
-        </w:tc>
-        <w:tc>
-          <w:tcPr>
-            <w:tcW w:type="dxa" w:w="4706"/>
-          </w:tcPr>
-          <w:p>
-            <w:r>
-              <w:rPr>
-                <w:b w:val="0"/>
-                <w:i w:val="0"/>
-                <w:sz w:val="17"/>
-              </w:rPr>
-              <w:t>Prière de verifier l'information donnée par AISSATA FAYE ou corriger au niveau de la section 1.</w:t>
-            </w:r>
-          </w:p>
-        </w:tc>
-      </w:tr>
-      <w:tr>
-        <w:tc>
-          <w:tcPr>
-            <w:tcW w:type="dxa" w:w="964"/>
-          </w:tcPr>
-          <w:p>
-            <w:r>
-              <w:rPr>
-                <w:b/>
-                <w:i w:val="0"/>
-                <w:color w:val="EA580C"/>
-                <w:sz w:val="16"/>
-              </w:rPr>
-              <w:t>Moyenne</w:t>
-            </w:r>
-          </w:p>
-        </w:tc>
-        <w:tc>
-          <w:tcPr>
-            <w:tcW w:type="dxa" w:w="1247"/>
-          </w:tcPr>
-          <w:p>
-            <w:r>
-              <w:rPr>
-                <w:b/>
-                <w:i w:val="0"/>
-                <w:sz w:val="16"/>
-              </w:rPr>
-              <w:t>S01</w:t>
-              <w:br/>
-            </w:r>
-            <w:r>
-              <w:rPr>
-                <w:b w:val="0"/>
-                <w:i w:val="0"/>
-                <w:color w:val="64748B"/>
-                <w:sz w:val="14"/>
-              </w:rPr>
-              <w:t>Démographie</w:t>
-            </w:r>
-          </w:p>
-        </w:tc>
-        <w:tc>
-          <w:tcPr>
-            <w:tcW w:type="dxa" w:w="1531"/>
-          </w:tcPr>
-          <w:p>
-            <w:r>
-              <w:rPr>
-                <w:b/>
-                <w:i w:val="0"/>
-                <w:color w:val="16A34A"/>
-                <w:sz w:val="16"/>
-              </w:rPr>
-              <w:t>—</w:t>
-            </w:r>
-          </w:p>
-        </w:tc>
-        <w:tc>
-          <w:tcPr>
-            <w:tcW w:type="dxa" w:w="1191"/>
-          </w:tcPr>
-          <w:p>
-            <w:r>
-              <w:rPr>
-                <w:b w:val="0"/>
-                <w:i w:val="0"/>
-                <w:color w:val="64748B"/>
-                <w:sz w:val="16"/>
-              </w:rPr>
-              <w:t>GT-CQ</w:t>
-            </w:r>
-          </w:p>
-        </w:tc>
-        <w:tc>
-          <w:tcPr>
-            <w:tcW w:type="dxa" w:w="4706"/>
-          </w:tcPr>
-          <w:p>
-            <w:r>
-              <w:rPr>
-                <w:b w:val="0"/>
-                <w:i w:val="0"/>
-                <w:sz w:val="17"/>
-              </w:rPr>
-              <w:t>Prière de verifier l'information donnée par ASTOU FAYE ou corriger au niveau de la section 1.</w:t>
-            </w:r>
-          </w:p>
-        </w:tc>
-      </w:tr>
-      <w:tr>
-        <w:tc>
-          <w:tcPr>
-            <w:tcW w:type="dxa" w:w="964"/>
-          </w:tcPr>
-          <w:p>
-            <w:r>
-              <w:rPr>
-                <w:b/>
-                <w:i w:val="0"/>
-                <w:color w:val="EA580C"/>
-                <w:sz w:val="16"/>
-              </w:rPr>
-              <w:t>Moyenne</w:t>
-            </w:r>
-          </w:p>
-        </w:tc>
-        <w:tc>
-          <w:tcPr>
-            <w:tcW w:type="dxa" w:w="1247"/>
-          </w:tcPr>
-          <w:p>
-            <w:r>
-              <w:rPr>
-                <w:b/>
-                <w:i w:val="0"/>
-                <w:sz w:val="16"/>
-              </w:rPr>
-              <w:t>S01</w:t>
-              <w:br/>
-            </w:r>
-            <w:r>
-              <w:rPr>
-                <w:b w:val="0"/>
-                <w:i w:val="0"/>
-                <w:color w:val="64748B"/>
-                <w:sz w:val="14"/>
-              </w:rPr>
-              <w:t>Démographie</w:t>
-            </w:r>
-          </w:p>
-        </w:tc>
-        <w:tc>
-          <w:tcPr>
-            <w:tcW w:type="dxa" w:w="1531"/>
-          </w:tcPr>
-          <w:p>
-            <w:r>
-              <w:rPr>
-                <w:b/>
-                <w:i w:val="0"/>
-                <w:color w:val="16A34A"/>
-                <w:sz w:val="16"/>
-              </w:rPr>
-              <w:t>—</w:t>
-            </w:r>
-          </w:p>
-        </w:tc>
-        <w:tc>
-          <w:tcPr>
-            <w:tcW w:type="dxa" w:w="1191"/>
-          </w:tcPr>
-          <w:p>
-            <w:r>
-              <w:rPr>
-                <w:b w:val="0"/>
-                <w:i w:val="0"/>
-                <w:color w:val="64748B"/>
-                <w:sz w:val="16"/>
-              </w:rPr>
-              <w:t>GT-CQ</w:t>
-            </w:r>
-          </w:p>
-        </w:tc>
-        <w:tc>
-          <w:tcPr>
-            <w:tcW w:type="dxa" w:w="4706"/>
-          </w:tcPr>
-          <w:p>
-            <w:r>
-              <w:rPr>
-                <w:b w:val="0"/>
-                <w:i w:val="0"/>
-                <w:sz w:val="17"/>
-              </w:rPr>
-              <w:t>Prière de verifier l'information donnée par FALLOU FAYE ou corriger au niveau de la section 1.</w:t>
-            </w:r>
-          </w:p>
-        </w:tc>
-      </w:tr>
-      <w:tr>
-        <w:tc>
-          <w:tcPr>
-            <w:tcW w:type="dxa" w:w="964"/>
-          </w:tcPr>
-          <w:p>
-            <w:r>
-              <w:rPr>
-                <w:b/>
-                <w:i w:val="0"/>
-                <w:color w:val="EA580C"/>
-                <w:sz w:val="16"/>
-              </w:rPr>
-              <w:t>Moyenne</w:t>
-            </w:r>
-          </w:p>
-        </w:tc>
-        <w:tc>
-          <w:tcPr>
-            <w:tcW w:type="dxa" w:w="1247"/>
-          </w:tcPr>
-          <w:p>
-            <w:r>
-              <w:rPr>
-                <w:b/>
-                <w:i w:val="0"/>
-                <w:sz w:val="16"/>
-              </w:rPr>
-              <w:t>S01</w:t>
-              <w:br/>
-            </w:r>
-            <w:r>
-              <w:rPr>
-                <w:b w:val="0"/>
-                <w:i w:val="0"/>
-                <w:color w:val="64748B"/>
-                <w:sz w:val="14"/>
-              </w:rPr>
-              <w:t>Démographie</w:t>
-            </w:r>
-          </w:p>
-        </w:tc>
-        <w:tc>
-          <w:tcPr>
-            <w:tcW w:type="dxa" w:w="1531"/>
-          </w:tcPr>
-          <w:p>
-            <w:r>
-              <w:rPr>
-                <w:b/>
-                <w:i w:val="0"/>
-                <w:color w:val="16A34A"/>
-                <w:sz w:val="16"/>
-              </w:rPr>
-              <w:t>—</w:t>
-            </w:r>
-          </w:p>
-        </w:tc>
-        <w:tc>
-          <w:tcPr>
-            <w:tcW w:type="dxa" w:w="1191"/>
-          </w:tcPr>
-          <w:p>
-            <w:r>
-              <w:rPr>
-                <w:b w:val="0"/>
-                <w:i w:val="0"/>
-                <w:color w:val="64748B"/>
-                <w:sz w:val="16"/>
-              </w:rPr>
-              <w:t>GT-CQ</w:t>
-            </w:r>
-          </w:p>
-        </w:tc>
-        <w:tc>
-          <w:tcPr>
-            <w:tcW w:type="dxa" w:w="4706"/>
-          </w:tcPr>
-          <w:p>
-            <w:r>
-              <w:rPr>
-                <w:b w:val="0"/>
-                <w:i w:val="0"/>
-                <w:sz w:val="17"/>
-              </w:rPr>
-              <w:t>Prière de verifier l'information donnée par FALLOU FAYE2 ou corriger au niveau de la section 1.</w:t>
-            </w:r>
-          </w:p>
-        </w:tc>
-      </w:tr>
-      <w:tr>
-        <w:tc>
-          <w:tcPr>
-            <w:tcW w:type="dxa" w:w="964"/>
-          </w:tcPr>
-          <w:p>
-            <w:r>
-              <w:rPr>
-                <w:b/>
-                <w:i w:val="0"/>
-                <w:color w:val="EA580C"/>
-                <w:sz w:val="16"/>
-              </w:rPr>
-              <w:t>Moyenne</w:t>
-            </w:r>
-          </w:p>
-        </w:tc>
-        <w:tc>
-          <w:tcPr>
-            <w:tcW w:type="dxa" w:w="1247"/>
-          </w:tcPr>
-          <w:p>
-            <w:r>
-              <w:rPr>
-                <w:b/>
-                <w:i w:val="0"/>
-                <w:sz w:val="16"/>
-              </w:rPr>
-              <w:t>S01</w:t>
-              <w:br/>
-            </w:r>
-            <w:r>
-              <w:rPr>
-                <w:b w:val="0"/>
-                <w:i w:val="0"/>
-                <w:color w:val="64748B"/>
-                <w:sz w:val="14"/>
-              </w:rPr>
-              <w:t>Démographie</w:t>
-            </w:r>
-          </w:p>
-        </w:tc>
-        <w:tc>
-          <w:tcPr>
-            <w:tcW w:type="dxa" w:w="1531"/>
-          </w:tcPr>
-          <w:p>
-            <w:r>
-              <w:rPr>
-                <w:b/>
-                <w:i w:val="0"/>
-                <w:color w:val="16A34A"/>
-                <w:sz w:val="16"/>
-              </w:rPr>
-              <w:t>s01q23, s01q00b, s01q23_autre</w:t>
-            </w:r>
-          </w:p>
-        </w:tc>
-        <w:tc>
-          <w:tcPr>
-            <w:tcW w:type="dxa" w:w="1191"/>
-          </w:tcPr>
-          <w:p>
-            <w:r>
-              <w:rPr>
-                <w:b w:val="0"/>
-                <w:i w:val="0"/>
-                <w:color w:val="64748B"/>
-                <w:sz w:val="16"/>
-              </w:rPr>
-              <w:t>GT-CQ</w:t>
-            </w:r>
-          </w:p>
-        </w:tc>
-        <w:tc>
-          <w:tcPr>
-            <w:tcW w:type="dxa" w:w="4706"/>
-          </w:tcPr>
-          <w:p>
-            <w:r>
-              <w:rPr>
-                <w:b w:val="0"/>
-                <w:i w:val="0"/>
-                <w:sz w:val="17"/>
-              </w:rPr>
-              <w:t>La raison principale pour laquelle que NAR FAYE est venu vivre dans cette localité est formation religieuse et semble exister dans les modalités, prière de prendre attache avec le QG pour plus d'explication afin de la classer bien.</w:t>
-            </w:r>
-          </w:p>
-        </w:tc>
-      </w:tr>
-      <w:tr>
-        <w:tc>
-          <w:tcPr>
-            <w:tcW w:type="dxa" w:w="964"/>
-          </w:tcPr>
-          <w:p>
-            <w:r>
-              <w:rPr>
-                <w:b/>
-                <w:i w:val="0"/>
-                <w:color w:val="EA580C"/>
-                <w:sz w:val="16"/>
-              </w:rPr>
-              <w:t>Moyenne</w:t>
-            </w:r>
-          </w:p>
-        </w:tc>
-        <w:tc>
-          <w:tcPr>
-            <w:tcW w:type="dxa" w:w="1247"/>
-          </w:tcPr>
-          <w:p>
-            <w:r>
-              <w:rPr>
-                <w:b/>
-                <w:i w:val="0"/>
-                <w:sz w:val="16"/>
-              </w:rPr>
-              <w:t>S01</w:t>
-              <w:br/>
-            </w:r>
-            <w:r>
-              <w:rPr>
-                <w:b w:val="0"/>
-                <w:i w:val="0"/>
-                <w:color w:val="64748B"/>
-                <w:sz w:val="14"/>
-              </w:rPr>
-              <w:t>Démographie</w:t>
-            </w:r>
-          </w:p>
-        </w:tc>
-        <w:tc>
-          <w:tcPr>
-            <w:tcW w:type="dxa" w:w="1531"/>
-          </w:tcPr>
-          <w:p>
-            <w:r>
-              <w:rPr>
-                <w:b/>
-                <w:i w:val="0"/>
-                <w:color w:val="16A34A"/>
-                <w:sz w:val="16"/>
-              </w:rPr>
-              <w:t>—</w:t>
-            </w:r>
-          </w:p>
-        </w:tc>
-        <w:tc>
-          <w:tcPr>
-            <w:tcW w:type="dxa" w:w="1191"/>
-          </w:tcPr>
-          <w:p>
-            <w:r>
-              <w:rPr>
-                <w:b w:val="0"/>
-                <w:i w:val="0"/>
-                <w:color w:val="64748B"/>
-                <w:sz w:val="16"/>
-              </w:rPr>
-              <w:t>GT-CQ</w:t>
-            </w:r>
-          </w:p>
-        </w:tc>
-        <w:tc>
-          <w:tcPr>
-            <w:tcW w:type="dxa" w:w="4706"/>
-          </w:tcPr>
-          <w:p>
-            <w:r>
-              <w:rPr>
-                <w:b w:val="0"/>
-                <w:i w:val="0"/>
-                <w:sz w:val="17"/>
-              </w:rPr>
-              <w:t>Prière de verifier l'information donnée par NDANTY FAYE ou corriger au niveau de la section 1.</w:t>
-            </w:r>
-          </w:p>
-        </w:tc>
-      </w:tr>
-      <w:tr>
-        <w:tc>
-          <w:tcPr>
-            <w:tcW w:type="dxa" w:w="964"/>
-          </w:tcPr>
-          <w:p>
-            <w:r>
-              <w:rPr>
-                <w:b/>
-                <w:i w:val="0"/>
-                <w:color w:val="EA580C"/>
-                <w:sz w:val="16"/>
-              </w:rPr>
-              <w:t>Moyenne</w:t>
-            </w:r>
-          </w:p>
-        </w:tc>
-        <w:tc>
-          <w:tcPr>
-            <w:tcW w:type="dxa" w:w="1247"/>
-          </w:tcPr>
-          <w:p>
-            <w:r>
-              <w:rPr>
-                <w:b/>
-                <w:i w:val="0"/>
-                <w:sz w:val="16"/>
-              </w:rPr>
-              <w:t>S01</w:t>
-              <w:br/>
-            </w:r>
-            <w:r>
-              <w:rPr>
-                <w:b w:val="0"/>
-                <w:i w:val="0"/>
-                <w:color w:val="64748B"/>
-                <w:sz w:val="14"/>
-              </w:rPr>
-              <w:t>Démographie</w:t>
-            </w:r>
-          </w:p>
-        </w:tc>
-        <w:tc>
-          <w:tcPr>
-            <w:tcW w:type="dxa" w:w="1531"/>
-          </w:tcPr>
-          <w:p>
-            <w:r>
-              <w:rPr>
-                <w:b/>
-                <w:i w:val="0"/>
-                <w:color w:val="16A34A"/>
-                <w:sz w:val="16"/>
-              </w:rPr>
-              <w:t>—</w:t>
-            </w:r>
-          </w:p>
-        </w:tc>
-        <w:tc>
-          <w:tcPr>
-            <w:tcW w:type="dxa" w:w="1191"/>
-          </w:tcPr>
-          <w:p>
-            <w:r>
-              <w:rPr>
-                <w:b w:val="0"/>
-                <w:i w:val="0"/>
-                <w:color w:val="64748B"/>
-                <w:sz w:val="16"/>
-              </w:rPr>
-              <w:t>GT-CQ</w:t>
-            </w:r>
-          </w:p>
-        </w:tc>
-        <w:tc>
-          <w:tcPr>
-            <w:tcW w:type="dxa" w:w="4706"/>
-          </w:tcPr>
-          <w:p>
-            <w:r>
-              <w:rPr>
-                <w:b w:val="0"/>
-                <w:i w:val="0"/>
-                <w:sz w:val="17"/>
-              </w:rPr>
-              <w:t>Prière de verifier l'information donnée par NDIANE FAYE ou corriger au niveau de la section 1.</w:t>
-            </w:r>
-          </w:p>
-        </w:tc>
-      </w:tr>
-      <w:tr>
-        <w:tc>
-          <w:tcPr>
-            <w:tcW w:type="dxa" w:w="964"/>
-          </w:tcPr>
-          <w:p>
-            <w:r>
-              <w:rPr>
-                <w:b/>
-                <w:i w:val="0"/>
-                <w:color w:val="EA580C"/>
-                <w:sz w:val="16"/>
-              </w:rPr>
-              <w:t>Moyenne</w:t>
-            </w:r>
-          </w:p>
-        </w:tc>
-        <w:tc>
-          <w:tcPr>
-            <w:tcW w:type="dxa" w:w="1247"/>
-          </w:tcPr>
-          <w:p>
-            <w:r>
-              <w:rPr>
-                <w:b/>
-                <w:i w:val="0"/>
-                <w:sz w:val="16"/>
-              </w:rPr>
-              <w:t>S01</w:t>
-              <w:br/>
-            </w:r>
-            <w:r>
-              <w:rPr>
-                <w:b w:val="0"/>
-                <w:i w:val="0"/>
-                <w:color w:val="64748B"/>
-                <w:sz w:val="14"/>
-              </w:rPr>
-              <w:t>Démographie</w:t>
-            </w:r>
-          </w:p>
-        </w:tc>
-        <w:tc>
-          <w:tcPr>
-            <w:tcW w:type="dxa" w:w="1531"/>
-          </w:tcPr>
-          <w:p>
-            <w:r>
-              <w:rPr>
-                <w:b/>
-                <w:i w:val="0"/>
-                <w:color w:val="16A34A"/>
-                <w:sz w:val="16"/>
-              </w:rPr>
-              <w:t>—</w:t>
-            </w:r>
-          </w:p>
-        </w:tc>
-        <w:tc>
-          <w:tcPr>
-            <w:tcW w:type="dxa" w:w="1191"/>
-          </w:tcPr>
-          <w:p>
-            <w:r>
-              <w:rPr>
-                <w:b w:val="0"/>
-                <w:i w:val="0"/>
-                <w:color w:val="64748B"/>
-                <w:sz w:val="16"/>
-              </w:rPr>
-              <w:t>GT-CQ</w:t>
-            </w:r>
-          </w:p>
-        </w:tc>
-        <w:tc>
-          <w:tcPr>
-            <w:tcW w:type="dxa" w:w="4706"/>
-          </w:tcPr>
-          <w:p>
-            <w:r>
-              <w:rPr>
-                <w:b w:val="0"/>
-                <w:i w:val="0"/>
-                <w:sz w:val="17"/>
-              </w:rPr>
-              <w:t>Prière de verifier l'information donnée par TENING FAYE ou corriger au niveau de la section 1.</w:t>
-            </w:r>
-          </w:p>
-        </w:tc>
-      </w:tr>
-      <w:tr>
-        <w:tc>
-          <w:tcPr>
-            <w:tcW w:type="dxa" w:w="964"/>
-          </w:tcPr>
-          <w:p>
-            <w:r>
-              <w:rPr>
-                <w:b/>
-                <w:i w:val="0"/>
-                <w:color w:val="EA580C"/>
-                <w:sz w:val="16"/>
-              </w:rPr>
-              <w:t>Moyenne</w:t>
-            </w:r>
-          </w:p>
-        </w:tc>
-        <w:tc>
-          <w:tcPr>
-            <w:tcW w:type="dxa" w:w="1247"/>
-          </w:tcPr>
-          <w:p>
-            <w:r>
-              <w:rPr>
-                <w:b/>
-                <w:i w:val="0"/>
-                <w:sz w:val="16"/>
-              </w:rPr>
-              <w:t>S01</w:t>
-              <w:br/>
-            </w:r>
-            <w:r>
-              <w:rPr>
-                <w:b w:val="0"/>
-                <w:i w:val="0"/>
-                <w:color w:val="64748B"/>
-                <w:sz w:val="14"/>
-              </w:rPr>
-              <w:t>Démographie</w:t>
-            </w:r>
-          </w:p>
-        </w:tc>
-        <w:tc>
-          <w:tcPr>
-            <w:tcW w:type="dxa" w:w="1531"/>
-          </w:tcPr>
-          <w:p>
-            <w:r>
-              <w:rPr>
-                <w:b/>
-                <w:i w:val="0"/>
-                <w:color w:val="16A34A"/>
-                <w:sz w:val="16"/>
-              </w:rPr>
-              <w:t>—</w:t>
-            </w:r>
-          </w:p>
-        </w:tc>
-        <w:tc>
-          <w:tcPr>
-            <w:tcW w:type="dxa" w:w="1191"/>
-          </w:tcPr>
-          <w:p>
-            <w:r>
-              <w:rPr>
-                <w:b w:val="0"/>
-                <w:i w:val="0"/>
-                <w:color w:val="64748B"/>
-                <w:sz w:val="16"/>
-              </w:rPr>
-              <w:t>GT-CQ</w:t>
-            </w:r>
-          </w:p>
-        </w:tc>
-        <w:tc>
-          <w:tcPr>
-            <w:tcW w:type="dxa" w:w="4706"/>
-          </w:tcPr>
-          <w:p>
-            <w:r>
-              <w:rPr>
-                <w:b w:val="0"/>
-                <w:i w:val="0"/>
-                <w:sz w:val="17"/>
-              </w:rPr>
-              <w:t>Prière de verifier l'information donnée par THIABOU FAYE ou corriger au niveau de la section 1.</w:t>
-            </w:r>
-          </w:p>
-        </w:tc>
-      </w:tr>
-      <w:tr>
-        <w:tc>
-          <w:tcPr>
-            <w:tcW w:type="dxa" w:w="964"/>
-          </w:tcPr>
-          <w:p>
-            <w:r>
-              <w:rPr>
-                <w:b/>
-                <w:i w:val="0"/>
-                <w:color w:val="EA580C"/>
-                <w:sz w:val="16"/>
-              </w:rPr>
-              <w:t>Moyenne</w:t>
-            </w:r>
-          </w:p>
-        </w:tc>
-        <w:tc>
-          <w:tcPr>
-            <w:tcW w:type="dxa" w:w="1247"/>
-          </w:tcPr>
-          <w:p>
-            <w:r>
-              <w:rPr>
-                <w:b/>
-                <w:i w:val="0"/>
-                <w:sz w:val="16"/>
-              </w:rPr>
-              <w:t>S01</w:t>
-              <w:br/>
-            </w:r>
-            <w:r>
-              <w:rPr>
-                <w:b w:val="0"/>
-                <w:i w:val="0"/>
-                <w:color w:val="64748B"/>
-                <w:sz w:val="14"/>
-              </w:rPr>
-              <w:t>Démographie</w:t>
-            </w:r>
-          </w:p>
-        </w:tc>
-        <w:tc>
-          <w:tcPr>
-            <w:tcW w:type="dxa" w:w="1531"/>
-          </w:tcPr>
-          <w:p>
-            <w:r>
-              <w:rPr>
-                <w:b/>
-                <w:i w:val="0"/>
-                <w:color w:val="16A34A"/>
-                <w:sz w:val="16"/>
-              </w:rPr>
-              <w:t>s00q27, s01q03a, s01q03b, s01q03c, s01q00b</w:t>
-            </w:r>
-          </w:p>
-        </w:tc>
-        <w:tc>
-          <w:tcPr>
-            <w:tcW w:type="dxa" w:w="1191"/>
-          </w:tcPr>
-          <w:p>
-            <w:r>
-              <w:rPr>
-                <w:b w:val="0"/>
-                <w:i w:val="0"/>
-                <w:color w:val="64748B"/>
-                <w:sz w:val="16"/>
-              </w:rPr>
-              <w:t>GT-CQ</w:t>
-            </w:r>
-          </w:p>
-        </w:tc>
-        <w:tc>
-          <w:tcPr>
-            <w:tcW w:type="dxa" w:w="4706"/>
-          </w:tcPr>
-          <w:p>
-            <w:r>
-              <w:rPr>
-                <w:b w:val="0"/>
-                <w:i w:val="0"/>
-                <w:sz w:val="17"/>
-              </w:rPr>
-              <w:t>Les informations sur l'acte de naissance (ni Jours, ni mois et ni années) de  ADAM FAYE  manquent, s'il vous plait pouvez-vous fournir d'effort pour avoir ces informations.</w:t>
-            </w:r>
-          </w:p>
-        </w:tc>
-      </w:tr>
-      <w:tr>
-        <w:tc>
-          <w:tcPr>
-            <w:tcW w:type="dxa" w:w="964"/>
-          </w:tcPr>
-          <w:p>
-            <w:r>
-              <w:rPr>
-                <w:b/>
-                <w:i w:val="0"/>
-                <w:color w:val="EA580C"/>
-                <w:sz w:val="16"/>
-              </w:rPr>
-              <w:t>Moyenne</w:t>
-            </w:r>
-          </w:p>
-        </w:tc>
-        <w:tc>
-          <w:tcPr>
-            <w:tcW w:type="dxa" w:w="1247"/>
-          </w:tcPr>
-          <w:p>
-            <w:r>
-              <w:rPr>
-                <w:b/>
-                <w:i w:val="0"/>
-                <w:sz w:val="16"/>
-              </w:rPr>
-              <w:t>S01</w:t>
-              <w:br/>
-            </w:r>
-            <w:r>
-              <w:rPr>
-                <w:b w:val="0"/>
-                <w:i w:val="0"/>
-                <w:color w:val="64748B"/>
-                <w:sz w:val="14"/>
-              </w:rPr>
-              <w:t>Démographie</w:t>
-            </w:r>
-          </w:p>
-        </w:tc>
-        <w:tc>
-          <w:tcPr>
-            <w:tcW w:type="dxa" w:w="1531"/>
-          </w:tcPr>
-          <w:p>
-            <w:r>
-              <w:rPr>
-                <w:b/>
-                <w:i w:val="0"/>
-                <w:color w:val="16A34A"/>
-                <w:sz w:val="16"/>
-              </w:rPr>
-              <w:t>—</w:t>
-            </w:r>
-          </w:p>
-        </w:tc>
-        <w:tc>
-          <w:tcPr>
-            <w:tcW w:type="dxa" w:w="1191"/>
-          </w:tcPr>
-          <w:p>
-            <w:r>
-              <w:rPr>
-                <w:b w:val="0"/>
-                <w:i w:val="0"/>
-                <w:color w:val="64748B"/>
-                <w:sz w:val="16"/>
-              </w:rPr>
-              <w:t>GT-CQ</w:t>
-            </w:r>
-          </w:p>
-        </w:tc>
-        <w:tc>
-          <w:tcPr>
-            <w:tcW w:type="dxa" w:w="4706"/>
-          </w:tcPr>
-          <w:p>
-            <w:r>
-              <w:rPr>
-                <w:b w:val="0"/>
-                <w:i w:val="0"/>
-                <w:sz w:val="17"/>
-              </w:rPr>
-              <w:t>Prière de verifier l'information donnée par ADAM FAYE ou corriger au niveau de la section 1.</w:t>
-            </w:r>
-          </w:p>
-        </w:tc>
-      </w:tr>
-      <w:tr>
-        <w:tc>
-          <w:tcPr>
-            <w:tcW w:type="dxa" w:w="964"/>
-          </w:tcPr>
-          <w:p>
-            <w:r>
-              <w:rPr>
-                <w:b/>
-                <w:i w:val="0"/>
-                <w:color w:val="EA580C"/>
-                <w:sz w:val="16"/>
-              </w:rPr>
-              <w:t>Moyenne</w:t>
-            </w:r>
-          </w:p>
-        </w:tc>
-        <w:tc>
-          <w:tcPr>
-            <w:tcW w:type="dxa" w:w="1247"/>
-          </w:tcPr>
-          <w:p>
-            <w:r>
-              <w:rPr>
-                <w:b/>
-                <w:i w:val="0"/>
-                <w:sz w:val="16"/>
-              </w:rPr>
-              <w:t>S01</w:t>
-              <w:br/>
-            </w:r>
-            <w:r>
-              <w:rPr>
-                <w:b w:val="0"/>
-                <w:i w:val="0"/>
-                <w:color w:val="64748B"/>
-                <w:sz w:val="14"/>
-              </w:rPr>
-              <w:t>Démographie</w:t>
-            </w:r>
-          </w:p>
-        </w:tc>
-        <w:tc>
-          <w:tcPr>
-            <w:tcW w:type="dxa" w:w="1531"/>
-          </w:tcPr>
-          <w:p>
-            <w:r>
-              <w:rPr>
-                <w:b/>
-                <w:i w:val="0"/>
-                <w:color w:val="16A34A"/>
-                <w:sz w:val="16"/>
-              </w:rPr>
-              <w:t>s00q27, s01q03a, s01q03b, s01q03c, s01q00b</w:t>
-            </w:r>
-          </w:p>
-        </w:tc>
-        <w:tc>
-          <w:tcPr>
-            <w:tcW w:type="dxa" w:w="1191"/>
-          </w:tcPr>
-          <w:p>
-            <w:r>
-              <w:rPr>
-                <w:b w:val="0"/>
-                <w:i w:val="0"/>
-                <w:color w:val="64748B"/>
-                <w:sz w:val="16"/>
-              </w:rPr>
-              <w:t>GT-CQ</w:t>
-            </w:r>
-          </w:p>
-        </w:tc>
-        <w:tc>
-          <w:tcPr>
-            <w:tcW w:type="dxa" w:w="4706"/>
-          </w:tcPr>
-          <w:p>
-            <w:r>
-              <w:rPr>
-                <w:b w:val="0"/>
-                <w:i w:val="0"/>
-                <w:sz w:val="17"/>
-              </w:rPr>
-              <w:t>Les informations sur l'acte de naissance (ni Jours, ni mois et ni années) de  ADAMA FAYE  manquent, s'il vous plait pouvez-vous fournir d'effort pour avoir ces informations.</w:t>
-            </w:r>
-          </w:p>
-        </w:tc>
-      </w:tr>
-      <w:tr>
-        <w:tc>
-          <w:tcPr>
-            <w:tcW w:type="dxa" w:w="964"/>
-          </w:tcPr>
-          <w:p>
-            <w:r>
-              <w:rPr>
-                <w:b/>
-                <w:i w:val="0"/>
-                <w:color w:val="EA580C"/>
-                <w:sz w:val="16"/>
-              </w:rPr>
-              <w:t>Moyenne</w:t>
-            </w:r>
-          </w:p>
-        </w:tc>
-        <w:tc>
-          <w:tcPr>
-            <w:tcW w:type="dxa" w:w="1247"/>
-          </w:tcPr>
-          <w:p>
-            <w:r>
-              <w:rPr>
-                <w:b/>
-                <w:i w:val="0"/>
-                <w:sz w:val="16"/>
-              </w:rPr>
-              <w:t>S01</w:t>
-              <w:br/>
-            </w:r>
-            <w:r>
-              <w:rPr>
-                <w:b w:val="0"/>
-                <w:i w:val="0"/>
-                <w:color w:val="64748B"/>
-                <w:sz w:val="14"/>
-              </w:rPr>
-              <w:t>Démographie</w:t>
-            </w:r>
-          </w:p>
-        </w:tc>
-        <w:tc>
-          <w:tcPr>
-            <w:tcW w:type="dxa" w:w="1531"/>
-          </w:tcPr>
-          <w:p>
-            <w:r>
-              <w:rPr>
-                <w:b/>
-                <w:i w:val="0"/>
-                <w:color w:val="16A34A"/>
-                <w:sz w:val="16"/>
-              </w:rPr>
-              <w:t>s01q04a, s01q03b</w:t>
-            </w:r>
-          </w:p>
-        </w:tc>
-        <w:tc>
-          <w:tcPr>
-            <w:tcW w:type="dxa" w:w="1191"/>
-          </w:tcPr>
-          <w:p>
-            <w:r>
-              <w:rPr>
-                <w:b w:val="0"/>
-                <w:i w:val="0"/>
-                <w:color w:val="64748B"/>
-                <w:sz w:val="16"/>
-              </w:rPr>
-              <w:t>GT-CQ</w:t>
-            </w:r>
-          </w:p>
-        </w:tc>
-        <w:tc>
-          <w:tcPr>
-            <w:tcW w:type="dxa" w:w="4706"/>
-          </w:tcPr>
-          <w:p>
-            <w:r>
-              <w:rPr>
-                <w:b w:val="0"/>
-                <w:i w:val="0"/>
-                <w:sz w:val="17"/>
-              </w:rPr>
-              <w:t>Le mois de l'enfant ( ADAMA FAYE ) n'est pas connu mais vous avez declaré en s01q04a le nombre de mois, prière de changer NSP au niveau de s01q03b.</w:t>
-            </w:r>
-          </w:p>
-        </w:tc>
-      </w:tr>
-      <w:tr>
-        <w:tc>
-          <w:tcPr>
-            <w:tcW w:type="dxa" w:w="964"/>
-          </w:tcPr>
-          <w:p>
-            <w:r>
-              <w:rPr>
-                <w:b/>
-                <w:i w:val="0"/>
-                <w:color w:val="EA580C"/>
-                <w:sz w:val="16"/>
-              </w:rPr>
-              <w:t>Moyenne</w:t>
-            </w:r>
-          </w:p>
-        </w:tc>
-        <w:tc>
-          <w:tcPr>
-            <w:tcW w:type="dxa" w:w="1247"/>
-          </w:tcPr>
-          <w:p>
-            <w:r>
-              <w:rPr>
-                <w:b/>
-                <w:i w:val="0"/>
-                <w:sz w:val="16"/>
-              </w:rPr>
-              <w:t>S01</w:t>
-              <w:br/>
-            </w:r>
-            <w:r>
-              <w:rPr>
-                <w:b w:val="0"/>
-                <w:i w:val="0"/>
-                <w:color w:val="64748B"/>
-                <w:sz w:val="14"/>
-              </w:rPr>
-              <w:t>Démographie</w:t>
-            </w:r>
-          </w:p>
-        </w:tc>
-        <w:tc>
-          <w:tcPr>
-            <w:tcW w:type="dxa" w:w="1531"/>
-          </w:tcPr>
-          <w:p>
-            <w:r>
-              <w:rPr>
-                <w:b/>
-                <w:i w:val="0"/>
-                <w:color w:val="16A34A"/>
-                <w:sz w:val="16"/>
-              </w:rPr>
-              <w:t>—</w:t>
-            </w:r>
-          </w:p>
-        </w:tc>
-        <w:tc>
-          <w:tcPr>
-            <w:tcW w:type="dxa" w:w="1191"/>
-          </w:tcPr>
-          <w:p>
-            <w:r>
-              <w:rPr>
-                <w:b w:val="0"/>
-                <w:i w:val="0"/>
-                <w:color w:val="64748B"/>
-                <w:sz w:val="16"/>
-              </w:rPr>
-              <w:t>GT-CQ</w:t>
-            </w:r>
-          </w:p>
-        </w:tc>
-        <w:tc>
-          <w:tcPr>
-            <w:tcW w:type="dxa" w:w="4706"/>
-          </w:tcPr>
-          <w:p>
-            <w:r>
-              <w:rPr>
-                <w:b w:val="0"/>
-                <w:i w:val="0"/>
-                <w:sz w:val="17"/>
-              </w:rPr>
-              <w:t>Prière de verifier l'information donnée par ADAMA FAYE ou corriger au niveau de la section 1.</w:t>
-            </w:r>
-          </w:p>
-        </w:tc>
-      </w:tr>
-      <w:tr>
-        <w:tc>
-          <w:tcPr>
-            <w:tcW w:type="dxa" w:w="964"/>
-          </w:tcPr>
-          <w:p>
-            <w:r>
-              <w:rPr>
-                <w:b/>
-                <w:i w:val="0"/>
-                <w:color w:val="EA580C"/>
-                <w:sz w:val="16"/>
-              </w:rPr>
-              <w:t>Moyenne</w:t>
-            </w:r>
-          </w:p>
-        </w:tc>
-        <w:tc>
-          <w:tcPr>
-            <w:tcW w:type="dxa" w:w="1247"/>
-          </w:tcPr>
-          <w:p>
-            <w:r>
-              <w:rPr>
-                <w:b/>
-                <w:i w:val="0"/>
-                <w:sz w:val="16"/>
-              </w:rPr>
-              <w:t>S01</w:t>
-              <w:br/>
-            </w:r>
-            <w:r>
-              <w:rPr>
-                <w:b w:val="0"/>
-                <w:i w:val="0"/>
-                <w:color w:val="64748B"/>
-                <w:sz w:val="14"/>
-              </w:rPr>
-              <w:t>Démographie</w:t>
-            </w:r>
-          </w:p>
-        </w:tc>
-        <w:tc>
-          <w:tcPr>
-            <w:tcW w:type="dxa" w:w="1531"/>
-          </w:tcPr>
-          <w:p>
-            <w:r>
-              <w:rPr>
-                <w:b/>
-                <w:i w:val="0"/>
-                <w:color w:val="16A34A"/>
-                <w:sz w:val="16"/>
-              </w:rPr>
-              <w:t>s00q27, s01q03a, s01q03b, s01q03c, s01q00b</w:t>
-            </w:r>
-          </w:p>
-        </w:tc>
-        <w:tc>
-          <w:tcPr>
-            <w:tcW w:type="dxa" w:w="1191"/>
-          </w:tcPr>
-          <w:p>
-            <w:r>
-              <w:rPr>
-                <w:b w:val="0"/>
-                <w:i w:val="0"/>
-                <w:color w:val="64748B"/>
-                <w:sz w:val="16"/>
-              </w:rPr>
-              <w:t>GT-CQ</w:t>
-            </w:r>
-          </w:p>
-        </w:tc>
-        <w:tc>
-          <w:tcPr>
-            <w:tcW w:type="dxa" w:w="4706"/>
-          </w:tcPr>
-          <w:p>
-            <w:r>
-              <w:rPr>
-                <w:b w:val="0"/>
-                <w:i w:val="0"/>
-                <w:sz w:val="17"/>
-              </w:rPr>
-              <w:t>Les informations sur l'acte de naissance (ni Jours, ni mois et ni années) de  DIASSE FAYE  manquent, s'il vous plait pouvez-vous fournir d'effort pour avoir ces informations.</w:t>
-            </w:r>
-          </w:p>
-        </w:tc>
-      </w:tr>
-      <w:tr>
-        <w:tc>
-          <w:tcPr>
-            <w:tcW w:type="dxa" w:w="964"/>
-          </w:tcPr>
-          <w:p>
-            <w:r>
-              <w:rPr>
-                <w:b/>
-                <w:i w:val="0"/>
-                <w:color w:val="EA580C"/>
-                <w:sz w:val="16"/>
-              </w:rPr>
-              <w:t>Moyenne</w:t>
-            </w:r>
-          </w:p>
-        </w:tc>
-        <w:tc>
-          <w:tcPr>
-            <w:tcW w:type="dxa" w:w="1247"/>
-          </w:tcPr>
-          <w:p>
-            <w:r>
-              <w:rPr>
-                <w:b/>
-                <w:i w:val="0"/>
-                <w:sz w:val="16"/>
-              </w:rPr>
-              <w:t>S01</w:t>
-              <w:br/>
-            </w:r>
-            <w:r>
-              <w:rPr>
-                <w:b w:val="0"/>
-                <w:i w:val="0"/>
-                <w:color w:val="64748B"/>
-                <w:sz w:val="14"/>
-              </w:rPr>
-              <w:t>Démographie</w:t>
-            </w:r>
-          </w:p>
-        </w:tc>
-        <w:tc>
-          <w:tcPr>
-            <w:tcW w:type="dxa" w:w="1531"/>
-          </w:tcPr>
-          <w:p>
-            <w:r>
-              <w:rPr>
-                <w:b/>
-                <w:i w:val="0"/>
-                <w:color w:val="16A34A"/>
-                <w:sz w:val="16"/>
-              </w:rPr>
-              <w:t>s00q27, s01q03a, s01q03b, s01q03c, s01q00b</w:t>
-            </w:r>
-          </w:p>
-        </w:tc>
-        <w:tc>
-          <w:tcPr>
-            <w:tcW w:type="dxa" w:w="1191"/>
-          </w:tcPr>
-          <w:p>
-            <w:r>
-              <w:rPr>
-                <w:b w:val="0"/>
-                <w:i w:val="0"/>
-                <w:color w:val="64748B"/>
-                <w:sz w:val="16"/>
-              </w:rPr>
-              <w:t>GT-CQ</w:t>
-            </w:r>
-          </w:p>
-        </w:tc>
-        <w:tc>
-          <w:tcPr>
-            <w:tcW w:type="dxa" w:w="4706"/>
-          </w:tcPr>
-          <w:p>
-            <w:r>
-              <w:rPr>
-                <w:b w:val="0"/>
-                <w:i w:val="0"/>
-                <w:sz w:val="17"/>
-              </w:rPr>
-              <w:t>Les informations sur l'acte de naissance (ni Jours, ni mois et ni années) de  FATOU SENE  manquent, s'il vous plait pouvez-vous fournir d'effort pour avoir ces informations.</w:t>
-            </w:r>
-          </w:p>
-        </w:tc>
-      </w:tr>
-      <w:tr>
-        <w:tc>
-          <w:tcPr>
-            <w:tcW w:type="dxa" w:w="964"/>
-          </w:tcPr>
-          <w:p>
-            <w:r>
-              <w:rPr>
-                <w:b/>
-                <w:i w:val="0"/>
-                <w:color w:val="EA580C"/>
-                <w:sz w:val="16"/>
-              </w:rPr>
-              <w:t>Moyenne</w:t>
-            </w:r>
-          </w:p>
-        </w:tc>
-        <w:tc>
-          <w:tcPr>
-            <w:tcW w:type="dxa" w:w="1247"/>
-          </w:tcPr>
-          <w:p>
-            <w:r>
-              <w:rPr>
-                <w:b/>
-                <w:i w:val="0"/>
-                <w:sz w:val="16"/>
-              </w:rPr>
-              <w:t>S01</w:t>
-              <w:br/>
-            </w:r>
-            <w:r>
-              <w:rPr>
-                <w:b w:val="0"/>
-                <w:i w:val="0"/>
-                <w:color w:val="64748B"/>
-                <w:sz w:val="14"/>
-              </w:rPr>
-              <w:t>Démographie</w:t>
-            </w:r>
-          </w:p>
-        </w:tc>
-        <w:tc>
-          <w:tcPr>
-            <w:tcW w:type="dxa" w:w="1531"/>
-          </w:tcPr>
-          <w:p>
-            <w:r>
-              <w:rPr>
-                <w:b/>
-                <w:i w:val="0"/>
-                <w:color w:val="16A34A"/>
-                <w:sz w:val="16"/>
-              </w:rPr>
-              <w:t>s01q23, s01q00b, s01q23_autre</w:t>
-            </w:r>
-          </w:p>
-        </w:tc>
-        <w:tc>
-          <w:tcPr>
-            <w:tcW w:type="dxa" w:w="1191"/>
-          </w:tcPr>
-          <w:p>
-            <w:r>
-              <w:rPr>
-                <w:b w:val="0"/>
-                <w:i w:val="0"/>
-                <w:color w:val="64748B"/>
-                <w:sz w:val="16"/>
-              </w:rPr>
-              <w:t>GT-CQ</w:t>
-            </w:r>
-          </w:p>
-        </w:tc>
-        <w:tc>
-          <w:tcPr>
-            <w:tcW w:type="dxa" w:w="4706"/>
-          </w:tcPr>
-          <w:p>
-            <w:r>
-              <w:rPr>
-                <w:b w:val="0"/>
-                <w:i w:val="0"/>
-                <w:sz w:val="17"/>
-              </w:rPr>
-              <w:t>La raison principale pour laquelle que FATOU SENE est venu vivre dans cette localité est envoye par ses parent et semble exister dans les modalités, prière de prendre attache avec le QG pour plus d'explication afin de la classer bien.</w:t>
-            </w:r>
-          </w:p>
-        </w:tc>
-      </w:tr>
-      <w:tr>
-        <w:tc>
-          <w:tcPr>
-            <w:tcW w:type="dxa" w:w="964"/>
-          </w:tcPr>
-          <w:p>
-            <w:r>
-              <w:rPr>
-                <w:b/>
-                <w:i w:val="0"/>
-                <w:color w:val="EA580C"/>
-                <w:sz w:val="16"/>
-              </w:rPr>
-              <w:t>Moyenne</w:t>
-            </w:r>
-          </w:p>
-        </w:tc>
-        <w:tc>
-          <w:tcPr>
-            <w:tcW w:type="dxa" w:w="1247"/>
-          </w:tcPr>
-          <w:p>
-            <w:r>
-              <w:rPr>
-                <w:b/>
-                <w:i w:val="0"/>
-                <w:sz w:val="16"/>
-              </w:rPr>
-              <w:t>S01</w:t>
-              <w:br/>
-            </w:r>
-            <w:r>
-              <w:rPr>
-                <w:b w:val="0"/>
-                <w:i w:val="0"/>
-                <w:color w:val="64748B"/>
-                <w:sz w:val="14"/>
-              </w:rPr>
-              <w:t>Démographie</w:t>
-            </w:r>
-          </w:p>
-        </w:tc>
-        <w:tc>
-          <w:tcPr>
-            <w:tcW w:type="dxa" w:w="1531"/>
-          </w:tcPr>
-          <w:p>
-            <w:r>
-              <w:rPr>
-                <w:b/>
-                <w:i w:val="0"/>
-                <w:color w:val="16A34A"/>
-                <w:sz w:val="16"/>
-              </w:rPr>
-              <w:t>s00q27, s01q03a, s01q03b, s01q03c, s01q00b</w:t>
-            </w:r>
-          </w:p>
-        </w:tc>
-        <w:tc>
-          <w:tcPr>
-            <w:tcW w:type="dxa" w:w="1191"/>
-          </w:tcPr>
-          <w:p>
-            <w:r>
-              <w:rPr>
-                <w:b w:val="0"/>
-                <w:i w:val="0"/>
-                <w:color w:val="64748B"/>
-                <w:sz w:val="16"/>
-              </w:rPr>
-              <w:t>GT-CQ</w:t>
-            </w:r>
-          </w:p>
-        </w:tc>
-        <w:tc>
-          <w:tcPr>
-            <w:tcW w:type="dxa" w:w="4706"/>
-          </w:tcPr>
-          <w:p>
-            <w:r>
-              <w:rPr>
-                <w:b w:val="0"/>
-                <w:i w:val="0"/>
-                <w:sz w:val="17"/>
-              </w:rPr>
-              <w:t>Les informations sur l'acte de naissance (ni Jours, ni mois et ni années) de  LAMP FAYE  manquent, s'il vous plait pouvez-vous fournir d'effort pour avoir ces informations.</w:t>
-            </w:r>
-          </w:p>
-        </w:tc>
-      </w:tr>
-      <w:tr>
-        <w:tc>
-          <w:tcPr>
-            <w:tcW w:type="dxa" w:w="964"/>
-          </w:tcPr>
-          <w:p>
-            <w:r>
-              <w:rPr>
-                <w:b/>
-                <w:i w:val="0"/>
-                <w:color w:val="EA580C"/>
-                <w:sz w:val="16"/>
-              </w:rPr>
-              <w:t>Moyenne</w:t>
-            </w:r>
-          </w:p>
-        </w:tc>
-        <w:tc>
-          <w:tcPr>
-            <w:tcW w:type="dxa" w:w="1247"/>
-          </w:tcPr>
-          <w:p>
-            <w:r>
-              <w:rPr>
-                <w:b/>
-                <w:i w:val="0"/>
-                <w:sz w:val="16"/>
-              </w:rPr>
-              <w:t>S01</w:t>
-              <w:br/>
-            </w:r>
-            <w:r>
-              <w:rPr>
-                <w:b w:val="0"/>
-                <w:i w:val="0"/>
-                <w:color w:val="64748B"/>
-                <w:sz w:val="14"/>
-              </w:rPr>
-              <w:t>Démographie</w:t>
-            </w:r>
-          </w:p>
-        </w:tc>
-        <w:tc>
-          <w:tcPr>
-            <w:tcW w:type="dxa" w:w="1531"/>
-          </w:tcPr>
-          <w:p>
-            <w:r>
-              <w:rPr>
-                <w:b/>
-                <w:i w:val="0"/>
-                <w:color w:val="16A34A"/>
-                <w:sz w:val="16"/>
-              </w:rPr>
-              <w:t>—</w:t>
-            </w:r>
-          </w:p>
-        </w:tc>
-        <w:tc>
-          <w:tcPr>
-            <w:tcW w:type="dxa" w:w="1191"/>
-          </w:tcPr>
-          <w:p>
-            <w:r>
-              <w:rPr>
-                <w:b w:val="0"/>
-                <w:i w:val="0"/>
-                <w:color w:val="64748B"/>
-                <w:sz w:val="16"/>
-              </w:rPr>
-              <w:t>GT-CQ</w:t>
-            </w:r>
-          </w:p>
-        </w:tc>
-        <w:tc>
-          <w:tcPr>
-            <w:tcW w:type="dxa" w:w="4706"/>
-          </w:tcPr>
-          <w:p>
-            <w:r>
-              <w:rPr>
-                <w:b w:val="0"/>
-                <w:i w:val="0"/>
-                <w:sz w:val="17"/>
-              </w:rPr>
-              <w:t>Prière de verifier l'information donnée par LAMP FAYE ou corriger au niveau de la section 1.</w:t>
-            </w:r>
-          </w:p>
-        </w:tc>
-      </w:tr>
-      <w:tr>
-        <w:tc>
-          <w:tcPr>
-            <w:tcW w:type="dxa" w:w="964"/>
-          </w:tcPr>
-          <w:p>
-            <w:r>
-              <w:rPr>
-                <w:b/>
-                <w:i w:val="0"/>
-                <w:color w:val="EA580C"/>
-                <w:sz w:val="16"/>
-              </w:rPr>
-              <w:t>Moyenne</w:t>
-            </w:r>
-          </w:p>
-        </w:tc>
-        <w:tc>
-          <w:tcPr>
-            <w:tcW w:type="dxa" w:w="1247"/>
-          </w:tcPr>
-          <w:p>
-            <w:r>
-              <w:rPr>
-                <w:b/>
-                <w:i w:val="0"/>
-                <w:sz w:val="16"/>
-              </w:rPr>
-              <w:t>S01</w:t>
-              <w:br/>
-            </w:r>
-            <w:r>
-              <w:rPr>
-                <w:b w:val="0"/>
-                <w:i w:val="0"/>
-                <w:color w:val="64748B"/>
-                <w:sz w:val="14"/>
-              </w:rPr>
-              <w:t>Démographie</w:t>
-            </w:r>
-          </w:p>
-        </w:tc>
-        <w:tc>
-          <w:tcPr>
-            <w:tcW w:type="dxa" w:w="1531"/>
-          </w:tcPr>
-          <w:p>
-            <w:r>
-              <w:rPr>
-                <w:b/>
-                <w:i w:val="0"/>
-                <w:color w:val="16A34A"/>
-                <w:sz w:val="16"/>
-              </w:rPr>
-              <w:t>s00q27, s01q03a, s01q03b, s01q03c, s01q00b</w:t>
-            </w:r>
-          </w:p>
-        </w:tc>
-        <w:tc>
-          <w:tcPr>
-            <w:tcW w:type="dxa" w:w="1191"/>
-          </w:tcPr>
-          <w:p>
-            <w:r>
-              <w:rPr>
-                <w:b w:val="0"/>
-                <w:i w:val="0"/>
-                <w:color w:val="64748B"/>
-                <w:sz w:val="16"/>
-              </w:rPr>
-              <w:t>GT-CQ</w:t>
-            </w:r>
-          </w:p>
-        </w:tc>
-        <w:tc>
-          <w:tcPr>
-            <w:tcW w:type="dxa" w:w="4706"/>
-          </w:tcPr>
-          <w:p>
-            <w:r>
-              <w:rPr>
-                <w:b w:val="0"/>
-                <w:i w:val="0"/>
-                <w:sz w:val="17"/>
-              </w:rPr>
-              <w:t>Les informations sur l'acte de naissance (ni Jours, ni mois et ni années) de  MAME DIARRA KONTEYE  manquent, s'il vous plait pouvez-vous fournir d'effort pour avoir ces informations.</w:t>
-            </w:r>
-          </w:p>
-        </w:tc>
-      </w:tr>
-      <w:tr>
-        <w:tc>
-          <w:tcPr>
-            <w:tcW w:type="dxa" w:w="964"/>
-          </w:tcPr>
-          <w:p>
-            <w:r>
-              <w:rPr>
-                <w:b/>
-                <w:i w:val="0"/>
-                <w:color w:val="EA580C"/>
-                <w:sz w:val="16"/>
-              </w:rPr>
-              <w:t>Moyenne</w:t>
-            </w:r>
-          </w:p>
-        </w:tc>
-        <w:tc>
-          <w:tcPr>
-            <w:tcW w:type="dxa" w:w="1247"/>
-          </w:tcPr>
-          <w:p>
-            <w:r>
-              <w:rPr>
-                <w:b/>
-                <w:i w:val="0"/>
-                <w:sz w:val="16"/>
-              </w:rPr>
-              <w:t>S01</w:t>
-              <w:br/>
-            </w:r>
-            <w:r>
-              <w:rPr>
-                <w:b w:val="0"/>
-                <w:i w:val="0"/>
-                <w:color w:val="64748B"/>
-                <w:sz w:val="14"/>
-              </w:rPr>
-              <w:t>Démographie</w:t>
-            </w:r>
-          </w:p>
-        </w:tc>
-        <w:tc>
-          <w:tcPr>
-            <w:tcW w:type="dxa" w:w="1531"/>
-          </w:tcPr>
-          <w:p>
-            <w:r>
-              <w:rPr>
-                <w:b/>
-                <w:i w:val="0"/>
-                <w:color w:val="16A34A"/>
-                <w:sz w:val="16"/>
-              </w:rPr>
-              <w:t>s00q27, s01q03a, s01q03b, s01q03c, s01q00b</w:t>
-            </w:r>
-          </w:p>
-        </w:tc>
-        <w:tc>
-          <w:tcPr>
-            <w:tcW w:type="dxa" w:w="1191"/>
-          </w:tcPr>
-          <w:p>
-            <w:r>
-              <w:rPr>
-                <w:b w:val="0"/>
-                <w:i w:val="0"/>
-                <w:color w:val="64748B"/>
-                <w:sz w:val="16"/>
-              </w:rPr>
-              <w:t>GT-CQ</w:t>
-            </w:r>
-          </w:p>
-        </w:tc>
-        <w:tc>
-          <w:tcPr>
-            <w:tcW w:type="dxa" w:w="4706"/>
-          </w:tcPr>
-          <w:p>
-            <w:r>
-              <w:rPr>
-                <w:b w:val="0"/>
-                <w:i w:val="0"/>
-                <w:sz w:val="17"/>
-              </w:rPr>
-              <w:t>Les informations sur l'acte de naissance (ni Jours, ni mois et ni années) de  MANE FAYE  manquent, s'il vous plait pouvez-vous fournir d'effort pour avoir ces informations.</w:t>
-            </w:r>
-          </w:p>
-        </w:tc>
-      </w:tr>
-      <w:tr>
-        <w:tc>
-          <w:tcPr>
-            <w:tcW w:type="dxa" w:w="964"/>
-          </w:tcPr>
-          <w:p>
-            <w:r>
-              <w:rPr>
-                <w:b/>
-                <w:i w:val="0"/>
-                <w:color w:val="EA580C"/>
-                <w:sz w:val="16"/>
-              </w:rPr>
-              <w:t>Moyenne</w:t>
-            </w:r>
-          </w:p>
-        </w:tc>
-        <w:tc>
-          <w:tcPr>
-            <w:tcW w:type="dxa" w:w="1247"/>
-          </w:tcPr>
-          <w:p>
-            <w:r>
-              <w:rPr>
-                <w:b/>
-                <w:i w:val="0"/>
-                <w:sz w:val="16"/>
-              </w:rPr>
-              <w:t>S01</w:t>
-              <w:br/>
-            </w:r>
-            <w:r>
-              <w:rPr>
-                <w:b w:val="0"/>
-                <w:i w:val="0"/>
-                <w:color w:val="64748B"/>
-                <w:sz w:val="14"/>
-              </w:rPr>
-              <w:t>Démographie</w:t>
-            </w:r>
-          </w:p>
-        </w:tc>
-        <w:tc>
-          <w:tcPr>
-            <w:tcW w:type="dxa" w:w="1531"/>
-          </w:tcPr>
-          <w:p>
-            <w:r>
-              <w:rPr>
-                <w:b/>
-                <w:i w:val="0"/>
-                <w:color w:val="16A34A"/>
-                <w:sz w:val="16"/>
-              </w:rPr>
-              <w:t>s01q00</w:t>
-            </w:r>
-          </w:p>
-        </w:tc>
-        <w:tc>
-          <w:tcPr>
-            <w:tcW w:type="dxa" w:w="1191"/>
-          </w:tcPr>
-          <w:p>
-            <w:r>
-              <w:rPr>
-                <w:b w:val="0"/>
-                <w:i w:val="0"/>
-                <w:color w:val="64748B"/>
-                <w:sz w:val="16"/>
-              </w:rPr>
-              <w:t>GT-CQ</w:t>
-            </w:r>
-          </w:p>
-        </w:tc>
-        <w:tc>
-          <w:tcPr>
-            <w:tcW w:type="dxa" w:w="4706"/>
-          </w:tcPr>
-          <w:p>
-            <w:r>
-              <w:rPr>
-                <w:b w:val="0"/>
-                <w:i w:val="0"/>
-                <w:sz w:val="17"/>
-              </w:rPr>
-              <w:t>Attention ! Vous avez déclaré en s01q00 que le répondant est la personne elle-même, or MANE FAYE est trop jeune (5 ans) pour fournir des informations correctes.</w:t>
-            </w:r>
-          </w:p>
-        </w:tc>
-      </w:tr>
-      <w:tr>
-        <w:tc>
-          <w:tcPr>
-            <w:tcW w:type="dxa" w:w="964"/>
-          </w:tcPr>
-          <w:p>
-            <w:r>
-              <w:rPr>
-                <w:b/>
-                <w:i w:val="0"/>
-                <w:color w:val="EA580C"/>
-                <w:sz w:val="16"/>
-              </w:rPr>
-              <w:t>Moyenne</w:t>
-            </w:r>
-          </w:p>
-        </w:tc>
-        <w:tc>
-          <w:tcPr>
-            <w:tcW w:type="dxa" w:w="1247"/>
-          </w:tcPr>
-          <w:p>
-            <w:r>
-              <w:rPr>
-                <w:b/>
-                <w:i w:val="0"/>
-                <w:sz w:val="16"/>
-              </w:rPr>
-              <w:t>S01</w:t>
-              <w:br/>
-            </w:r>
-            <w:r>
-              <w:rPr>
-                <w:b w:val="0"/>
-                <w:i w:val="0"/>
-                <w:color w:val="64748B"/>
-                <w:sz w:val="14"/>
-              </w:rPr>
-              <w:t>Démographie</w:t>
-            </w:r>
-          </w:p>
-        </w:tc>
-        <w:tc>
-          <w:tcPr>
-            <w:tcW w:type="dxa" w:w="1531"/>
-          </w:tcPr>
-          <w:p>
-            <w:r>
-              <w:rPr>
-                <w:b/>
-                <w:i w:val="0"/>
-                <w:color w:val="16A34A"/>
-                <w:sz w:val="16"/>
-              </w:rPr>
-              <w:t>—</w:t>
-            </w:r>
-          </w:p>
-        </w:tc>
-        <w:tc>
-          <w:tcPr>
-            <w:tcW w:type="dxa" w:w="1191"/>
-          </w:tcPr>
-          <w:p>
-            <w:r>
-              <w:rPr>
-                <w:b w:val="0"/>
-                <w:i w:val="0"/>
-                <w:color w:val="64748B"/>
-                <w:sz w:val="16"/>
-              </w:rPr>
-              <w:t>GT-CQ</w:t>
-            </w:r>
-          </w:p>
-        </w:tc>
-        <w:tc>
-          <w:tcPr>
-            <w:tcW w:type="dxa" w:w="4706"/>
-          </w:tcPr>
-          <w:p>
-            <w:r>
-              <w:rPr>
-                <w:b w:val="0"/>
-                <w:i w:val="0"/>
-                <w:sz w:val="17"/>
-              </w:rPr>
-              <w:t>Prière de refaire la section 1 pour MANE FAYE en demandant à un adulte de répondre aux questions à sa place.</w:t>
-            </w:r>
-          </w:p>
-        </w:tc>
-      </w:tr>
-      <w:tr>
-        <w:tc>
-          <w:tcPr>
-            <w:tcW w:type="dxa" w:w="964"/>
-          </w:tcPr>
-          <w:p>
-            <w:r>
-              <w:rPr>
-                <w:b/>
-                <w:i w:val="0"/>
-                <w:color w:val="EA580C"/>
-                <w:sz w:val="16"/>
-              </w:rPr>
-              <w:t>Moyenne</w:t>
-            </w:r>
-          </w:p>
-        </w:tc>
-        <w:tc>
-          <w:tcPr>
-            <w:tcW w:type="dxa" w:w="1247"/>
-          </w:tcPr>
-          <w:p>
-            <w:r>
-              <w:rPr>
-                <w:b/>
-                <w:i w:val="0"/>
-                <w:sz w:val="16"/>
-              </w:rPr>
-              <w:t>S01</w:t>
-              <w:br/>
-            </w:r>
-            <w:r>
-              <w:rPr>
-                <w:b w:val="0"/>
-                <w:i w:val="0"/>
-                <w:color w:val="64748B"/>
-                <w:sz w:val="14"/>
-              </w:rPr>
-              <w:t>Démographie</w:t>
-            </w:r>
-          </w:p>
-        </w:tc>
-        <w:tc>
-          <w:tcPr>
-            <w:tcW w:type="dxa" w:w="1531"/>
-          </w:tcPr>
-          <w:p>
-            <w:r>
-              <w:rPr>
-                <w:b/>
-                <w:i w:val="0"/>
-                <w:color w:val="16A34A"/>
-                <w:sz w:val="16"/>
-              </w:rPr>
-              <w:t>—</w:t>
-            </w:r>
-          </w:p>
-        </w:tc>
-        <w:tc>
-          <w:tcPr>
-            <w:tcW w:type="dxa" w:w="1191"/>
-          </w:tcPr>
-          <w:p>
-            <w:r>
-              <w:rPr>
-                <w:b w:val="0"/>
-                <w:i w:val="0"/>
-                <w:color w:val="64748B"/>
-                <w:sz w:val="16"/>
-              </w:rPr>
-              <w:t>GT-CQ</w:t>
-            </w:r>
-          </w:p>
-        </w:tc>
-        <w:tc>
-          <w:tcPr>
-            <w:tcW w:type="dxa" w:w="4706"/>
-          </w:tcPr>
-          <w:p>
-            <w:r>
-              <w:rPr>
-                <w:b w:val="0"/>
-                <w:i w:val="0"/>
-                <w:sz w:val="17"/>
-              </w:rPr>
-              <w:t>Prière de verifier l'information donnée par MANE FAYE ou corriger au niveau de la section 1.</w:t>
-            </w:r>
-          </w:p>
-        </w:tc>
-      </w:tr>
-      <w:tr>
-        <w:tc>
-          <w:tcPr>
-            <w:tcW w:type="dxa" w:w="964"/>
-          </w:tcPr>
-          <w:p>
-            <w:r>
-              <w:rPr>
-                <w:b/>
-                <w:i w:val="0"/>
-                <w:color w:val="EA580C"/>
-                <w:sz w:val="16"/>
-              </w:rPr>
-              <w:t>Moyenne</w:t>
-            </w:r>
-          </w:p>
-        </w:tc>
-        <w:tc>
-          <w:tcPr>
-            <w:tcW w:type="dxa" w:w="1247"/>
-          </w:tcPr>
-          <w:p>
-            <w:r>
-              <w:rPr>
-                <w:b/>
-                <w:i w:val="0"/>
-                <w:sz w:val="16"/>
-              </w:rPr>
-              <w:t>S01</w:t>
-              <w:br/>
-            </w:r>
-            <w:r>
-              <w:rPr>
-                <w:b w:val="0"/>
-                <w:i w:val="0"/>
-                <w:color w:val="64748B"/>
-                <w:sz w:val="14"/>
-              </w:rPr>
-              <w:t>Démographie</w:t>
-            </w:r>
-          </w:p>
-        </w:tc>
-        <w:tc>
-          <w:tcPr>
-            <w:tcW w:type="dxa" w:w="1531"/>
-          </w:tcPr>
-          <w:p>
-            <w:r>
-              <w:rPr>
-                <w:b/>
-                <w:i w:val="0"/>
-                <w:color w:val="16A34A"/>
-                <w:sz w:val="16"/>
-              </w:rPr>
-              <w:t>s00q27, s01q03a, s01q03b, s01q03c, s01q00b</w:t>
-            </w:r>
-          </w:p>
-        </w:tc>
-        <w:tc>
-          <w:tcPr>
-            <w:tcW w:type="dxa" w:w="1191"/>
-          </w:tcPr>
-          <w:p>
-            <w:r>
-              <w:rPr>
-                <w:b w:val="0"/>
-                <w:i w:val="0"/>
-                <w:color w:val="64748B"/>
-                <w:sz w:val="16"/>
-              </w:rPr>
-              <w:t>GT-CQ</w:t>
-            </w:r>
-          </w:p>
-        </w:tc>
-        <w:tc>
-          <w:tcPr>
-            <w:tcW w:type="dxa" w:w="4706"/>
-          </w:tcPr>
-          <w:p>
-            <w:r>
-              <w:rPr>
-                <w:b w:val="0"/>
-                <w:i w:val="0"/>
-                <w:sz w:val="17"/>
-              </w:rPr>
-              <w:t>Les informations sur l'acte de naissance (ni Jours, ni mois et ni années) de  MANE MBAYE  manquent, s'il vous plait pouvez-vous fournir d'effort pour avoir ces informations.</w:t>
-            </w:r>
-          </w:p>
-        </w:tc>
-      </w:tr>
-      <w:tr>
-        <w:tc>
-          <w:tcPr>
-            <w:tcW w:type="dxa" w:w="964"/>
-          </w:tcPr>
-          <w:p>
-            <w:r>
-              <w:rPr>
-                <w:b/>
-                <w:i w:val="0"/>
-                <w:color w:val="EA580C"/>
-                <w:sz w:val="16"/>
-              </w:rPr>
-              <w:t>Moyenne</w:t>
-            </w:r>
-          </w:p>
-        </w:tc>
-        <w:tc>
-          <w:tcPr>
-            <w:tcW w:type="dxa" w:w="1247"/>
-          </w:tcPr>
-          <w:p>
-            <w:r>
-              <w:rPr>
-                <w:b/>
-                <w:i w:val="0"/>
-                <w:sz w:val="16"/>
-              </w:rPr>
-              <w:t>S01</w:t>
-              <w:br/>
-            </w:r>
-            <w:r>
-              <w:rPr>
-                <w:b w:val="0"/>
-                <w:i w:val="0"/>
-                <w:color w:val="64748B"/>
-                <w:sz w:val="14"/>
-              </w:rPr>
-              <w:t>Démographie</w:t>
-            </w:r>
-          </w:p>
-        </w:tc>
-        <w:tc>
-          <w:tcPr>
-            <w:tcW w:type="dxa" w:w="1531"/>
-          </w:tcPr>
-          <w:p>
-            <w:r>
-              <w:rPr>
-                <w:b/>
-                <w:i w:val="0"/>
-                <w:color w:val="16A34A"/>
-                <w:sz w:val="16"/>
-              </w:rPr>
-              <w:t>s00q27, s01q03a, s01q03b, s01q03c, s01q00b</w:t>
-            </w:r>
-          </w:p>
-        </w:tc>
-        <w:tc>
-          <w:tcPr>
-            <w:tcW w:type="dxa" w:w="1191"/>
-          </w:tcPr>
-          <w:p>
-            <w:r>
-              <w:rPr>
-                <w:b w:val="0"/>
-                <w:i w:val="0"/>
-                <w:color w:val="64748B"/>
-                <w:sz w:val="16"/>
-              </w:rPr>
-              <w:t>GT-CQ</w:t>
-            </w:r>
-          </w:p>
-        </w:tc>
-        <w:tc>
-          <w:tcPr>
-            <w:tcW w:type="dxa" w:w="4706"/>
-          </w:tcPr>
-          <w:p>
-            <w:r>
-              <w:rPr>
-                <w:b w:val="0"/>
-                <w:i w:val="0"/>
-                <w:sz w:val="17"/>
-              </w:rPr>
-              <w:t>Les informations sur l'acte de naissance (ni Jours, ni mois et ni années) de  MBERY FAYE  manquent, s'il vous plait pouvez-vous fournir d'effort pour avoir ces informations.</w:t>
-            </w:r>
-          </w:p>
-        </w:tc>
-      </w:tr>
-      <w:tr>
-        <w:tc>
-          <w:tcPr>
-            <w:tcW w:type="dxa" w:w="964"/>
-          </w:tcPr>
-          <w:p>
-            <w:r>
-              <w:rPr>
-                <w:b/>
-                <w:i w:val="0"/>
-                <w:color w:val="EA580C"/>
-                <w:sz w:val="16"/>
-              </w:rPr>
-              <w:t>Moyenne</w:t>
-            </w:r>
-          </w:p>
-        </w:tc>
-        <w:tc>
-          <w:tcPr>
-            <w:tcW w:type="dxa" w:w="1247"/>
-          </w:tcPr>
-          <w:p>
-            <w:r>
-              <w:rPr>
-                <w:b/>
-                <w:i w:val="0"/>
-                <w:sz w:val="16"/>
-              </w:rPr>
-              <w:t>S01</w:t>
-              <w:br/>
-            </w:r>
-            <w:r>
-              <w:rPr>
-                <w:b w:val="0"/>
-                <w:i w:val="0"/>
-                <w:color w:val="64748B"/>
-                <w:sz w:val="14"/>
-              </w:rPr>
-              <w:t>Démographie</w:t>
-            </w:r>
-          </w:p>
-        </w:tc>
-        <w:tc>
-          <w:tcPr>
-            <w:tcW w:type="dxa" w:w="1531"/>
-          </w:tcPr>
-          <w:p>
-            <w:r>
-              <w:rPr>
-                <w:b/>
-                <w:i w:val="0"/>
-                <w:color w:val="16A34A"/>
-                <w:sz w:val="16"/>
-              </w:rPr>
-              <w:t>—</w:t>
-            </w:r>
-          </w:p>
-        </w:tc>
-        <w:tc>
-          <w:tcPr>
-            <w:tcW w:type="dxa" w:w="1191"/>
-          </w:tcPr>
-          <w:p>
-            <w:r>
-              <w:rPr>
-                <w:b w:val="0"/>
-                <w:i w:val="0"/>
-                <w:color w:val="64748B"/>
-                <w:sz w:val="16"/>
-              </w:rPr>
-              <w:t>GT-CQ</w:t>
-            </w:r>
-          </w:p>
-        </w:tc>
-        <w:tc>
-          <w:tcPr>
-            <w:tcW w:type="dxa" w:w="4706"/>
-          </w:tcPr>
-          <w:p>
-            <w:r>
-              <w:rPr>
-                <w:b w:val="0"/>
-                <w:i w:val="0"/>
-                <w:sz w:val="17"/>
-              </w:rPr>
-              <w:t>Prière de verifier l'information donnée par MBERY FAYE ou corriger au niveau de la section 1.</w:t>
-            </w:r>
-          </w:p>
-        </w:tc>
-      </w:tr>
-      <w:tr>
-        <w:tc>
-          <w:tcPr>
-            <w:tcW w:type="dxa" w:w="964"/>
-          </w:tcPr>
-          <w:p>
-            <w:r>
-              <w:rPr>
-                <w:b/>
-                <w:i w:val="0"/>
-                <w:color w:val="EA580C"/>
-                <w:sz w:val="16"/>
-              </w:rPr>
-              <w:t>Moyenne</w:t>
-            </w:r>
-          </w:p>
-        </w:tc>
-        <w:tc>
-          <w:tcPr>
-            <w:tcW w:type="dxa" w:w="1247"/>
-          </w:tcPr>
-          <w:p>
-            <w:r>
-              <w:rPr>
-                <w:b/>
-                <w:i w:val="0"/>
-                <w:sz w:val="16"/>
-              </w:rPr>
-              <w:t>S01</w:t>
-              <w:br/>
-            </w:r>
-            <w:r>
-              <w:rPr>
-                <w:b w:val="0"/>
-                <w:i w:val="0"/>
-                <w:color w:val="64748B"/>
-                <w:sz w:val="14"/>
-              </w:rPr>
-              <w:t>Démographie</w:t>
-            </w:r>
-          </w:p>
-        </w:tc>
-        <w:tc>
-          <w:tcPr>
-            <w:tcW w:type="dxa" w:w="1531"/>
-          </w:tcPr>
-          <w:p>
-            <w:r>
-              <w:rPr>
-                <w:b/>
-                <w:i w:val="0"/>
-                <w:color w:val="16A34A"/>
-                <w:sz w:val="16"/>
-              </w:rPr>
-              <w:t>s00q27, s01q03a, s01q03b, s01q03c, s01q00b</w:t>
-            </w:r>
-          </w:p>
-        </w:tc>
-        <w:tc>
-          <w:tcPr>
-            <w:tcW w:type="dxa" w:w="1191"/>
-          </w:tcPr>
-          <w:p>
-            <w:r>
-              <w:rPr>
-                <w:b w:val="0"/>
-                <w:i w:val="0"/>
-                <w:color w:val="64748B"/>
-                <w:sz w:val="16"/>
-              </w:rPr>
-              <w:t>GT-CQ</w:t>
-            </w:r>
-          </w:p>
-        </w:tc>
-        <w:tc>
-          <w:tcPr>
-            <w:tcW w:type="dxa" w:w="4706"/>
-          </w:tcPr>
-          <w:p>
-            <w:r>
-              <w:rPr>
-                <w:b w:val="0"/>
-                <w:i w:val="0"/>
-                <w:sz w:val="17"/>
-              </w:rPr>
-              <w:t>Les informations sur l'acte de naissance (ni Jours, ni mois et ni années) de  NDANTY FAYE2  manquent, s'il vous plait pouvez-vous fournir d'effort pour avoir ces informations.</w:t>
-            </w:r>
-          </w:p>
-        </w:tc>
-      </w:tr>
-      <w:tr>
-        <w:tc>
-          <w:tcPr>
-            <w:tcW w:type="dxa" w:w="964"/>
-          </w:tcPr>
-          <w:p>
-            <w:r>
-              <w:rPr>
-                <w:b/>
-                <w:i w:val="0"/>
-                <w:color w:val="EA580C"/>
-                <w:sz w:val="16"/>
-              </w:rPr>
-              <w:t>Moyenne</w:t>
-            </w:r>
-          </w:p>
-        </w:tc>
-        <w:tc>
-          <w:tcPr>
-            <w:tcW w:type="dxa" w:w="1247"/>
-          </w:tcPr>
-          <w:p>
-            <w:r>
-              <w:rPr>
-                <w:b/>
-                <w:i w:val="0"/>
-                <w:sz w:val="16"/>
-              </w:rPr>
-              <w:t>S02</w:t>
-              <w:br/>
-            </w:r>
-            <w:r>
-              <w:rPr>
-                <w:b w:val="0"/>
-                <w:i w:val="0"/>
-                <w:color w:val="64748B"/>
-                <w:sz w:val="14"/>
-              </w:rPr>
-              <w:t>Éducation</w:t>
-            </w:r>
-          </w:p>
-        </w:tc>
-        <w:tc>
-          <w:tcPr>
-            <w:tcW w:type="dxa" w:w="1531"/>
-          </w:tcPr>
-          <w:p>
-            <w:r>
-              <w:rPr>
-                <w:b/>
-                <w:i w:val="0"/>
-                <w:color w:val="16A34A"/>
-                <w:sz w:val="16"/>
-              </w:rPr>
-              <w:t>—</w:t>
-            </w:r>
-          </w:p>
-        </w:tc>
-        <w:tc>
-          <w:tcPr>
-            <w:tcW w:type="dxa" w:w="1191"/>
-          </w:tcPr>
-          <w:p>
-            <w:r>
-              <w:rPr>
-                <w:b w:val="0"/>
-                <w:i w:val="0"/>
-                <w:color w:val="64748B"/>
-                <w:sz w:val="16"/>
-              </w:rPr>
-              <w:t>GT-CQ</w:t>
-            </w:r>
-          </w:p>
-        </w:tc>
-        <w:tc>
-          <w:tcPr>
-            <w:tcW w:type="dxa" w:w="4706"/>
-          </w:tcPr>
-          <w:p>
-            <w:r>
-              <w:rPr>
-                <w:b w:val="0"/>
-                <w:i w:val="0"/>
-                <w:sz w:val="17"/>
-              </w:rPr>
-              <w:t>Attention!!! le montant payé pour les frais de scolarité ( 1000 FCFA) de NDANTY FAYE  qui fréquente 2ème année de Primaire semble faible.</w:t>
-            </w:r>
-          </w:p>
-        </w:tc>
-      </w:tr>
-      <w:tr>
-        <w:tc>
-          <w:tcPr>
-            <w:tcW w:type="dxa" w:w="964"/>
-          </w:tcPr>
-          <w:p>
-            <w:r>
-              <w:rPr>
-                <w:b/>
-                <w:i w:val="0"/>
-                <w:color w:val="EA580C"/>
-                <w:sz w:val="16"/>
-              </w:rPr>
-              <w:t>Moyenne</w:t>
-            </w:r>
-          </w:p>
-        </w:tc>
-        <w:tc>
-          <w:tcPr>
-            <w:tcW w:type="dxa" w:w="1247"/>
-          </w:tcPr>
-          <w:p>
-            <w:r>
-              <w:rPr>
-                <w:b/>
-                <w:i w:val="0"/>
-                <w:sz w:val="16"/>
-              </w:rPr>
-              <w:t>S02</w:t>
-              <w:br/>
-            </w:r>
-            <w:r>
-              <w:rPr>
-                <w:b w:val="0"/>
-                <w:i w:val="0"/>
-                <w:color w:val="64748B"/>
-                <w:sz w:val="14"/>
-              </w:rPr>
-              <w:t>Éducation</w:t>
-            </w:r>
-          </w:p>
-        </w:tc>
-        <w:tc>
-          <w:tcPr>
-            <w:tcW w:type="dxa" w:w="1531"/>
-          </w:tcPr>
-          <w:p>
-            <w:r>
-              <w:rPr>
-                <w:b/>
-                <w:i w:val="0"/>
-                <w:color w:val="16A34A"/>
-                <w:sz w:val="16"/>
-              </w:rPr>
-              <w:t>—</w:t>
-            </w:r>
-          </w:p>
-        </w:tc>
-        <w:tc>
-          <w:tcPr>
-            <w:tcW w:type="dxa" w:w="1191"/>
-          </w:tcPr>
-          <w:p>
-            <w:r>
-              <w:rPr>
-                <w:b w:val="0"/>
-                <w:i w:val="0"/>
-                <w:color w:val="64748B"/>
-                <w:sz w:val="16"/>
-              </w:rPr>
-              <w:t>GT-CQ</w:t>
-            </w:r>
-          </w:p>
-        </w:tc>
-        <w:tc>
-          <w:tcPr>
-            <w:tcW w:type="dxa" w:w="4706"/>
-          </w:tcPr>
-          <w:p>
-            <w:r>
-              <w:rPr>
-                <w:b w:val="0"/>
-                <w:i w:val="0"/>
-                <w:sz w:val="17"/>
-              </w:rPr>
-              <w:t>Veuillez verifier cette information auprès de l'enquêté ou confirmer avec le QG.</w:t>
-            </w:r>
-          </w:p>
-        </w:tc>
-      </w:tr>
-      <w:tr>
-        <w:tc>
-          <w:tcPr>
-            <w:tcW w:type="dxa" w:w="964"/>
-          </w:tcPr>
-          <w:p>
-            <w:r>
-              <w:rPr>
-                <w:b/>
-                <w:i w:val="0"/>
-                <w:color w:val="EA580C"/>
-                <w:sz w:val="16"/>
-              </w:rPr>
-              <w:t>Moyenne</w:t>
-            </w:r>
-          </w:p>
-        </w:tc>
-        <w:tc>
-          <w:tcPr>
-            <w:tcW w:type="dxa" w:w="1247"/>
-          </w:tcPr>
-          <w:p>
-            <w:r>
-              <w:rPr>
-                <w:b/>
-                <w:i w:val="0"/>
-                <w:sz w:val="16"/>
-              </w:rPr>
-              <w:t>S02</w:t>
-              <w:br/>
-            </w:r>
-            <w:r>
-              <w:rPr>
-                <w:b w:val="0"/>
-                <w:i w:val="0"/>
-                <w:color w:val="64748B"/>
-                <w:sz w:val="14"/>
-              </w:rPr>
-              <w:t>Éducation</w:t>
-            </w:r>
-          </w:p>
-        </w:tc>
-        <w:tc>
-          <w:tcPr>
-            <w:tcW w:type="dxa" w:w="1531"/>
-          </w:tcPr>
-          <w:p>
-            <w:r>
-              <w:rPr>
-                <w:b/>
-                <w:i w:val="0"/>
-                <w:color w:val="16A34A"/>
-                <w:sz w:val="16"/>
-              </w:rPr>
-              <w:t>—</w:t>
-            </w:r>
-          </w:p>
-        </w:tc>
-        <w:tc>
-          <w:tcPr>
-            <w:tcW w:type="dxa" w:w="1191"/>
-          </w:tcPr>
-          <w:p>
-            <w:r>
-              <w:rPr>
-                <w:b w:val="0"/>
-                <w:i w:val="0"/>
-                <w:color w:val="64748B"/>
-                <w:sz w:val="16"/>
-              </w:rPr>
-              <w:t>GT-CQ</w:t>
-            </w:r>
-          </w:p>
-        </w:tc>
-        <w:tc>
-          <w:tcPr>
-            <w:tcW w:type="dxa" w:w="4706"/>
-          </w:tcPr>
-          <w:p>
-            <w:r>
-              <w:rPr>
-                <w:b w:val="0"/>
-                <w:i w:val="0"/>
-                <w:sz w:val="17"/>
-              </w:rPr>
-              <w:t>veuillez, s'il vous plait, confirmer la cotisation ( 1000 FCFA) payée de NDANTY FAYE avec le QG ou apporter les corrections nécessaires.</w:t>
-            </w:r>
-          </w:p>
-        </w:tc>
-      </w:tr>
-      <w:tr>
-        <w:tc>
-          <w:tcPr>
-            <w:tcW w:type="dxa" w:w="964"/>
-          </w:tcPr>
-          <w:p>
-            <w:r>
-              <w:rPr>
-                <w:b/>
-                <w:i w:val="0"/>
-                <w:color w:val="EA580C"/>
-                <w:sz w:val="16"/>
-              </w:rPr>
-              <w:t>Moyenne</w:t>
-            </w:r>
-          </w:p>
-        </w:tc>
-        <w:tc>
-          <w:tcPr>
-            <w:tcW w:type="dxa" w:w="1247"/>
-          </w:tcPr>
-          <w:p>
-            <w:r>
-              <w:rPr>
-                <w:b/>
-                <w:i w:val="0"/>
-                <w:sz w:val="16"/>
-              </w:rPr>
-              <w:t>S02</w:t>
-              <w:br/>
-            </w:r>
-            <w:r>
-              <w:rPr>
-                <w:b w:val="0"/>
-                <w:i w:val="0"/>
-                <w:color w:val="64748B"/>
-                <w:sz w:val="14"/>
-              </w:rPr>
-              <w:t>Éducation</w:t>
-            </w:r>
-          </w:p>
-        </w:tc>
-        <w:tc>
-          <w:tcPr>
-            <w:tcW w:type="dxa" w:w="1531"/>
-          </w:tcPr>
-          <w:p>
-            <w:r>
-              <w:rPr>
-                <w:b/>
-                <w:i w:val="0"/>
-                <w:color w:val="16A34A"/>
-                <w:sz w:val="16"/>
-              </w:rPr>
-              <w:t>s01q64, s00q04, s02q20, s02q25, s01q00b, s02q17_2, s02q15_2</w:t>
-            </w:r>
-          </w:p>
-        </w:tc>
-        <w:tc>
-          <w:tcPr>
-            <w:tcW w:type="dxa" w:w="1191"/>
-          </w:tcPr>
-          <w:p>
-            <w:r>
-              <w:rPr>
-                <w:b w:val="0"/>
-                <w:i w:val="0"/>
-                <w:color w:val="64748B"/>
-                <w:sz w:val="16"/>
-              </w:rPr>
-              <w:t>GT-CQ</w:t>
-            </w:r>
-          </w:p>
-        </w:tc>
-        <w:tc>
-          <w:tcPr>
-            <w:tcW w:type="dxa" w:w="4706"/>
-          </w:tcPr>
-          <w:p>
-            <w:r>
-              <w:rPr>
-                <w:b w:val="0"/>
-                <w:i w:val="0"/>
-                <w:sz w:val="17"/>
-              </w:rPr>
-              <w:t>Dans les milieux ruraux les frais d'uniformes de NDANTY FAYE qui fréquente 2ème année de Primaire sont peut-être obligatoire et sont payés aussi dans les écoles privés, prière de verifier pour corriger ou confirmer avec le QG.</w:t>
-            </w:r>
-          </w:p>
-        </w:tc>
-      </w:tr>
-      <w:tr>
-        <w:tc>
-          <w:tcPr>
-            <w:tcW w:type="dxa" w:w="964"/>
-          </w:tcPr>
-          <w:p>
-            <w:r>
-              <w:rPr>
-                <w:b/>
-                <w:i w:val="0"/>
-                <w:color w:val="EA580C"/>
-                <w:sz w:val="16"/>
-              </w:rPr>
-              <w:t>Moyenne</w:t>
-            </w:r>
-          </w:p>
-        </w:tc>
-        <w:tc>
-          <w:tcPr>
-            <w:tcW w:type="dxa" w:w="1247"/>
-          </w:tcPr>
-          <w:p>
-            <w:r>
-              <w:rPr>
-                <w:b/>
-                <w:i w:val="0"/>
-                <w:sz w:val="16"/>
-              </w:rPr>
-              <w:t>S02</w:t>
-              <w:br/>
-            </w:r>
-            <w:r>
-              <w:rPr>
-                <w:b w:val="0"/>
-                <w:i w:val="0"/>
-                <w:color w:val="64748B"/>
-                <w:sz w:val="14"/>
-              </w:rPr>
-              <w:t>Éducation</w:t>
-            </w:r>
-          </w:p>
-        </w:tc>
-        <w:tc>
-          <w:tcPr>
-            <w:tcW w:type="dxa" w:w="1531"/>
-          </w:tcPr>
-          <w:p>
-            <w:r>
-              <w:rPr>
-                <w:b/>
-                <w:i w:val="0"/>
-                <w:color w:val="16A34A"/>
-                <w:sz w:val="16"/>
-              </w:rPr>
-              <w:t>—</w:t>
-            </w:r>
-          </w:p>
-        </w:tc>
-        <w:tc>
-          <w:tcPr>
-            <w:tcW w:type="dxa" w:w="1191"/>
-          </w:tcPr>
-          <w:p>
-            <w:r>
-              <w:rPr>
-                <w:b w:val="0"/>
-                <w:i w:val="0"/>
-                <w:color w:val="64748B"/>
-                <w:sz w:val="16"/>
-              </w:rPr>
-              <w:t>GT-CQ</w:t>
-            </w:r>
-          </w:p>
-        </w:tc>
-        <w:tc>
-          <w:tcPr>
-            <w:tcW w:type="dxa" w:w="4706"/>
-          </w:tcPr>
-          <w:p>
-            <w:r>
-              <w:rPr>
-                <w:b w:val="0"/>
-                <w:i w:val="0"/>
-                <w:sz w:val="17"/>
-              </w:rPr>
-              <w:t>Attention!!! le montant payé pour les frais de scolarité ( 1000 FCFA) de NDIANE FAYE  qui fréquente 4ème année de Primaire semble faible.</w:t>
-            </w:r>
-          </w:p>
-        </w:tc>
-      </w:tr>
-      <w:tr>
-        <w:tc>
-          <w:tcPr>
-            <w:tcW w:type="dxa" w:w="964"/>
-          </w:tcPr>
-          <w:p>
-            <w:r>
-              <w:rPr>
-                <w:b/>
-                <w:i w:val="0"/>
-                <w:color w:val="EA580C"/>
-                <w:sz w:val="16"/>
-              </w:rPr>
-              <w:t>Moyenne</w:t>
-            </w:r>
-          </w:p>
-        </w:tc>
-        <w:tc>
-          <w:tcPr>
-            <w:tcW w:type="dxa" w:w="1247"/>
-          </w:tcPr>
-          <w:p>
-            <w:r>
-              <w:rPr>
-                <w:b/>
-                <w:i w:val="0"/>
-                <w:sz w:val="16"/>
-              </w:rPr>
-              <w:t>S02</w:t>
-              <w:br/>
-            </w:r>
-            <w:r>
-              <w:rPr>
-                <w:b w:val="0"/>
-                <w:i w:val="0"/>
-                <w:color w:val="64748B"/>
-                <w:sz w:val="14"/>
-              </w:rPr>
-              <w:t>Éducation</w:t>
-            </w:r>
-          </w:p>
-        </w:tc>
-        <w:tc>
-          <w:tcPr>
-            <w:tcW w:type="dxa" w:w="1531"/>
-          </w:tcPr>
-          <w:p>
-            <w:r>
-              <w:rPr>
-                <w:b/>
-                <w:i w:val="0"/>
-                <w:color w:val="16A34A"/>
-                <w:sz w:val="16"/>
-              </w:rPr>
-              <w:t>s01q64, s00q04, s02q20, s02q25, s01q00b, s02q17_2, s02q15_2</w:t>
-            </w:r>
-          </w:p>
-        </w:tc>
-        <w:tc>
-          <w:tcPr>
-            <w:tcW w:type="dxa" w:w="1191"/>
-          </w:tcPr>
-          <w:p>
-            <w:r>
-              <w:rPr>
-                <w:b w:val="0"/>
-                <w:i w:val="0"/>
-                <w:color w:val="64748B"/>
-                <w:sz w:val="16"/>
-              </w:rPr>
-              <w:t>GT-CQ</w:t>
-            </w:r>
-          </w:p>
-        </w:tc>
-        <w:tc>
-          <w:tcPr>
-            <w:tcW w:type="dxa" w:w="4706"/>
-          </w:tcPr>
-          <w:p>
-            <w:r>
-              <w:rPr>
-                <w:b w:val="0"/>
-                <w:i w:val="0"/>
-                <w:sz w:val="17"/>
-              </w:rPr>
-              <w:t>Dans les milieux ruraux les frais d'uniformes de NDIANE FAYE qui fréquente 4ème année de Primaire sont peut-être obligatoire et sont payés aussi dans les écoles privés, prière de verifier pour corriger ou confirmer avec le QG.</w:t>
-            </w:r>
-          </w:p>
-        </w:tc>
-      </w:tr>
-      <w:tr>
-        <w:tc>
-          <w:tcPr>
-            <w:tcW w:type="dxa" w:w="964"/>
-          </w:tcPr>
-          <w:p>
-            <w:r>
-              <w:rPr>
-                <w:b/>
-                <w:i w:val="0"/>
-                <w:color w:val="EA580C"/>
-                <w:sz w:val="16"/>
-              </w:rPr>
-              <w:t>Moyenne</w:t>
-            </w:r>
-          </w:p>
-        </w:tc>
-        <w:tc>
-          <w:tcPr>
-            <w:tcW w:type="dxa" w:w="1247"/>
-          </w:tcPr>
-          <w:p>
-            <w:r>
-              <w:rPr>
-                <w:b/>
-                <w:i w:val="0"/>
-                <w:sz w:val="16"/>
-              </w:rPr>
-              <w:t>S02</w:t>
-              <w:br/>
-            </w:r>
-            <w:r>
-              <w:rPr>
-                <w:b w:val="0"/>
-                <w:i w:val="0"/>
-                <w:color w:val="64748B"/>
-                <w:sz w:val="14"/>
-              </w:rPr>
-              <w:t>Éducation</w:t>
-            </w:r>
-          </w:p>
-        </w:tc>
-        <w:tc>
-          <w:tcPr>
-            <w:tcW w:type="dxa" w:w="1531"/>
-          </w:tcPr>
-          <w:p>
-            <w:r>
-              <w:rPr>
-                <w:b/>
-                <w:i w:val="0"/>
-                <w:color w:val="16A34A"/>
-                <w:sz w:val="16"/>
-              </w:rPr>
-              <w:t>—</w:t>
-            </w:r>
-          </w:p>
-        </w:tc>
-        <w:tc>
-          <w:tcPr>
-            <w:tcW w:type="dxa" w:w="1191"/>
-          </w:tcPr>
-          <w:p>
-            <w:r>
-              <w:rPr>
-                <w:b w:val="0"/>
-                <w:i w:val="0"/>
-                <w:color w:val="64748B"/>
-                <w:sz w:val="16"/>
-              </w:rPr>
-              <w:t>GT-CQ</w:t>
-            </w:r>
-          </w:p>
-        </w:tc>
-        <w:tc>
-          <w:tcPr>
-            <w:tcW w:type="dxa" w:w="4706"/>
-          </w:tcPr>
-          <w:p>
-            <w:r>
-              <w:rPr>
-                <w:b w:val="0"/>
-                <w:i w:val="0"/>
-                <w:sz w:val="17"/>
-              </w:rPr>
-              <w:t>Attention!!! le montant payé pour les frais de scolarité ( 6000 FCFA) de ASTOU FAYE  qui fréquente 1ére année de Secondaire 1 (Moyen) Général semble faible.</w:t>
-            </w:r>
-          </w:p>
-        </w:tc>
-      </w:tr>
-      <w:tr>
-        <w:tc>
-          <w:tcPr>
-            <w:tcW w:type="dxa" w:w="964"/>
-          </w:tcPr>
-          <w:p>
-            <w:r>
-              <w:rPr>
-                <w:b/>
-                <w:i w:val="0"/>
-                <w:color w:val="EA580C"/>
-                <w:sz w:val="16"/>
-              </w:rPr>
-              <w:t>Moyenne</w:t>
-            </w:r>
-          </w:p>
-        </w:tc>
-        <w:tc>
-          <w:tcPr>
-            <w:tcW w:type="dxa" w:w="1247"/>
-          </w:tcPr>
-          <w:p>
-            <w:r>
-              <w:rPr>
-                <w:b/>
-                <w:i w:val="0"/>
-                <w:sz w:val="16"/>
-              </w:rPr>
-              <w:t>S02</w:t>
-              <w:br/>
-            </w:r>
-            <w:r>
-              <w:rPr>
-                <w:b w:val="0"/>
-                <w:i w:val="0"/>
-                <w:color w:val="64748B"/>
-                <w:sz w:val="14"/>
-              </w:rPr>
-              <w:t>Éducation</w:t>
-            </w:r>
-          </w:p>
-        </w:tc>
-        <w:tc>
-          <w:tcPr>
-            <w:tcW w:type="dxa" w:w="1531"/>
-          </w:tcPr>
-          <w:p>
-            <w:r>
-              <w:rPr>
-                <w:b/>
-                <w:i w:val="0"/>
-                <w:color w:val="16A34A"/>
-                <w:sz w:val="16"/>
-              </w:rPr>
-              <w:t>s01q64, s00q04, s02q20, s02q25, s01q00b, s02q17_2, s02q15_2</w:t>
-            </w:r>
-          </w:p>
-        </w:tc>
-        <w:tc>
-          <w:tcPr>
-            <w:tcW w:type="dxa" w:w="1191"/>
-          </w:tcPr>
-          <w:p>
-            <w:r>
-              <w:rPr>
-                <w:b w:val="0"/>
-                <w:i w:val="0"/>
-                <w:color w:val="64748B"/>
-                <w:sz w:val="16"/>
-              </w:rPr>
-              <w:t>GT-CQ</w:t>
-            </w:r>
-          </w:p>
-        </w:tc>
-        <w:tc>
-          <w:tcPr>
-            <w:tcW w:type="dxa" w:w="4706"/>
-          </w:tcPr>
-          <w:p>
-            <w:r>
-              <w:rPr>
-                <w:b w:val="0"/>
-                <w:i w:val="0"/>
-                <w:sz w:val="17"/>
-              </w:rPr>
-              <w:t>Dans les milieux ruraux les frais d'uniformes de ASTOU FAYE qui fréquente 1ére année de Secondaire 1 (Moyen) Général sont peut-être obligatoire et sont payés aussi dans les écoles privés, prière de verifier pour corriger ou confirmer avec le QG.</w:t>
-            </w:r>
-          </w:p>
-        </w:tc>
-      </w:tr>
-      <w:tr>
-        <w:tc>
-          <w:tcPr>
-            <w:tcW w:type="dxa" w:w="964"/>
-          </w:tcPr>
-          <w:p>
-            <w:r>
-              <w:rPr>
-                <w:b/>
-                <w:i w:val="0"/>
-                <w:color w:val="EA580C"/>
-                <w:sz w:val="16"/>
-              </w:rPr>
-              <w:t>Moyenne</w:t>
-            </w:r>
-          </w:p>
-        </w:tc>
-        <w:tc>
-          <w:tcPr>
-            <w:tcW w:type="dxa" w:w="1247"/>
-          </w:tcPr>
-          <w:p>
-            <w:r>
-              <w:rPr>
-                <w:b/>
-                <w:i w:val="0"/>
-                <w:sz w:val="16"/>
-              </w:rPr>
-              <w:t>S02</w:t>
-              <w:br/>
-            </w:r>
-            <w:r>
-              <w:rPr>
-                <w:b w:val="0"/>
-                <w:i w:val="0"/>
-                <w:color w:val="64748B"/>
-                <w:sz w:val="14"/>
-              </w:rPr>
-              <w:t>Éducation</w:t>
-            </w:r>
-          </w:p>
-        </w:tc>
-        <w:tc>
-          <w:tcPr>
-            <w:tcW w:type="dxa" w:w="1531"/>
-          </w:tcPr>
-          <w:p>
-            <w:r>
-              <w:rPr>
-                <w:b/>
-                <w:i w:val="0"/>
-                <w:color w:val="16A34A"/>
-                <w:sz w:val="16"/>
-              </w:rPr>
-              <w:t>—</w:t>
-            </w:r>
-          </w:p>
-        </w:tc>
-        <w:tc>
-          <w:tcPr>
-            <w:tcW w:type="dxa" w:w="1191"/>
-          </w:tcPr>
-          <w:p>
-            <w:r>
-              <w:rPr>
-                <w:b w:val="0"/>
-                <w:i w:val="0"/>
-                <w:color w:val="64748B"/>
-                <w:sz w:val="16"/>
-              </w:rPr>
-              <w:t>GT-CQ</w:t>
-            </w:r>
-          </w:p>
-        </w:tc>
-        <w:tc>
-          <w:tcPr>
-            <w:tcW w:type="dxa" w:w="4706"/>
-          </w:tcPr>
-          <w:p>
-            <w:r>
-              <w:rPr>
-                <w:b w:val="0"/>
-                <w:i w:val="0"/>
-                <w:sz w:val="17"/>
-              </w:rPr>
-              <w:t>S'il s'agit d'achat de carburant, d'un abonnement ou dépense en &lt;teliman&gt;, d'une dépense en &lt;sotrama&gt; ou en &lt;taxi&gt; afin de se rendre à l'école, prière d'annuler ces dépenses dans cette section et de les renseignées au niveau de la section 9.</w:t>
-            </w:r>
-          </w:p>
-        </w:tc>
-      </w:tr>
-      <w:tr>
-        <w:tc>
-          <w:tcPr>
-            <w:tcW w:type="dxa" w:w="964"/>
-          </w:tcPr>
-          <w:p>
-            <w:r>
-              <w:rPr>
-                <w:b/>
-                <w:i w:val="0"/>
-                <w:color w:val="EA580C"/>
-                <w:sz w:val="16"/>
-              </w:rPr>
-              <w:t>Moyenne</w:t>
-            </w:r>
-          </w:p>
-        </w:tc>
-        <w:tc>
-          <w:tcPr>
-            <w:tcW w:type="dxa" w:w="1247"/>
-          </w:tcPr>
-          <w:p>
-            <w:r>
-              <w:rPr>
-                <w:b/>
-                <w:i w:val="0"/>
-                <w:sz w:val="16"/>
-              </w:rPr>
-              <w:t>S02</w:t>
-              <w:br/>
-            </w:r>
-            <w:r>
-              <w:rPr>
-                <w:b w:val="0"/>
-                <w:i w:val="0"/>
-                <w:color w:val="64748B"/>
-                <w:sz w:val="14"/>
-              </w:rPr>
-              <w:t>Éducation</w:t>
-            </w:r>
-          </w:p>
-        </w:tc>
-        <w:tc>
-          <w:tcPr>
-            <w:tcW w:type="dxa" w:w="1531"/>
-          </w:tcPr>
-          <w:p>
-            <w:r>
-              <w:rPr>
-                <w:b/>
-                <w:i w:val="0"/>
-                <w:color w:val="16A34A"/>
-                <w:sz w:val="16"/>
-              </w:rPr>
-              <w:t>—</w:t>
-            </w:r>
-          </w:p>
-        </w:tc>
-        <w:tc>
-          <w:tcPr>
-            <w:tcW w:type="dxa" w:w="1191"/>
-          </w:tcPr>
-          <w:p>
-            <w:r>
-              <w:rPr>
-                <w:b w:val="0"/>
-                <w:i w:val="0"/>
-                <w:color w:val="64748B"/>
-                <w:sz w:val="16"/>
-              </w:rPr>
-              <w:t>GT-CQ</w:t>
-            </w:r>
-          </w:p>
-        </w:tc>
-        <w:tc>
-          <w:tcPr>
-            <w:tcW w:type="dxa" w:w="4706"/>
-          </w:tcPr>
-          <w:p>
-            <w:r>
-              <w:rPr>
-                <w:b w:val="0"/>
-                <w:i w:val="0"/>
-                <w:sz w:val="17"/>
-              </w:rPr>
-              <w:t>Attention ! Le frais de scolarité (6000 Fcfa) de ASTOU FAYE en 1ére année de Secondaire 1 (Moyen) Général est relativement élevé par rapport aux autres frais de scolarités observés dans cette zone.</w:t>
-            </w:r>
-          </w:p>
-        </w:tc>
-      </w:tr>
-      <w:tr>
-        <w:tc>
-          <w:tcPr>
-            <w:tcW w:type="dxa" w:w="964"/>
-          </w:tcPr>
-          <w:p>
-            <w:r>
-              <w:rPr>
-                <w:b/>
-                <w:i w:val="0"/>
-                <w:color w:val="EA580C"/>
-                <w:sz w:val="16"/>
-              </w:rPr>
-              <w:t>Moyenne</w:t>
-            </w:r>
-          </w:p>
-        </w:tc>
-        <w:tc>
-          <w:tcPr>
-            <w:tcW w:type="dxa" w:w="1247"/>
-          </w:tcPr>
-          <w:p>
-            <w:r>
-              <w:rPr>
-                <w:b/>
-                <w:i w:val="0"/>
-                <w:sz w:val="16"/>
-              </w:rPr>
-              <w:t>S02</w:t>
-              <w:br/>
-            </w:r>
-            <w:r>
-              <w:rPr>
-                <w:b w:val="0"/>
-                <w:i w:val="0"/>
-                <w:color w:val="64748B"/>
-                <w:sz w:val="14"/>
-              </w:rPr>
-              <w:t>Éducation</w:t>
-            </w:r>
-          </w:p>
-        </w:tc>
-        <w:tc>
-          <w:tcPr>
-            <w:tcW w:type="dxa" w:w="1531"/>
-          </w:tcPr>
-          <w:p>
-            <w:r>
-              <w:rPr>
-                <w:b/>
-                <w:i w:val="0"/>
-                <w:color w:val="16A34A"/>
-                <w:sz w:val="16"/>
-              </w:rPr>
-              <w:t>—</w:t>
-            </w:r>
-          </w:p>
-        </w:tc>
-        <w:tc>
-          <w:tcPr>
-            <w:tcW w:type="dxa" w:w="1191"/>
-          </w:tcPr>
-          <w:p>
-            <w:r>
-              <w:rPr>
-                <w:b w:val="0"/>
-                <w:i w:val="0"/>
-                <w:color w:val="64748B"/>
-                <w:sz w:val="16"/>
-              </w:rPr>
-              <w:t>GT-CQ</w:t>
-            </w:r>
-          </w:p>
-        </w:tc>
-        <w:tc>
-          <w:tcPr>
-            <w:tcW w:type="dxa" w:w="4706"/>
-          </w:tcPr>
-          <w:p>
-            <w:r>
-              <w:rPr>
-                <w:b w:val="0"/>
-                <w:i w:val="0"/>
-                <w:sz w:val="17"/>
-              </w:rPr>
-              <w:t>Prière de corriger ou de confirmer avec le QG.</w:t>
-            </w:r>
-          </w:p>
-        </w:tc>
-      </w:tr>
-      <w:tr>
-        <w:tc>
-          <w:tcPr>
-            <w:tcW w:type="dxa" w:w="964"/>
-          </w:tcPr>
-          <w:p>
-            <w:r>
-              <w:rPr>
-                <w:b/>
-                <w:i w:val="0"/>
-                <w:color w:val="EA580C"/>
-                <w:sz w:val="16"/>
-              </w:rPr>
-              <w:t>Moyenne</w:t>
-            </w:r>
-          </w:p>
-        </w:tc>
-        <w:tc>
-          <w:tcPr>
-            <w:tcW w:type="dxa" w:w="1247"/>
-          </w:tcPr>
-          <w:p>
-            <w:r>
-              <w:rPr>
-                <w:b/>
-                <w:i w:val="0"/>
-                <w:sz w:val="16"/>
-              </w:rPr>
-              <w:t>S02</w:t>
-              <w:br/>
-            </w:r>
-            <w:r>
-              <w:rPr>
-                <w:b w:val="0"/>
-                <w:i w:val="0"/>
-                <w:color w:val="64748B"/>
-                <w:sz w:val="14"/>
-              </w:rPr>
-              <w:t>Éducation</w:t>
-            </w:r>
-          </w:p>
-        </w:tc>
-        <w:tc>
-          <w:tcPr>
-            <w:tcW w:type="dxa" w:w="1531"/>
-          </w:tcPr>
-          <w:p>
-            <w:r>
-              <w:rPr>
-                <w:b/>
-                <w:i w:val="0"/>
-                <w:color w:val="16A34A"/>
-                <w:sz w:val="16"/>
-              </w:rPr>
-              <w:t>—</w:t>
-            </w:r>
-          </w:p>
-        </w:tc>
-        <w:tc>
-          <w:tcPr>
-            <w:tcW w:type="dxa" w:w="1191"/>
-          </w:tcPr>
-          <w:p>
-            <w:r>
-              <w:rPr>
-                <w:b w:val="0"/>
-                <w:i w:val="0"/>
-                <w:color w:val="64748B"/>
-                <w:sz w:val="16"/>
-              </w:rPr>
-              <w:t>GT-CQ</w:t>
-            </w:r>
-          </w:p>
-        </w:tc>
-        <w:tc>
-          <w:tcPr>
-            <w:tcW w:type="dxa" w:w="4706"/>
-          </w:tcPr>
-          <w:p>
-            <w:r>
-              <w:rPr>
-                <w:b w:val="0"/>
-                <w:i w:val="0"/>
-                <w:sz w:val="17"/>
-              </w:rPr>
-              <w:t>Attention!!! le montant payé pour les frais de scolarité ( 6000 FCFA) de TENING FAYE  qui fréquente 1ére année de Secondaire 1 (Moyen) Général semble faible.</w:t>
-            </w:r>
-          </w:p>
-        </w:tc>
-      </w:tr>
-      <w:tr>
-        <w:tc>
-          <w:tcPr>
-            <w:tcW w:type="dxa" w:w="964"/>
-          </w:tcPr>
-          <w:p>
-            <w:r>
-              <w:rPr>
-                <w:b/>
-                <w:i w:val="0"/>
-                <w:color w:val="EA580C"/>
-                <w:sz w:val="16"/>
-              </w:rPr>
-              <w:t>Moyenne</w:t>
-            </w:r>
-          </w:p>
-        </w:tc>
-        <w:tc>
-          <w:tcPr>
-            <w:tcW w:type="dxa" w:w="1247"/>
-          </w:tcPr>
-          <w:p>
-            <w:r>
-              <w:rPr>
-                <w:b/>
-                <w:i w:val="0"/>
-                <w:sz w:val="16"/>
-              </w:rPr>
-              <w:t>S02</w:t>
-              <w:br/>
-            </w:r>
-            <w:r>
-              <w:rPr>
-                <w:b w:val="0"/>
-                <w:i w:val="0"/>
-                <w:color w:val="64748B"/>
-                <w:sz w:val="14"/>
-              </w:rPr>
-              <w:t>Éducation</w:t>
-            </w:r>
-          </w:p>
-        </w:tc>
-        <w:tc>
-          <w:tcPr>
-            <w:tcW w:type="dxa" w:w="1531"/>
-          </w:tcPr>
-          <w:p>
-            <w:r>
-              <w:rPr>
-                <w:b/>
-                <w:i w:val="0"/>
-                <w:color w:val="16A34A"/>
-                <w:sz w:val="16"/>
-              </w:rPr>
-              <w:t>s01q64, s00q04, s02q20, s02q25, s01q00b, s02q17_2, s02q15_2</w:t>
-            </w:r>
-          </w:p>
-        </w:tc>
-        <w:tc>
-          <w:tcPr>
-            <w:tcW w:type="dxa" w:w="1191"/>
-          </w:tcPr>
-          <w:p>
-            <w:r>
-              <w:rPr>
-                <w:b w:val="0"/>
-                <w:i w:val="0"/>
-                <w:color w:val="64748B"/>
-                <w:sz w:val="16"/>
-              </w:rPr>
-              <w:t>GT-CQ</w:t>
-            </w:r>
-          </w:p>
-        </w:tc>
-        <w:tc>
-          <w:tcPr>
-            <w:tcW w:type="dxa" w:w="4706"/>
-          </w:tcPr>
-          <w:p>
-            <w:r>
-              <w:rPr>
-                <w:b w:val="0"/>
-                <w:i w:val="0"/>
-                <w:sz w:val="17"/>
-              </w:rPr>
-              <w:t>Dans les milieux ruraux les frais d'uniformes de TENING FAYE qui fréquente 1ére année de Secondaire 1 (Moyen) Général sont peut-être obligatoire et sont payés aussi dans les écoles privés, prière de verifier pour corriger ou confirmer avec le QG.</w:t>
-            </w:r>
-          </w:p>
-        </w:tc>
-      </w:tr>
-      <w:tr>
-        <w:tc>
-          <w:tcPr>
-            <w:tcW w:type="dxa" w:w="964"/>
-          </w:tcPr>
-          <w:p>
-            <w:r>
-              <w:rPr>
-                <w:b/>
-                <w:i w:val="0"/>
-                <w:color w:val="EA580C"/>
-                <w:sz w:val="16"/>
-              </w:rPr>
-              <w:t>Moyenne</w:t>
-            </w:r>
-          </w:p>
-        </w:tc>
-        <w:tc>
-          <w:tcPr>
-            <w:tcW w:type="dxa" w:w="1247"/>
-          </w:tcPr>
-          <w:p>
-            <w:r>
-              <w:rPr>
-                <w:b/>
-                <w:i w:val="0"/>
-                <w:sz w:val="16"/>
-              </w:rPr>
-              <w:t>S02</w:t>
-              <w:br/>
-            </w:r>
-            <w:r>
-              <w:rPr>
-                <w:b w:val="0"/>
-                <w:i w:val="0"/>
-                <w:color w:val="64748B"/>
-                <w:sz w:val="14"/>
-              </w:rPr>
-              <w:t>Éducation</w:t>
-            </w:r>
-          </w:p>
-        </w:tc>
-        <w:tc>
-          <w:tcPr>
-            <w:tcW w:type="dxa" w:w="1531"/>
-          </w:tcPr>
-          <w:p>
-            <w:r>
-              <w:rPr>
-                <w:b/>
-                <w:i w:val="0"/>
-                <w:color w:val="16A34A"/>
-                <w:sz w:val="16"/>
-              </w:rPr>
-              <w:t>—</w:t>
-            </w:r>
-          </w:p>
-        </w:tc>
-        <w:tc>
-          <w:tcPr>
-            <w:tcW w:type="dxa" w:w="1191"/>
-          </w:tcPr>
-          <w:p>
-            <w:r>
-              <w:rPr>
-                <w:b w:val="0"/>
-                <w:i w:val="0"/>
-                <w:color w:val="64748B"/>
-                <w:sz w:val="16"/>
-              </w:rPr>
-              <w:t>GT-CQ</w:t>
-            </w:r>
-          </w:p>
-        </w:tc>
-        <w:tc>
-          <w:tcPr>
-            <w:tcW w:type="dxa" w:w="4706"/>
-          </w:tcPr>
-          <w:p>
-            <w:r>
-              <w:rPr>
-                <w:b w:val="0"/>
-                <w:i w:val="0"/>
-                <w:sz w:val="17"/>
-              </w:rPr>
-              <w:t>Attention ! Le frais de scolarité (6000 Fcfa) de TENING FAYE en 1ére année de Secondaire 1 (Moyen) Général est relativement élevé par rapport aux autres frais de scolarités observés dans cette zone.</w:t>
-            </w:r>
-          </w:p>
-        </w:tc>
-      </w:tr>
-      <w:tr>
-        <w:tc>
-          <w:tcPr>
-            <w:tcW w:type="dxa" w:w="964"/>
-          </w:tcPr>
-          <w:p>
-            <w:r>
-              <w:rPr>
-                <w:b/>
-                <w:i w:val="0"/>
-                <w:color w:val="EA580C"/>
-                <w:sz w:val="16"/>
-              </w:rPr>
-              <w:t>Moyenne</w:t>
-            </w:r>
-          </w:p>
-        </w:tc>
-        <w:tc>
-          <w:tcPr>
-            <w:tcW w:type="dxa" w:w="1247"/>
-          </w:tcPr>
-          <w:p>
-            <w:r>
-              <w:rPr>
-                <w:b/>
-                <w:i w:val="0"/>
-                <w:sz w:val="16"/>
-              </w:rPr>
-              <w:t>S02</w:t>
-              <w:br/>
-            </w:r>
-            <w:r>
-              <w:rPr>
-                <w:b w:val="0"/>
-                <w:i w:val="0"/>
-                <w:color w:val="64748B"/>
-                <w:sz w:val="14"/>
-              </w:rPr>
-              <w:t>Éducation</w:t>
-            </w:r>
-          </w:p>
-        </w:tc>
-        <w:tc>
-          <w:tcPr>
-            <w:tcW w:type="dxa" w:w="1531"/>
-          </w:tcPr>
-          <w:p>
-            <w:r>
-              <w:rPr>
-                <w:b/>
-                <w:i w:val="0"/>
-                <w:color w:val="16A34A"/>
-                <w:sz w:val="16"/>
-              </w:rPr>
-              <w:t>—</w:t>
-            </w:r>
-          </w:p>
-        </w:tc>
-        <w:tc>
-          <w:tcPr>
-            <w:tcW w:type="dxa" w:w="1191"/>
-          </w:tcPr>
-          <w:p>
-            <w:r>
-              <w:rPr>
-                <w:b w:val="0"/>
-                <w:i w:val="0"/>
-                <w:color w:val="64748B"/>
-                <w:sz w:val="16"/>
-              </w:rPr>
-              <w:t>GT-CQ</w:t>
-            </w:r>
-          </w:p>
-        </w:tc>
-        <w:tc>
-          <w:tcPr>
-            <w:tcW w:type="dxa" w:w="4706"/>
-          </w:tcPr>
-          <w:p>
-            <w:r>
-              <w:rPr>
-                <w:b w:val="0"/>
-                <w:i w:val="0"/>
-                <w:sz w:val="17"/>
-              </w:rPr>
-              <w:t>veuillez, s'il vous plait, confirmer les frais de scolarité ( 1000 FCFA) payée de LAMP FAYE avec le QG ou apporter les corrections nécessaires.</w:t>
-            </w:r>
-          </w:p>
-        </w:tc>
-      </w:tr>
-      <w:tr>
-        <w:tc>
-          <w:tcPr>
-            <w:tcW w:type="dxa" w:w="964"/>
-          </w:tcPr>
-          <w:p>
-            <w:r>
-              <w:rPr>
-                <w:b/>
-                <w:i w:val="0"/>
-                <w:color w:val="EA580C"/>
-                <w:sz w:val="16"/>
-              </w:rPr>
-              <w:t>Moyenne</w:t>
-            </w:r>
-          </w:p>
-        </w:tc>
-        <w:tc>
-          <w:tcPr>
-            <w:tcW w:type="dxa" w:w="1247"/>
-          </w:tcPr>
-          <w:p>
-            <w:r>
-              <w:rPr>
-                <w:b/>
-                <w:i w:val="0"/>
-                <w:sz w:val="16"/>
-              </w:rPr>
-              <w:t>S02</w:t>
-              <w:br/>
-            </w:r>
-            <w:r>
-              <w:rPr>
-                <w:b w:val="0"/>
-                <w:i w:val="0"/>
-                <w:color w:val="64748B"/>
-                <w:sz w:val="14"/>
-              </w:rPr>
-              <w:t>Éducation</w:t>
-            </w:r>
-          </w:p>
-        </w:tc>
-        <w:tc>
-          <w:tcPr>
-            <w:tcW w:type="dxa" w:w="1531"/>
-          </w:tcPr>
-          <w:p>
-            <w:r>
-              <w:rPr>
-                <w:b/>
-                <w:i w:val="0"/>
-                <w:color w:val="16A34A"/>
-                <w:sz w:val="16"/>
-              </w:rPr>
-              <w:t>—</w:t>
-            </w:r>
-          </w:p>
-        </w:tc>
-        <w:tc>
-          <w:tcPr>
-            <w:tcW w:type="dxa" w:w="1191"/>
-          </w:tcPr>
-          <w:p>
-            <w:r>
-              <w:rPr>
-                <w:b w:val="0"/>
-                <w:i w:val="0"/>
-                <w:color w:val="64748B"/>
-                <w:sz w:val="16"/>
-              </w:rPr>
-              <w:t>GT-CQ</w:t>
-            </w:r>
-          </w:p>
-        </w:tc>
-        <w:tc>
-          <w:tcPr>
-            <w:tcW w:type="dxa" w:w="4706"/>
-          </w:tcPr>
-          <w:p>
-            <w:r>
-              <w:rPr>
-                <w:b w:val="0"/>
-                <w:i w:val="0"/>
-                <w:sz w:val="17"/>
-              </w:rPr>
               <w:t>Attention!!! le montant payé pour les frais de scolarité ( 1000 FCFA) de THIABOU FAYE  qui fréquente 5ème année de Primaire semble faible.</w:t>
-            </w:r>
-          </w:p>
-        </w:tc>
-      </w:tr>
-      <w:tr>
-        <w:tc>
-          <w:tcPr>
-            <w:tcW w:type="dxa" w:w="964"/>
-          </w:tcPr>
-          <w:p>
-            <w:r>
-              <w:rPr>
-                <w:b/>
-                <w:i w:val="0"/>
-                <w:color w:val="EA580C"/>
-                <w:sz w:val="16"/>
-              </w:rPr>
-              <w:t>Moyenne</w:t>
-            </w:r>
-          </w:p>
-        </w:tc>
-        <w:tc>
-          <w:tcPr>
-            <w:tcW w:type="dxa" w:w="1247"/>
-          </w:tcPr>
-          <w:p>
-            <w:r>
-              <w:rPr>
-                <w:b/>
-                <w:i w:val="0"/>
-                <w:sz w:val="16"/>
-              </w:rPr>
-              <w:t>S02</w:t>
-              <w:br/>
-            </w:r>
-            <w:r>
-              <w:rPr>
-                <w:b w:val="0"/>
-                <w:i w:val="0"/>
-                <w:color w:val="64748B"/>
-                <w:sz w:val="14"/>
-              </w:rPr>
-              <w:t>Éducation</w:t>
-            </w:r>
-          </w:p>
-        </w:tc>
-        <w:tc>
-          <w:tcPr>
-            <w:tcW w:type="dxa" w:w="1531"/>
-          </w:tcPr>
-          <w:p>
-            <w:r>
-              <w:rPr>
-                <w:b/>
-                <w:i w:val="0"/>
-                <w:color w:val="16A34A"/>
-                <w:sz w:val="16"/>
-              </w:rPr>
-              <w:t>—</w:t>
-            </w:r>
-          </w:p>
-        </w:tc>
-        <w:tc>
-          <w:tcPr>
-            <w:tcW w:type="dxa" w:w="1191"/>
-          </w:tcPr>
-          <w:p>
-            <w:r>
-              <w:rPr>
-                <w:b w:val="0"/>
-                <w:i w:val="0"/>
-                <w:color w:val="64748B"/>
-                <w:sz w:val="16"/>
-              </w:rPr>
-              <w:t>GT-CQ</w:t>
-            </w:r>
-          </w:p>
-        </w:tc>
-        <w:tc>
-          <w:tcPr>
-            <w:tcW w:type="dxa" w:w="4706"/>
-          </w:tcPr>
-          <w:p>
-            <w:r>
-              <w:rPr>
-                <w:b w:val="0"/>
-                <w:i w:val="0"/>
-                <w:sz w:val="17"/>
-              </w:rPr>
-              <w:t>veuillez, s'il vous plait, confirmer la cotisation ( 1000 FCFA) payée de THIABOU FAYE avec le QG ou apporter les corrections nécessaires.</w:t>
             </w:r>
           </w:p>
         </w:tc>
